--- a/BCA-609_Data_Visualization_Lab - Dr. Chetna Thakur/Program_Report_File/Practical File Python 5th Viva - Practical - 607.docx
+++ b/BCA-609_Data_Visualization_Lab - Dr. Chetna Thakur/Program_Report_File/Practical File Python 5th Viva - Practical - 607.docx
@@ -376,9 +376,108 @@
           <w:szCs w:val="24"/>
           <w:lang w:val="en-IN"/>
         </w:rPr>
-        <w:t>#</w:t>
-      </w:r>
-      <w:r>
+        <w:t># Import Required Libraries</w:t>
+      </w:r>
+    </w:p>
+    <w:p>
+      <w:pPr>
+        <w:tabs>
+          <w:tab w:val="left" w:pos="2184"/>
+          <w:tab w:val="left" w:pos="4740"/>
+        </w:tabs>
+        <w:spacing w:after="0"/>
+        <w:ind w:left="720"/>
+        <w:rPr>
+          <w:rFonts w:ascii="Times New Roman" w:hAnsi="Times New Roman" w:cs="Times New Roman"/>
+          <w:sz w:val="24"/>
+          <w:szCs w:val="24"/>
+          <w:lang w:val="en-IN"/>
+        </w:rPr>
+      </w:pPr>
+      <w:r>
+        <w:rPr>
+          <w:rFonts w:ascii="Times New Roman" w:hAnsi="Times New Roman" w:cs="Times New Roman"/>
+          <w:sz w:val="24"/>
+          <w:szCs w:val="24"/>
+          <w:lang w:val="en-IN"/>
+        </w:rPr>
+        <w:t>import pandas as pd</w:t>
+      </w:r>
+    </w:p>
+    <w:p>
+      <w:pPr>
+        <w:tabs>
+          <w:tab w:val="left" w:pos="2184"/>
+          <w:tab w:val="left" w:pos="4740"/>
+        </w:tabs>
+        <w:spacing w:after="0"/>
+        <w:ind w:left="720"/>
+        <w:rPr>
+          <w:rFonts w:ascii="Times New Roman" w:hAnsi="Times New Roman" w:cs="Times New Roman"/>
+          <w:sz w:val="24"/>
+          <w:szCs w:val="24"/>
+          <w:lang w:val="en-IN"/>
+        </w:rPr>
+      </w:pPr>
+      <w:r>
+        <w:rPr>
+          <w:rFonts w:ascii="Times New Roman" w:hAnsi="Times New Roman" w:cs="Times New Roman"/>
+          <w:sz w:val="24"/>
+          <w:szCs w:val="24"/>
+          <w:lang w:val="en-IN"/>
+        </w:rPr>
+        <w:t>import numpy as np</w:t>
+      </w:r>
+    </w:p>
+    <w:p>
+      <w:pPr>
+        <w:tabs>
+          <w:tab w:val="left" w:pos="2184"/>
+          <w:tab w:val="left" w:pos="4740"/>
+        </w:tabs>
+        <w:spacing w:after="0"/>
+        <w:ind w:left="720"/>
+        <w:rPr>
+          <w:rFonts w:ascii="Times New Roman" w:hAnsi="Times New Roman" w:cs="Times New Roman"/>
+          <w:sz w:val="24"/>
+          <w:szCs w:val="24"/>
+          <w:lang w:val="en-IN"/>
+        </w:rPr>
+      </w:pPr>
+      <w:r>
+        <w:rPr>
+          <w:rFonts w:ascii="Times New Roman" w:hAnsi="Times New Roman" w:cs="Times New Roman"/>
+          <w:sz w:val="24"/>
+          <w:szCs w:val="24"/>
+          <w:lang w:val="en-IN"/>
+        </w:rPr>
+        <w:t>import matplotlib.pyplot as plt</w:t>
+      </w:r>
+    </w:p>
+    <w:p>
+      <w:pPr>
+        <w:tabs>
+          <w:tab w:val="left" w:pos="2184"/>
+          <w:tab w:val="left" w:pos="4740"/>
+        </w:tabs>
+        <w:spacing w:after="0"/>
+        <w:ind w:left="720"/>
+        <w:rPr>
+          <w:rFonts w:ascii="Times New Roman" w:hAnsi="Times New Roman" w:cs="Times New Roman"/>
+          <w:sz w:val="24"/>
+          <w:szCs w:val="24"/>
+          <w:lang w:val="en-IN"/>
+        </w:rPr>
+      </w:pPr>
+    </w:p>
+    <w:p>
+      <w:pPr>
+        <w:tabs>
+          <w:tab w:val="left" w:pos="2184"/>
+          <w:tab w:val="left" w:pos="4740"/>
+        </w:tabs>
+        <w:spacing w:after="0"/>
+        <w:ind w:left="720"/>
         <w:rPr>
           <w:rFonts w:ascii="Times New Roman" w:hAnsi="Times New Roman" w:cs="Times New Roman"/>
           <w:b/>
@@ -388,7 +487,18 @@
           <w:szCs w:val="24"/>
           <w:lang w:val="en-IN"/>
         </w:rPr>
-        <w:t xml:space="preserve"> Import Required Libraries</w:t>
+      </w:pPr>
+      <w:r>
+        <w:rPr>
+          <w:rFonts w:ascii="Times New Roman" w:hAnsi="Times New Roman" w:cs="Times New Roman"/>
+          <w:b/>
+          <w:bCs/>
+          <w:color w:val="00B050"/>
+          <w:sz w:val="24"/>
+          <w:szCs w:val="24"/>
+          <w:lang w:val="en-IN"/>
+        </w:rPr>
+        <w:t># Load the Given Student CSV Dataset</w:t>
       </w:r>
     </w:p>
     <w:p>
@@ -413,7 +523,7 @@
           <w:szCs w:val="24"/>
           <w:lang w:val="en-IN"/>
         </w:rPr>
-        <w:t>import pandas as pd</w:t>
+        <w:t>file = "Uncleaned_Student_Dataset.csv"</w:t>
       </w:r>
     </w:p>
     <w:p>
@@ -431,14 +541,45 @@
           <w:lang w:val="en-IN"/>
         </w:rPr>
       </w:pPr>
-      <w:r>
-        <w:rPr>
-          <w:rFonts w:ascii="Times New Roman" w:hAnsi="Times New Roman" w:cs="Times New Roman"/>
-          <w:sz w:val="24"/>
-          <w:szCs w:val="24"/>
-          <w:lang w:val="en-IN"/>
-        </w:rPr>
-        <w:t>import numpy as np</w:t>
+      <w:proofErr w:type="spellStart"/>
+      <w:r>
+        <w:rPr>
+          <w:rFonts w:ascii="Times New Roman" w:hAnsi="Times New Roman" w:cs="Times New Roman"/>
+          <w:sz w:val="24"/>
+          <w:szCs w:val="24"/>
+          <w:lang w:val="en-IN"/>
+        </w:rPr>
+        <w:t>df</w:t>
+      </w:r>
+      <w:proofErr w:type="spellEnd"/>
+      <w:r>
+        <w:rPr>
+          <w:rFonts w:ascii="Times New Roman" w:hAnsi="Times New Roman" w:cs="Times New Roman"/>
+          <w:sz w:val="24"/>
+          <w:szCs w:val="24"/>
+          <w:lang w:val="en-IN"/>
+        </w:rPr>
+        <w:t xml:space="preserve"> = </w:t>
+      </w:r>
+      <w:proofErr w:type="spellStart"/>
+      <w:r>
+        <w:rPr>
+          <w:rFonts w:ascii="Times New Roman" w:hAnsi="Times New Roman" w:cs="Times New Roman"/>
+          <w:sz w:val="24"/>
+          <w:szCs w:val="24"/>
+          <w:lang w:val="en-IN"/>
+        </w:rPr>
+        <w:t>pd.read_csv</w:t>
+      </w:r>
+      <w:proofErr w:type="spellEnd"/>
+      <w:r>
+        <w:rPr>
+          <w:rFonts w:ascii="Times New Roman" w:hAnsi="Times New Roman" w:cs="Times New Roman"/>
+          <w:sz w:val="24"/>
+          <w:szCs w:val="24"/>
+          <w:lang w:val="en-IN"/>
+        </w:rPr>
+        <w:t>(file)</w:t>
       </w:r>
     </w:p>
     <w:p>
@@ -456,14 +597,25 @@
           <w:lang w:val="en-IN"/>
         </w:rPr>
       </w:pPr>
-      <w:r>
-        <w:rPr>
-          <w:rFonts w:ascii="Times New Roman" w:hAnsi="Times New Roman" w:cs="Times New Roman"/>
-          <w:sz w:val="24"/>
-          <w:szCs w:val="24"/>
-          <w:lang w:val="en-IN"/>
-        </w:rPr>
-        <w:t>import matplotlib.pyplot as plt</w:t>
+      <w:proofErr w:type="spellStart"/>
+      <w:r>
+        <w:rPr>
+          <w:rFonts w:ascii="Times New Roman" w:hAnsi="Times New Roman" w:cs="Times New Roman"/>
+          <w:sz w:val="24"/>
+          <w:szCs w:val="24"/>
+          <w:lang w:val="en-IN"/>
+        </w:rPr>
+        <w:t>df.head</w:t>
+      </w:r>
+      <w:proofErr w:type="spellEnd"/>
+      <w:r>
+        <w:rPr>
+          <w:rFonts w:ascii="Times New Roman" w:hAnsi="Times New Roman" w:cs="Times New Roman"/>
+          <w:sz w:val="24"/>
+          <w:szCs w:val="24"/>
+          <w:lang w:val="en-IN"/>
+        </w:rPr>
+        <w:t>()</w:t>
       </w:r>
     </w:p>
     <w:p>
@@ -492,37 +644,50 @@
         <w:ind w:left="720"/>
         <w:rPr>
           <w:rFonts w:ascii="Times New Roman" w:hAnsi="Times New Roman" w:cs="Times New Roman"/>
-          <w:b/>
-          <w:bCs/>
-          <w:color w:val="00B050"/>
-          <w:sz w:val="24"/>
-          <w:szCs w:val="24"/>
-          <w:lang w:val="en-IN"/>
-        </w:rPr>
-      </w:pPr>
-      <w:r>
-        <w:rPr>
-          <w:rFonts w:ascii="Times New Roman" w:hAnsi="Times New Roman" w:cs="Times New Roman"/>
-          <w:b/>
-          <w:bCs/>
-          <w:color w:val="00B050"/>
-          <w:sz w:val="24"/>
-          <w:szCs w:val="24"/>
-          <w:lang w:val="en-IN"/>
-        </w:rPr>
-        <w:t xml:space="preserve"># </w:t>
-      </w:r>
-      <w:r>
-        <w:rPr>
-          <w:rFonts w:ascii="Times New Roman" w:hAnsi="Times New Roman" w:cs="Times New Roman"/>
-          <w:b/>
-          <w:bCs/>
-          <w:color w:val="00B050"/>
-          <w:sz w:val="24"/>
-          <w:szCs w:val="24"/>
-          <w:lang w:val="en-IN"/>
-        </w:rPr>
-        <w:t>Load the Given Student CSV Dataset</w:t>
+          <w:sz w:val="24"/>
+          <w:szCs w:val="24"/>
+          <w:lang w:val="en-IN"/>
+        </w:rPr>
+      </w:pPr>
+      <w:proofErr w:type="spellStart"/>
+      <w:r>
+        <w:rPr>
+          <w:rFonts w:ascii="Times New Roman" w:hAnsi="Times New Roman" w:cs="Times New Roman"/>
+          <w:sz w:val="24"/>
+          <w:szCs w:val="24"/>
+          <w:lang w:val="en-IN"/>
+        </w:rPr>
+        <w:t>df_bar</w:t>
+      </w:r>
+      <w:proofErr w:type="spellEnd"/>
+      <w:r>
+        <w:rPr>
+          <w:rFonts w:ascii="Times New Roman" w:hAnsi="Times New Roman" w:cs="Times New Roman"/>
+          <w:sz w:val="24"/>
+          <w:szCs w:val="24"/>
+          <w:lang w:val="en-IN"/>
+        </w:rPr>
+        <w:t xml:space="preserve"> = </w:t>
+      </w:r>
+      <w:proofErr w:type="spellStart"/>
+      <w:r>
+        <w:rPr>
+          <w:rFonts w:ascii="Times New Roman" w:hAnsi="Times New Roman" w:cs="Times New Roman"/>
+          <w:sz w:val="24"/>
+          <w:szCs w:val="24"/>
+          <w:lang w:val="en-IN"/>
+        </w:rPr>
+        <w:t>df</w:t>
+      </w:r>
+      <w:proofErr w:type="spellEnd"/>
+      <w:r>
+        <w:rPr>
+          <w:rFonts w:ascii="Times New Roman" w:hAnsi="Times New Roman" w:cs="Times New Roman"/>
+          <w:sz w:val="24"/>
+          <w:szCs w:val="24"/>
+          <w:lang w:val="en-IN"/>
+        </w:rPr>
+        <w:t>[['department', 'sgpa']]</w:t>
       </w:r>
     </w:p>
     <w:p>
@@ -540,215 +705,6 @@
           <w:lang w:val="en-IN"/>
         </w:rPr>
       </w:pPr>
-      <w:r>
-        <w:rPr>
-          <w:rFonts w:ascii="Times New Roman" w:hAnsi="Times New Roman" w:cs="Times New Roman"/>
-          <w:sz w:val="24"/>
-          <w:szCs w:val="24"/>
-          <w:lang w:val="en-IN"/>
-        </w:rPr>
-        <w:t>file = "Uncleaned_Student_Dataset.csv"</w:t>
-      </w:r>
-    </w:p>
-    <w:p>
-      <w:pPr>
-        <w:tabs>
-          <w:tab w:val="left" w:pos="2184"/>
-          <w:tab w:val="left" w:pos="4740"/>
-        </w:tabs>
-        <w:spacing w:after="0"/>
-        <w:ind w:left="720"/>
-        <w:rPr>
-          <w:rFonts w:ascii="Times New Roman" w:hAnsi="Times New Roman" w:cs="Times New Roman"/>
-          <w:sz w:val="24"/>
-          <w:szCs w:val="24"/>
-          <w:lang w:val="en-IN"/>
-        </w:rPr>
-      </w:pPr>
-      <w:proofErr w:type="spellStart"/>
-      <w:r>
-        <w:rPr>
-          <w:rFonts w:ascii="Times New Roman" w:hAnsi="Times New Roman" w:cs="Times New Roman"/>
-          <w:sz w:val="24"/>
-          <w:szCs w:val="24"/>
-          <w:lang w:val="en-IN"/>
-        </w:rPr>
-        <w:t>df</w:t>
-      </w:r>
-      <w:proofErr w:type="spellEnd"/>
-      <w:r>
-        <w:rPr>
-          <w:rFonts w:ascii="Times New Roman" w:hAnsi="Times New Roman" w:cs="Times New Roman"/>
-          <w:sz w:val="24"/>
-          <w:szCs w:val="24"/>
-          <w:lang w:val="en-IN"/>
-        </w:rPr>
-        <w:t xml:space="preserve"> = </w:t>
-      </w:r>
-      <w:proofErr w:type="spellStart"/>
-      <w:r>
-        <w:rPr>
-          <w:rFonts w:ascii="Times New Roman" w:hAnsi="Times New Roman" w:cs="Times New Roman"/>
-          <w:sz w:val="24"/>
-          <w:szCs w:val="24"/>
-          <w:lang w:val="en-IN"/>
-        </w:rPr>
-        <w:t>pd.read_csv</w:t>
-      </w:r>
-      <w:proofErr w:type="spellEnd"/>
-      <w:r>
-        <w:rPr>
-          <w:rFonts w:ascii="Times New Roman" w:hAnsi="Times New Roman" w:cs="Times New Roman"/>
-          <w:sz w:val="24"/>
-          <w:szCs w:val="24"/>
-          <w:lang w:val="en-IN"/>
-        </w:rPr>
-        <w:t>(file)</w:t>
-      </w:r>
-    </w:p>
-    <w:p>
-      <w:pPr>
-        <w:tabs>
-          <w:tab w:val="left" w:pos="2184"/>
-          <w:tab w:val="left" w:pos="4740"/>
-        </w:tabs>
-        <w:spacing w:after="0"/>
-        <w:ind w:left="720"/>
-        <w:rPr>
-          <w:rFonts w:ascii="Times New Roman" w:hAnsi="Times New Roman" w:cs="Times New Roman"/>
-          <w:sz w:val="24"/>
-          <w:szCs w:val="24"/>
-          <w:lang w:val="en-IN"/>
-        </w:rPr>
-      </w:pPr>
-      <w:proofErr w:type="spellStart"/>
-      <w:r>
-        <w:rPr>
-          <w:rFonts w:ascii="Times New Roman" w:hAnsi="Times New Roman" w:cs="Times New Roman"/>
-          <w:sz w:val="24"/>
-          <w:szCs w:val="24"/>
-          <w:lang w:val="en-IN"/>
-        </w:rPr>
-        <w:t>df.head</w:t>
-      </w:r>
-      <w:proofErr w:type="spellEnd"/>
-      <w:r>
-        <w:rPr>
-          <w:rFonts w:ascii="Times New Roman" w:hAnsi="Times New Roman" w:cs="Times New Roman"/>
-          <w:sz w:val="24"/>
-          <w:szCs w:val="24"/>
-          <w:lang w:val="en-IN"/>
-        </w:rPr>
-        <w:t>()</w:t>
-      </w:r>
-    </w:p>
-    <w:p>
-      <w:pPr>
-        <w:tabs>
-          <w:tab w:val="left" w:pos="2184"/>
-          <w:tab w:val="left" w:pos="4740"/>
-        </w:tabs>
-        <w:spacing w:after="0"/>
-        <w:ind w:left="720"/>
-        <w:rPr>
-          <w:rFonts w:ascii="Times New Roman" w:hAnsi="Times New Roman" w:cs="Times New Roman"/>
-          <w:sz w:val="24"/>
-          <w:szCs w:val="24"/>
-          <w:lang w:val="en-IN"/>
-        </w:rPr>
-      </w:pPr>
-    </w:p>
-    <w:p>
-      <w:pPr>
-        <w:tabs>
-          <w:tab w:val="left" w:pos="2184"/>
-          <w:tab w:val="left" w:pos="4740"/>
-        </w:tabs>
-        <w:spacing w:after="0"/>
-        <w:ind w:left="720"/>
-        <w:rPr>
-          <w:rFonts w:ascii="Times New Roman" w:hAnsi="Times New Roman" w:cs="Times New Roman"/>
-          <w:sz w:val="24"/>
-          <w:szCs w:val="24"/>
-          <w:lang w:val="en-IN"/>
-        </w:rPr>
-      </w:pPr>
-      <w:proofErr w:type="spellStart"/>
-      <w:r>
-        <w:rPr>
-          <w:rFonts w:ascii="Times New Roman" w:hAnsi="Times New Roman" w:cs="Times New Roman"/>
-          <w:sz w:val="24"/>
-          <w:szCs w:val="24"/>
-          <w:lang w:val="en-IN"/>
-        </w:rPr>
-        <w:t>df_bar</w:t>
-      </w:r>
-      <w:proofErr w:type="spellEnd"/>
-      <w:r>
-        <w:rPr>
-          <w:rFonts w:ascii="Times New Roman" w:hAnsi="Times New Roman" w:cs="Times New Roman"/>
-          <w:sz w:val="24"/>
-          <w:szCs w:val="24"/>
-          <w:lang w:val="en-IN"/>
-        </w:rPr>
-        <w:t xml:space="preserve"> = </w:t>
-      </w:r>
-      <w:proofErr w:type="spellStart"/>
-      <w:r>
-        <w:rPr>
-          <w:rFonts w:ascii="Times New Roman" w:hAnsi="Times New Roman" w:cs="Times New Roman"/>
-          <w:sz w:val="24"/>
-          <w:szCs w:val="24"/>
-          <w:lang w:val="en-IN"/>
-        </w:rPr>
-        <w:t>df</w:t>
-      </w:r>
-      <w:proofErr w:type="spellEnd"/>
-      <w:r>
-        <w:rPr>
-          <w:rFonts w:ascii="Times New Roman" w:hAnsi="Times New Roman" w:cs="Times New Roman"/>
-          <w:sz w:val="24"/>
-          <w:szCs w:val="24"/>
-          <w:lang w:val="en-IN"/>
-        </w:rPr>
-        <w:t>[['department', '</w:t>
-      </w:r>
-      <w:proofErr w:type="spellStart"/>
-      <w:r>
-        <w:rPr>
-          <w:rFonts w:ascii="Times New Roman" w:hAnsi="Times New Roman" w:cs="Times New Roman"/>
-          <w:sz w:val="24"/>
-          <w:szCs w:val="24"/>
-          <w:lang w:val="en-IN"/>
-        </w:rPr>
-        <w:t>sgpa</w:t>
-      </w:r>
-      <w:proofErr w:type="spellEnd"/>
-      <w:r>
-        <w:rPr>
-          <w:rFonts w:ascii="Times New Roman" w:hAnsi="Times New Roman" w:cs="Times New Roman"/>
-          <w:sz w:val="24"/>
-          <w:szCs w:val="24"/>
-          <w:lang w:val="en-IN"/>
-        </w:rPr>
-        <w:t>']]</w:t>
-      </w:r>
-    </w:p>
-    <w:p>
-      <w:pPr>
-        <w:tabs>
-          <w:tab w:val="left" w:pos="2184"/>
-          <w:tab w:val="left" w:pos="4740"/>
-        </w:tabs>
-        <w:spacing w:after="0"/>
-        <w:ind w:left="720"/>
-        <w:rPr>
-          <w:rFonts w:ascii="Times New Roman" w:hAnsi="Times New Roman" w:cs="Times New Roman"/>
-          <w:sz w:val="24"/>
-          <w:szCs w:val="24"/>
-          <w:lang w:val="en-IN"/>
-        </w:rPr>
-      </w:pPr>
     </w:p>
     <w:p>
       <w:pPr>
@@ -856,6 +812,7 @@
           <w:rFonts w:ascii="Times New Roman" w:hAnsi="Times New Roman" w:cs="Times New Roman"/>
           <w:b/>
           <w:bCs/>
+          <w:noProof/>
           <w:sz w:val="24"/>
           <w:szCs w:val="24"/>
           <w:lang w:val="en-IN"/>
@@ -2325,118 +2282,1462 @@
         </w:rPr>
         <w:t xml:space="preserve"> </w:t>
       </w:r>
+      <w:r>
+        <w:rPr>
+          <w:rFonts w:ascii="Times New Roman" w:hAnsi="Times New Roman" w:cs="Times New Roman"/>
+          <w:b/>
+          <w:bCs/>
+          <w:sz w:val="24"/>
+          <w:szCs w:val="24"/>
+          <w:highlight w:val="yellow"/>
+          <w:lang w:val="en-IN" w:eastAsia="en-IN"/>
+        </w:rPr>
+        <w:t>Uncleaned_Student_Dataset</w:t>
+      </w:r>
+    </w:p>
+    <w:p>
+      <w:pPr>
+        <w:ind w:left="720"/>
+        <w:rPr>
+          <w:rFonts w:ascii="Times New Roman" w:hAnsi="Times New Roman" w:cs="Times New Roman"/>
+          <w:sz w:val="24"/>
+          <w:szCs w:val="24"/>
+          <w:lang w:val="en-IN" w:eastAsia="en-IN"/>
+        </w:rPr>
+      </w:pPr>
+      <w:r>
+        <w:rPr>
+          <w:rFonts w:ascii="Times New Roman" w:hAnsi="Times New Roman" w:cs="Times New Roman"/>
+          <w:b/>
+          <w:bCs/>
+          <w:sz w:val="24"/>
+          <w:szCs w:val="24"/>
+          <w:lang w:val="en-IN" w:eastAsia="en-IN"/>
+        </w:rPr>
+        <w:t>Attributes include:</w:t>
+      </w:r>
+      <w:r>
+        <w:rPr>
+          <w:rFonts w:ascii="Times New Roman" w:hAnsi="Times New Roman" w:cs="Times New Roman"/>
+          <w:sz w:val="24"/>
+          <w:szCs w:val="24"/>
+          <w:lang w:val="en-IN" w:eastAsia="en-IN"/>
+        </w:rPr>
+        <w:t xml:space="preserve"> </w:t>
+      </w:r>
+      <w:proofErr w:type="spellStart"/>
+      <w:r>
+        <w:rPr>
+          <w:rFonts w:ascii="Times New Roman" w:hAnsi="Times New Roman" w:cs="Times New Roman"/>
+          <w:sz w:val="24"/>
+          <w:szCs w:val="24"/>
+          <w:lang w:val="en-IN" w:eastAsia="en-IN"/>
+        </w:rPr>
+        <w:t>student_id</w:t>
+      </w:r>
+      <w:proofErr w:type="spellEnd"/>
+      <w:r>
+        <w:rPr>
+          <w:rFonts w:ascii="Times New Roman" w:hAnsi="Times New Roman" w:cs="Times New Roman"/>
+          <w:sz w:val="24"/>
+          <w:szCs w:val="24"/>
+          <w:lang w:val="en-IN" w:eastAsia="en-IN"/>
+        </w:rPr>
+        <w:t xml:space="preserve">, </w:t>
+      </w:r>
+      <w:proofErr w:type="spellStart"/>
+      <w:r>
+        <w:rPr>
+          <w:rFonts w:ascii="Times New Roman" w:hAnsi="Times New Roman" w:cs="Times New Roman"/>
+          <w:sz w:val="24"/>
+          <w:szCs w:val="24"/>
+          <w:lang w:val="en-IN" w:eastAsia="en-IN"/>
+        </w:rPr>
+        <w:t>roll_number</w:t>
+      </w:r>
+      <w:proofErr w:type="spellEnd"/>
+      <w:r>
+        <w:rPr>
+          <w:rFonts w:ascii="Times New Roman" w:hAnsi="Times New Roman" w:cs="Times New Roman"/>
+          <w:sz w:val="24"/>
+          <w:szCs w:val="24"/>
+          <w:lang w:val="en-IN" w:eastAsia="en-IN"/>
+        </w:rPr>
+        <w:t xml:space="preserve">, department, program, </w:t>
+      </w:r>
+      <w:proofErr w:type="spellStart"/>
+      <w:r>
+        <w:rPr>
+          <w:rFonts w:ascii="Times New Roman" w:hAnsi="Times New Roman" w:cs="Times New Roman"/>
+          <w:sz w:val="24"/>
+          <w:szCs w:val="24"/>
+          <w:lang w:val="en-IN" w:eastAsia="en-IN"/>
+        </w:rPr>
+        <w:t>academic_year</w:t>
+      </w:r>
+      <w:proofErr w:type="spellEnd"/>
+      <w:r>
+        <w:rPr>
+          <w:rFonts w:ascii="Times New Roman" w:hAnsi="Times New Roman" w:cs="Times New Roman"/>
+          <w:sz w:val="24"/>
+          <w:szCs w:val="24"/>
+          <w:lang w:val="en-IN" w:eastAsia="en-IN"/>
+        </w:rPr>
+        <w:t xml:space="preserve">, </w:t>
+      </w:r>
+      <w:proofErr w:type="spellStart"/>
+      <w:r>
+        <w:rPr>
+          <w:rFonts w:ascii="Times New Roman" w:hAnsi="Times New Roman" w:cs="Times New Roman"/>
+          <w:sz w:val="24"/>
+          <w:szCs w:val="24"/>
+          <w:lang w:val="en-IN" w:eastAsia="en-IN"/>
+        </w:rPr>
+        <w:t>course_code</w:t>
+      </w:r>
+      <w:proofErr w:type="spellEnd"/>
+      <w:r>
+        <w:rPr>
+          <w:rFonts w:ascii="Times New Roman" w:hAnsi="Times New Roman" w:cs="Times New Roman"/>
+          <w:sz w:val="24"/>
+          <w:szCs w:val="24"/>
+          <w:lang w:val="en-IN" w:eastAsia="en-IN"/>
+        </w:rPr>
+        <w:t xml:space="preserve">, </w:t>
+      </w:r>
+      <w:proofErr w:type="spellStart"/>
+      <w:r>
+        <w:rPr>
+          <w:rFonts w:ascii="Times New Roman" w:hAnsi="Times New Roman" w:cs="Times New Roman"/>
+          <w:sz w:val="24"/>
+          <w:szCs w:val="24"/>
+          <w:lang w:val="en-IN" w:eastAsia="en-IN"/>
+        </w:rPr>
+        <w:t>attendance_percentage</w:t>
+      </w:r>
+      <w:proofErr w:type="spellEnd"/>
+      <w:r>
+        <w:rPr>
+          <w:rFonts w:ascii="Times New Roman" w:hAnsi="Times New Roman" w:cs="Times New Roman"/>
+          <w:sz w:val="24"/>
+          <w:szCs w:val="24"/>
+          <w:lang w:val="en-IN" w:eastAsia="en-IN"/>
+        </w:rPr>
+        <w:t xml:space="preserve">, </w:t>
+      </w:r>
+      <w:proofErr w:type="spellStart"/>
+      <w:r>
+        <w:rPr>
+          <w:rFonts w:ascii="Times New Roman" w:hAnsi="Times New Roman" w:cs="Times New Roman"/>
+          <w:sz w:val="24"/>
+          <w:szCs w:val="24"/>
+          <w:lang w:val="en-IN" w:eastAsia="en-IN"/>
+        </w:rPr>
+        <w:t>internal_marks</w:t>
+      </w:r>
+      <w:proofErr w:type="spellEnd"/>
+      <w:r>
+        <w:rPr>
+          <w:rFonts w:ascii="Times New Roman" w:hAnsi="Times New Roman" w:cs="Times New Roman"/>
+          <w:sz w:val="24"/>
+          <w:szCs w:val="24"/>
+          <w:lang w:val="en-IN" w:eastAsia="en-IN"/>
+        </w:rPr>
+        <w:t xml:space="preserve">, </w:t>
+      </w:r>
+      <w:proofErr w:type="spellStart"/>
+      <w:r>
+        <w:rPr>
+          <w:rFonts w:ascii="Times New Roman" w:hAnsi="Times New Roman" w:cs="Times New Roman"/>
+          <w:sz w:val="24"/>
+          <w:szCs w:val="24"/>
+          <w:lang w:val="en-IN" w:eastAsia="en-IN"/>
+        </w:rPr>
+        <w:t>external_marks</w:t>
+      </w:r>
+      <w:proofErr w:type="spellEnd"/>
+      <w:r>
+        <w:rPr>
+          <w:rFonts w:ascii="Times New Roman" w:hAnsi="Times New Roman" w:cs="Times New Roman"/>
+          <w:sz w:val="24"/>
+          <w:szCs w:val="24"/>
+          <w:lang w:val="en-IN" w:eastAsia="en-IN"/>
+        </w:rPr>
+        <w:t>, sgpa, gender, age, study_hours</w:t>
+      </w:r>
+    </w:p>
+    <w:p>
+      <w:pPr>
+        <w:ind w:left="720"/>
+        <w:rPr>
+          <w:rFonts w:ascii="Times New Roman" w:hAnsi="Times New Roman" w:cs="Times New Roman"/>
+          <w:sz w:val="24"/>
+          <w:szCs w:val="24"/>
+          <w:lang w:val="en-IN" w:eastAsia="en-IN"/>
+        </w:rPr>
+      </w:pPr>
+      <w:r>
+        <w:rPr>
+          <w:rFonts w:ascii="Times New Roman" w:hAnsi="Times New Roman" w:cs="Times New Roman"/>
+          <w:b/>
+          <w:bCs/>
+          <w:sz w:val="24"/>
+          <w:szCs w:val="24"/>
+          <w:lang w:val="en-IN" w:eastAsia="en-IN"/>
+        </w:rPr>
+        <w:t>Note:</w:t>
+      </w:r>
+      <w:r>
+        <w:rPr>
+          <w:rFonts w:ascii="Times New Roman" w:hAnsi="Times New Roman" w:cs="Times New Roman"/>
+          <w:sz w:val="24"/>
+          <w:szCs w:val="24"/>
+          <w:lang w:val="en-IN" w:eastAsia="en-IN"/>
+        </w:rPr>
+        <w:t xml:space="preserve"> </w:t>
+      </w:r>
+      <w:r>
+        <w:rPr>
+          <w:rFonts w:ascii="Times New Roman" w:hAnsi="Times New Roman" w:cs="Times New Roman"/>
+          <w:sz w:val="24"/>
+          <w:szCs w:val="24"/>
+          <w:lang w:val="en-IN" w:eastAsia="en-IN"/>
+        </w:rPr>
+        <w:t>The dataset contains:</w:t>
+      </w:r>
+    </w:p>
+    <w:p>
+      <w:pPr>
+        <w:pStyle w:val="ListParagraph"/>
+        <w:numPr>
+          <w:ilvl w:val="0"/>
+          <w:numId w:val="29"/>
+        </w:numPr>
+        <w:rPr>
+          <w:rFonts w:ascii="Times New Roman" w:hAnsi="Times New Roman" w:cs="Times New Roman"/>
+          <w:sz w:val="24"/>
+          <w:szCs w:val="24"/>
+          <w:lang w:val="en-IN" w:eastAsia="en-IN"/>
+        </w:rPr>
+      </w:pPr>
+      <w:r>
+        <w:rPr>
+          <w:rFonts w:ascii="Times New Roman" w:hAnsi="Times New Roman" w:cs="Times New Roman"/>
+          <w:sz w:val="24"/>
+          <w:szCs w:val="24"/>
+          <w:lang w:val="en-IN" w:eastAsia="en-IN"/>
+        </w:rPr>
+        <w:t>Missing values</w:t>
+      </w:r>
+    </w:p>
+    <w:p>
+      <w:pPr>
+        <w:pStyle w:val="ListParagraph"/>
+        <w:numPr>
+          <w:ilvl w:val="0"/>
+          <w:numId w:val="29"/>
+        </w:numPr>
+        <w:rPr>
+          <w:rFonts w:ascii="Times New Roman" w:hAnsi="Times New Roman" w:cs="Times New Roman"/>
+          <w:sz w:val="24"/>
+          <w:szCs w:val="24"/>
+          <w:lang w:val="en-IN" w:eastAsia="en-IN"/>
+        </w:rPr>
+      </w:pPr>
+      <w:r>
+        <w:rPr>
+          <w:rFonts w:ascii="Times New Roman" w:hAnsi="Times New Roman" w:cs="Times New Roman"/>
+          <w:sz w:val="24"/>
+          <w:szCs w:val="24"/>
+          <w:lang w:val="en-IN" w:eastAsia="en-IN"/>
+        </w:rPr>
+        <w:t>Inconsistent entries (e.g., gender formats, study_hours as text)</w:t>
+      </w:r>
+    </w:p>
+    <w:p>
+      <w:pPr>
+        <w:pStyle w:val="ListParagraph"/>
+        <w:numPr>
+          <w:ilvl w:val="0"/>
+          <w:numId w:val="29"/>
+        </w:numPr>
+        <w:rPr>
+          <w:rFonts w:ascii="Times New Roman" w:hAnsi="Times New Roman" w:cs="Times New Roman"/>
+          <w:sz w:val="24"/>
+          <w:szCs w:val="24"/>
+          <w:lang w:val="en-IN" w:eastAsia="en-IN"/>
+        </w:rPr>
+      </w:pPr>
+      <w:r>
+        <w:rPr>
+          <w:rFonts w:ascii="Times New Roman" w:hAnsi="Times New Roman" w:cs="Times New Roman"/>
+          <w:sz w:val="24"/>
+          <w:szCs w:val="24"/>
+          <w:lang w:val="en-IN" w:eastAsia="en-IN"/>
+        </w:rPr>
+        <w:t>Blank fields</w:t>
+      </w:r>
+      <w:r>
+        <w:rPr>
+          <w:rFonts w:ascii="Times New Roman" w:hAnsi="Times New Roman" w:cs="Times New Roman"/>
+          <w:sz w:val="24"/>
+          <w:szCs w:val="24"/>
+          <w:lang w:val="en-IN" w:eastAsia="en-IN"/>
+        </w:rPr>
+        <w:t xml:space="preserve">: </w:t>
+      </w:r>
+      <w:r>
+        <w:rPr>
+          <w:rFonts w:ascii="Times New Roman" w:hAnsi="Times New Roman" w:cs="Times New Roman"/>
+          <w:sz w:val="24"/>
+          <w:szCs w:val="24"/>
+          <w:lang w:val="en-IN" w:eastAsia="en-IN"/>
+        </w:rPr>
+        <w:t>This makes it suitable for explaining the complete visualization workflow.</w:t>
+      </w:r>
+    </w:p>
+    <w:p>
+      <w:pPr>
+        <w:pBdr>
+          <w:bottom w:val="single" w:sz="6" w:space="1" w:color="auto"/>
+        </w:pBdr>
+        <w:ind w:left="720"/>
+        <w:jc w:val="center"/>
+        <w:rPr>
+          <w:rFonts w:ascii="Times New Roman" w:hAnsi="Times New Roman" w:cs="Times New Roman"/>
+          <w:b/>
+          <w:bCs/>
+          <w:sz w:val="24"/>
+          <w:szCs w:val="24"/>
+          <w:lang w:val="en-IN" w:eastAsia="en-IN"/>
+        </w:rPr>
+      </w:pPr>
+      <w:r>
+        <w:rPr>
+          <w:rFonts w:ascii="Times New Roman" w:hAnsi="Times New Roman" w:cs="Times New Roman"/>
+          <w:b/>
+          <w:bCs/>
+          <w:sz w:val="24"/>
+          <w:szCs w:val="24"/>
+          <w:lang w:val="en-IN" w:eastAsia="en-IN"/>
+        </w:rPr>
+        <w:t>Seven Stages of Data Visualization</w:t>
+      </w:r>
+    </w:p>
+    <w:p>
+      <w:pPr>
+        <w:ind w:left="720"/>
+        <w:rPr>
+          <w:rFonts w:ascii="Times New Roman" w:hAnsi="Times New Roman" w:cs="Times New Roman"/>
+          <w:b/>
+          <w:bCs/>
+          <w:sz w:val="24"/>
+          <w:szCs w:val="24"/>
+          <w:lang w:val="en-IN" w:eastAsia="en-IN"/>
+        </w:rPr>
+      </w:pPr>
+      <w:r>
+        <w:rPr>
+          <w:rFonts w:ascii="Times New Roman" w:hAnsi="Times New Roman" w:cs="Times New Roman"/>
+          <w:b/>
+          <w:bCs/>
+          <w:sz w:val="24"/>
+          <w:szCs w:val="24"/>
+          <w:lang w:val="en-IN" w:eastAsia="en-IN"/>
+        </w:rPr>
+        <w:t>1. Data Collection</w:t>
+      </w:r>
+      <w:r>
+        <w:rPr>
+          <w:rFonts w:ascii="Times New Roman" w:hAnsi="Times New Roman" w:cs="Times New Roman"/>
+          <w:b/>
+          <w:bCs/>
+          <w:sz w:val="24"/>
+          <w:szCs w:val="24"/>
+          <w:lang w:val="en-IN" w:eastAsia="en-IN"/>
+        </w:rPr>
+        <w:t xml:space="preserve">: </w:t>
+      </w:r>
+      <w:r>
+        <w:rPr>
+          <w:rFonts w:ascii="Times New Roman" w:hAnsi="Times New Roman" w:cs="Times New Roman"/>
+          <w:sz w:val="24"/>
+          <w:szCs w:val="24"/>
+          <w:lang w:val="en-IN" w:eastAsia="en-IN"/>
+        </w:rPr>
+        <w:t>Data is collected from raw sources without modification.</w:t>
+      </w:r>
+    </w:p>
+    <w:p>
+      <w:pPr>
+        <w:ind w:left="720"/>
+        <w:rPr>
+          <w:rFonts w:ascii="Times New Roman" w:hAnsi="Times New Roman" w:cs="Times New Roman"/>
+          <w:sz w:val="24"/>
+          <w:szCs w:val="24"/>
+          <w:lang w:val="en-IN" w:eastAsia="en-IN"/>
+        </w:rPr>
+      </w:pPr>
+      <w:r>
+        <w:rPr>
+          <w:rFonts w:ascii="Times New Roman" w:hAnsi="Times New Roman" w:cs="Times New Roman"/>
+          <w:b/>
+          <w:bCs/>
+          <w:sz w:val="24"/>
+          <w:szCs w:val="24"/>
+          <w:lang w:val="en-IN" w:eastAsia="en-IN"/>
+        </w:rPr>
+        <w:t>Example:</w:t>
+      </w:r>
+      <w:r>
+        <w:rPr>
+          <w:rFonts w:ascii="Times New Roman" w:hAnsi="Times New Roman" w:cs="Times New Roman"/>
+          <w:sz w:val="24"/>
+          <w:szCs w:val="24"/>
+          <w:lang w:val="en-IN" w:eastAsia="en-IN"/>
+        </w:rPr>
+        <w:t xml:space="preserve"> </w:t>
+      </w:r>
+      <w:r>
+        <w:rPr>
+          <w:rFonts w:ascii="Times New Roman" w:hAnsi="Times New Roman" w:cs="Times New Roman"/>
+          <w:sz w:val="24"/>
+          <w:szCs w:val="24"/>
+          <w:lang w:val="en-IN" w:eastAsia="en-IN"/>
+        </w:rPr>
+        <w:t xml:space="preserve">Student academic and demographic records collected from different departments and stored as </w:t>
+      </w:r>
+      <w:r>
+        <w:rPr>
+          <w:rFonts w:ascii="Times New Roman" w:hAnsi="Times New Roman" w:cs="Times New Roman"/>
+          <w:b/>
+          <w:bCs/>
+          <w:sz w:val="24"/>
+          <w:szCs w:val="24"/>
+          <w:lang w:val="en-IN" w:eastAsia="en-IN"/>
+        </w:rPr>
+        <w:t>Uncleaned_Student_Dataset</w:t>
+      </w:r>
+      <w:r>
+        <w:rPr>
+          <w:rFonts w:ascii="Times New Roman" w:hAnsi="Times New Roman" w:cs="Times New Roman"/>
+          <w:sz w:val="24"/>
+          <w:szCs w:val="24"/>
+          <w:lang w:val="en-IN" w:eastAsia="en-IN"/>
+        </w:rPr>
+        <w:t>.</w:t>
+      </w:r>
+    </w:p>
+    <w:p>
+      <w:pPr>
+        <w:ind w:left="720"/>
+        <w:rPr>
+          <w:rFonts w:ascii="Times New Roman" w:hAnsi="Times New Roman" w:cs="Times New Roman"/>
+          <w:sz w:val="24"/>
+          <w:szCs w:val="24"/>
+          <w:lang w:val="en-IN" w:eastAsia="en-IN"/>
+        </w:rPr>
+      </w:pPr>
+    </w:p>
+    <w:p>
+      <w:pPr>
+        <w:ind w:left="720"/>
+        <w:rPr>
+          <w:rFonts w:ascii="Times New Roman" w:hAnsi="Times New Roman" w:cs="Times New Roman"/>
+          <w:b/>
+          <w:bCs/>
+          <w:sz w:val="24"/>
+          <w:szCs w:val="24"/>
+          <w:lang w:val="en-IN" w:eastAsia="en-IN"/>
+        </w:rPr>
+      </w:pPr>
+      <w:r>
+        <w:rPr>
+          <w:rFonts w:ascii="Times New Roman" w:hAnsi="Times New Roman" w:cs="Times New Roman"/>
+          <w:b/>
+          <w:bCs/>
+          <w:sz w:val="24"/>
+          <w:szCs w:val="24"/>
+          <w:lang w:val="en-IN" w:eastAsia="en-IN"/>
+        </w:rPr>
+        <w:t>2. Data Cleaning</w:t>
+      </w:r>
+      <w:r>
+        <w:rPr>
+          <w:rFonts w:ascii="Times New Roman" w:hAnsi="Times New Roman" w:cs="Times New Roman"/>
+          <w:b/>
+          <w:bCs/>
+          <w:sz w:val="24"/>
+          <w:szCs w:val="24"/>
+          <w:lang w:val="en-IN" w:eastAsia="en-IN"/>
+        </w:rPr>
+        <w:t xml:space="preserve">: </w:t>
+      </w:r>
+      <w:r>
+        <w:rPr>
+          <w:rFonts w:ascii="Times New Roman" w:hAnsi="Times New Roman" w:cs="Times New Roman"/>
+          <w:sz w:val="24"/>
+          <w:szCs w:val="24"/>
+          <w:lang w:val="en-IN" w:eastAsia="en-IN"/>
+        </w:rPr>
+        <w:t>Incorrect, missing, and inconsistent data is identified and handled.</w:t>
+      </w:r>
+    </w:p>
+    <w:p>
+      <w:pPr>
+        <w:ind w:left="720"/>
+        <w:rPr>
+          <w:rFonts w:ascii="Times New Roman" w:hAnsi="Times New Roman" w:cs="Times New Roman"/>
+          <w:b/>
+          <w:bCs/>
+          <w:sz w:val="24"/>
+          <w:szCs w:val="24"/>
+          <w:lang w:val="en-IN" w:eastAsia="en-IN"/>
+        </w:rPr>
+      </w:pPr>
+      <w:r>
+        <w:rPr>
+          <w:rFonts w:ascii="Times New Roman" w:hAnsi="Times New Roman" w:cs="Times New Roman"/>
+          <w:b/>
+          <w:bCs/>
+          <w:sz w:val="24"/>
+          <w:szCs w:val="24"/>
+          <w:lang w:val="en-IN" w:eastAsia="en-IN"/>
+        </w:rPr>
+        <w:t>Example:</w:t>
+      </w:r>
+    </w:p>
+    <w:p>
+      <w:pPr>
+        <w:pStyle w:val="ListParagraph"/>
+        <w:numPr>
+          <w:ilvl w:val="0"/>
+          <w:numId w:val="30"/>
+        </w:numPr>
+        <w:rPr>
+          <w:rFonts w:ascii="Times New Roman" w:hAnsi="Times New Roman" w:cs="Times New Roman"/>
+          <w:sz w:val="24"/>
+          <w:szCs w:val="24"/>
+          <w:lang w:val="en-IN" w:eastAsia="en-IN"/>
+        </w:rPr>
+      </w:pPr>
+      <w:r>
+        <w:rPr>
+          <w:rFonts w:ascii="Times New Roman" w:hAnsi="Times New Roman" w:cs="Times New Roman"/>
+          <w:sz w:val="24"/>
+          <w:szCs w:val="24"/>
+          <w:lang w:val="en-IN" w:eastAsia="en-IN"/>
+        </w:rPr>
+        <w:t>Removing or filling missing sgpa values</w:t>
+      </w:r>
+    </w:p>
+    <w:p>
+      <w:pPr>
+        <w:pStyle w:val="ListParagraph"/>
+        <w:numPr>
+          <w:ilvl w:val="0"/>
+          <w:numId w:val="30"/>
+        </w:numPr>
+        <w:rPr>
+          <w:rFonts w:ascii="Times New Roman" w:hAnsi="Times New Roman" w:cs="Times New Roman"/>
+          <w:sz w:val="24"/>
+          <w:szCs w:val="24"/>
+          <w:lang w:val="en-IN" w:eastAsia="en-IN"/>
+        </w:rPr>
+      </w:pPr>
+      <w:r>
+        <w:rPr>
+          <w:rFonts w:ascii="Times New Roman" w:hAnsi="Times New Roman" w:cs="Times New Roman"/>
+          <w:sz w:val="24"/>
+          <w:szCs w:val="24"/>
+          <w:lang w:val="en-IN" w:eastAsia="en-IN"/>
+        </w:rPr>
+        <w:t>Converting gender values like M, Male, female into a standard format</w:t>
+      </w:r>
+    </w:p>
+    <w:p>
+      <w:pPr>
+        <w:pStyle w:val="ListParagraph"/>
+        <w:numPr>
+          <w:ilvl w:val="0"/>
+          <w:numId w:val="30"/>
+        </w:numPr>
+        <w:rPr>
+          <w:rFonts w:ascii="Times New Roman" w:hAnsi="Times New Roman" w:cs="Times New Roman"/>
+          <w:sz w:val="24"/>
+          <w:szCs w:val="24"/>
+          <w:lang w:val="en-IN" w:eastAsia="en-IN"/>
+        </w:rPr>
+      </w:pPr>
+      <w:r>
+        <w:rPr>
+          <w:rFonts w:ascii="Times New Roman" w:hAnsi="Times New Roman" w:cs="Times New Roman"/>
+          <w:sz w:val="24"/>
+          <w:szCs w:val="24"/>
+          <w:lang w:val="en-IN" w:eastAsia="en-IN"/>
+        </w:rPr>
+        <w:t>Replacing text values like five in study_hours with numeric values</w:t>
+      </w:r>
+    </w:p>
+    <w:p>
+      <w:pPr>
+        <w:ind w:left="720"/>
+        <w:rPr>
+          <w:rFonts w:ascii="Times New Roman" w:hAnsi="Times New Roman" w:cs="Times New Roman"/>
+          <w:sz w:val="24"/>
+          <w:szCs w:val="24"/>
+          <w:lang w:val="en-IN" w:eastAsia="en-IN"/>
+        </w:rPr>
+      </w:pPr>
+    </w:p>
+    <w:p>
+      <w:pPr>
+        <w:ind w:left="720"/>
+        <w:rPr>
+          <w:rFonts w:ascii="Times New Roman" w:hAnsi="Times New Roman" w:cs="Times New Roman"/>
+          <w:b/>
+          <w:bCs/>
+          <w:sz w:val="24"/>
+          <w:szCs w:val="24"/>
+          <w:lang w:val="en-IN" w:eastAsia="en-IN"/>
+        </w:rPr>
+      </w:pPr>
+      <w:r>
+        <w:rPr>
+          <w:rFonts w:ascii="Times New Roman" w:hAnsi="Times New Roman" w:cs="Times New Roman"/>
+          <w:b/>
+          <w:bCs/>
+          <w:sz w:val="24"/>
+          <w:szCs w:val="24"/>
+          <w:lang w:val="en-IN" w:eastAsia="en-IN"/>
+        </w:rPr>
+        <w:t>3. Data Processing</w:t>
+      </w:r>
+      <w:r>
+        <w:rPr>
+          <w:rFonts w:ascii="Times New Roman" w:hAnsi="Times New Roman" w:cs="Times New Roman"/>
+          <w:b/>
+          <w:bCs/>
+          <w:sz w:val="24"/>
+          <w:szCs w:val="24"/>
+          <w:lang w:val="en-IN" w:eastAsia="en-IN"/>
+        </w:rPr>
+        <w:t xml:space="preserve">: </w:t>
+      </w:r>
+      <w:r>
+        <w:rPr>
+          <w:rFonts w:ascii="Times New Roman" w:hAnsi="Times New Roman" w:cs="Times New Roman"/>
+          <w:sz w:val="24"/>
+          <w:szCs w:val="24"/>
+          <w:lang w:val="en-IN" w:eastAsia="en-IN"/>
+        </w:rPr>
+        <w:t>Cleaned data is organized and transformed into usable form.</w:t>
+      </w:r>
+    </w:p>
+    <w:p>
+      <w:pPr>
+        <w:ind w:left="720"/>
+        <w:rPr>
+          <w:rFonts w:ascii="Times New Roman" w:hAnsi="Times New Roman" w:cs="Times New Roman"/>
+          <w:b/>
+          <w:bCs/>
+          <w:sz w:val="24"/>
+          <w:szCs w:val="24"/>
+          <w:lang w:val="en-IN" w:eastAsia="en-IN"/>
+        </w:rPr>
+      </w:pPr>
+      <w:r>
+        <w:rPr>
+          <w:rFonts w:ascii="Times New Roman" w:hAnsi="Times New Roman" w:cs="Times New Roman"/>
+          <w:b/>
+          <w:bCs/>
+          <w:sz w:val="24"/>
+          <w:szCs w:val="24"/>
+          <w:lang w:val="en-IN" w:eastAsia="en-IN"/>
+        </w:rPr>
+        <w:t>Example:</w:t>
+      </w:r>
+    </w:p>
+    <w:p>
+      <w:pPr>
+        <w:pStyle w:val="ListParagraph"/>
+        <w:numPr>
+          <w:ilvl w:val="0"/>
+          <w:numId w:val="31"/>
+        </w:numPr>
+        <w:rPr>
+          <w:rFonts w:ascii="Times New Roman" w:hAnsi="Times New Roman" w:cs="Times New Roman"/>
+          <w:sz w:val="24"/>
+          <w:szCs w:val="24"/>
+          <w:lang w:val="en-IN" w:eastAsia="en-IN"/>
+        </w:rPr>
+      </w:pPr>
+      <w:r>
+        <w:rPr>
+          <w:rFonts w:ascii="Times New Roman" w:hAnsi="Times New Roman" w:cs="Times New Roman"/>
+          <w:sz w:val="24"/>
+          <w:szCs w:val="24"/>
+          <w:lang w:val="en-IN" w:eastAsia="en-IN"/>
+        </w:rPr>
+        <w:t>Calculating total marks = internal + external</w:t>
+      </w:r>
+    </w:p>
+    <w:p>
+      <w:pPr>
+        <w:pStyle w:val="ListParagraph"/>
+        <w:numPr>
+          <w:ilvl w:val="0"/>
+          <w:numId w:val="31"/>
+        </w:numPr>
+        <w:rPr>
+          <w:rFonts w:ascii="Times New Roman" w:hAnsi="Times New Roman" w:cs="Times New Roman"/>
+          <w:sz w:val="24"/>
+          <w:szCs w:val="24"/>
+          <w:lang w:val="en-IN" w:eastAsia="en-IN"/>
+        </w:rPr>
+      </w:pPr>
+      <w:r>
+        <w:rPr>
+          <w:rFonts w:ascii="Times New Roman" w:hAnsi="Times New Roman" w:cs="Times New Roman"/>
+          <w:sz w:val="24"/>
+          <w:szCs w:val="24"/>
+          <w:lang w:val="en-IN" w:eastAsia="en-IN"/>
+        </w:rPr>
+        <w:t>Categorizing attendance as low, medium, or high</w:t>
+      </w:r>
+    </w:p>
+    <w:p>
+      <w:pPr>
+        <w:pStyle w:val="ListParagraph"/>
+        <w:numPr>
+          <w:ilvl w:val="0"/>
+          <w:numId w:val="31"/>
+        </w:numPr>
+        <w:rPr>
+          <w:rFonts w:ascii="Times New Roman" w:hAnsi="Times New Roman" w:cs="Times New Roman"/>
+          <w:sz w:val="24"/>
+          <w:szCs w:val="24"/>
+          <w:lang w:val="en-IN" w:eastAsia="en-IN"/>
+        </w:rPr>
+      </w:pPr>
+      <w:r>
+        <w:rPr>
+          <w:rFonts w:ascii="Times New Roman" w:hAnsi="Times New Roman" w:cs="Times New Roman"/>
+          <w:sz w:val="24"/>
+          <w:szCs w:val="24"/>
+          <w:lang w:val="en-IN" w:eastAsia="en-IN"/>
+        </w:rPr>
+        <w:t>Creating age groups</w:t>
+      </w:r>
+    </w:p>
+    <w:p>
+      <w:pPr>
+        <w:ind w:left="720"/>
+        <w:rPr>
+          <w:rFonts w:ascii="Times New Roman" w:hAnsi="Times New Roman" w:cs="Times New Roman"/>
+          <w:sz w:val="24"/>
+          <w:szCs w:val="24"/>
+          <w:lang w:val="en-IN" w:eastAsia="en-IN"/>
+        </w:rPr>
+      </w:pPr>
+    </w:p>
+    <w:p>
+      <w:pPr>
+        <w:ind w:left="720"/>
+        <w:rPr>
+          <w:rFonts w:ascii="Times New Roman" w:hAnsi="Times New Roman" w:cs="Times New Roman"/>
+          <w:b/>
+          <w:bCs/>
+          <w:sz w:val="24"/>
+          <w:szCs w:val="24"/>
+          <w:lang w:val="en-IN" w:eastAsia="en-IN"/>
+        </w:rPr>
+      </w:pPr>
+      <w:r>
+        <w:rPr>
+          <w:rFonts w:ascii="Times New Roman" w:hAnsi="Times New Roman" w:cs="Times New Roman"/>
+          <w:b/>
+          <w:bCs/>
+          <w:sz w:val="24"/>
+          <w:szCs w:val="24"/>
+          <w:lang w:val="en-IN" w:eastAsia="en-IN"/>
+        </w:rPr>
+        <w:t>4. Data Analysis</w:t>
+      </w:r>
+      <w:r>
+        <w:rPr>
+          <w:rFonts w:ascii="Times New Roman" w:hAnsi="Times New Roman" w:cs="Times New Roman"/>
+          <w:b/>
+          <w:bCs/>
+          <w:sz w:val="24"/>
+          <w:szCs w:val="24"/>
+          <w:lang w:val="en-IN" w:eastAsia="en-IN"/>
+        </w:rPr>
+        <w:t xml:space="preserve">: </w:t>
+      </w:r>
+      <w:r>
+        <w:rPr>
+          <w:rFonts w:ascii="Times New Roman" w:hAnsi="Times New Roman" w:cs="Times New Roman"/>
+          <w:sz w:val="24"/>
+          <w:szCs w:val="24"/>
+          <w:lang w:val="en-IN" w:eastAsia="en-IN"/>
+        </w:rPr>
+        <w:t>Patterns and relationships are explored in the processed data.</w:t>
+      </w:r>
+    </w:p>
+    <w:p>
+      <w:pPr>
+        <w:ind w:left="720"/>
+        <w:rPr>
+          <w:rFonts w:ascii="Times New Roman" w:hAnsi="Times New Roman" w:cs="Times New Roman"/>
+          <w:b/>
+          <w:bCs/>
+          <w:sz w:val="24"/>
+          <w:szCs w:val="24"/>
+          <w:lang w:val="en-IN" w:eastAsia="en-IN"/>
+        </w:rPr>
+      </w:pPr>
+      <w:r>
+        <w:rPr>
+          <w:rFonts w:ascii="Times New Roman" w:hAnsi="Times New Roman" w:cs="Times New Roman"/>
+          <w:b/>
+          <w:bCs/>
+          <w:sz w:val="24"/>
+          <w:szCs w:val="24"/>
+          <w:lang w:val="en-IN" w:eastAsia="en-IN"/>
+        </w:rPr>
+        <w:t>Example:</w:t>
+      </w:r>
+    </w:p>
+    <w:p>
+      <w:pPr>
+        <w:pStyle w:val="ListParagraph"/>
+        <w:numPr>
+          <w:ilvl w:val="0"/>
+          <w:numId w:val="32"/>
+        </w:numPr>
+        <w:rPr>
+          <w:rFonts w:ascii="Times New Roman" w:hAnsi="Times New Roman" w:cs="Times New Roman"/>
+          <w:sz w:val="24"/>
+          <w:szCs w:val="24"/>
+          <w:lang w:val="en-IN" w:eastAsia="en-IN"/>
+        </w:rPr>
+      </w:pPr>
+      <w:r>
+        <w:rPr>
+          <w:rFonts w:ascii="Times New Roman" w:hAnsi="Times New Roman" w:cs="Times New Roman"/>
+          <w:sz w:val="24"/>
+          <w:szCs w:val="24"/>
+          <w:lang w:val="en-IN" w:eastAsia="en-IN"/>
+        </w:rPr>
+        <w:t>Analyzing relationship between study_hours and sgpa</w:t>
+      </w:r>
+    </w:p>
+    <w:p>
+      <w:pPr>
+        <w:pStyle w:val="ListParagraph"/>
+        <w:numPr>
+          <w:ilvl w:val="0"/>
+          <w:numId w:val="32"/>
+        </w:numPr>
+        <w:rPr>
+          <w:rFonts w:ascii="Times New Roman" w:hAnsi="Times New Roman" w:cs="Times New Roman"/>
+          <w:sz w:val="24"/>
+          <w:szCs w:val="24"/>
+          <w:lang w:val="en-IN" w:eastAsia="en-IN"/>
+        </w:rPr>
+      </w:pPr>
+      <w:r>
+        <w:rPr>
+          <w:rFonts w:ascii="Times New Roman" w:hAnsi="Times New Roman" w:cs="Times New Roman"/>
+          <w:sz w:val="24"/>
+          <w:szCs w:val="24"/>
+          <w:lang w:val="en-IN" w:eastAsia="en-IN"/>
+        </w:rPr>
+        <w:t>Comparing performance across departments</w:t>
+      </w:r>
+    </w:p>
+    <w:p>
+      <w:pPr>
+        <w:pStyle w:val="ListParagraph"/>
+        <w:numPr>
+          <w:ilvl w:val="0"/>
+          <w:numId w:val="32"/>
+        </w:numPr>
+        <w:rPr>
+          <w:rFonts w:ascii="Times New Roman" w:hAnsi="Times New Roman" w:cs="Times New Roman"/>
+          <w:sz w:val="24"/>
+          <w:szCs w:val="24"/>
+          <w:lang w:val="en-IN" w:eastAsia="en-IN"/>
+        </w:rPr>
+      </w:pPr>
+      <w:r>
+        <w:rPr>
+          <w:rFonts w:ascii="Times New Roman" w:hAnsi="Times New Roman" w:cs="Times New Roman"/>
+          <w:sz w:val="24"/>
+          <w:szCs w:val="24"/>
+          <w:lang w:val="en-IN" w:eastAsia="en-IN"/>
+        </w:rPr>
+        <w:t>Identifying students with low attendance and low marks</w:t>
+      </w:r>
+    </w:p>
+    <w:p>
+      <w:pPr>
+        <w:ind w:left="720"/>
+        <w:rPr>
+          <w:rFonts w:ascii="Times New Roman" w:hAnsi="Times New Roman" w:cs="Times New Roman"/>
+          <w:b/>
+          <w:bCs/>
+          <w:sz w:val="24"/>
+          <w:szCs w:val="24"/>
+          <w:lang w:val="en-IN" w:eastAsia="en-IN"/>
+        </w:rPr>
+      </w:pPr>
+      <w:r>
+        <w:rPr>
+          <w:rFonts w:ascii="Times New Roman" w:hAnsi="Times New Roman" w:cs="Times New Roman"/>
+          <w:b/>
+          <w:bCs/>
+          <w:sz w:val="24"/>
+          <w:szCs w:val="24"/>
+          <w:lang w:val="en-IN" w:eastAsia="en-IN"/>
+        </w:rPr>
+        <w:lastRenderedPageBreak/>
+        <w:t>5. Data Visualization</w:t>
+      </w:r>
+      <w:r>
+        <w:rPr>
+          <w:rFonts w:ascii="Times New Roman" w:hAnsi="Times New Roman" w:cs="Times New Roman"/>
+          <w:b/>
+          <w:bCs/>
+          <w:sz w:val="24"/>
+          <w:szCs w:val="24"/>
+          <w:lang w:val="en-IN" w:eastAsia="en-IN"/>
+        </w:rPr>
+        <w:t xml:space="preserve">: </w:t>
+      </w:r>
+      <w:r>
+        <w:rPr>
+          <w:rFonts w:ascii="Times New Roman" w:hAnsi="Times New Roman" w:cs="Times New Roman"/>
+          <w:sz w:val="24"/>
+          <w:szCs w:val="24"/>
+          <w:lang w:val="en-IN" w:eastAsia="en-IN"/>
+        </w:rPr>
+        <w:t xml:space="preserve">Graphs and charts are created to represent the </w:t>
+      </w:r>
+      <w:proofErr w:type="spellStart"/>
+      <w:r>
+        <w:rPr>
+          <w:rFonts w:ascii="Times New Roman" w:hAnsi="Times New Roman" w:cs="Times New Roman"/>
+          <w:sz w:val="24"/>
+          <w:szCs w:val="24"/>
+          <w:lang w:val="en-IN" w:eastAsia="en-IN"/>
+        </w:rPr>
+        <w:t>analyzed</w:t>
+      </w:r>
+      <w:proofErr w:type="spellEnd"/>
+      <w:r>
+        <w:rPr>
+          <w:rFonts w:ascii="Times New Roman" w:hAnsi="Times New Roman" w:cs="Times New Roman"/>
+          <w:sz w:val="24"/>
+          <w:szCs w:val="24"/>
+          <w:lang w:val="en-IN" w:eastAsia="en-IN"/>
+        </w:rPr>
+        <w:t xml:space="preserve"> data.</w:t>
+      </w:r>
+    </w:p>
+    <w:p>
+      <w:pPr>
+        <w:ind w:left="720"/>
+        <w:rPr>
+          <w:rFonts w:ascii="Times New Roman" w:hAnsi="Times New Roman" w:cs="Times New Roman"/>
+          <w:b/>
+          <w:bCs/>
+          <w:sz w:val="24"/>
+          <w:szCs w:val="24"/>
+          <w:lang w:val="en-IN" w:eastAsia="en-IN"/>
+        </w:rPr>
+      </w:pPr>
+      <w:r>
+        <w:rPr>
+          <w:rFonts w:ascii="Times New Roman" w:hAnsi="Times New Roman" w:cs="Times New Roman"/>
+          <w:b/>
+          <w:bCs/>
+          <w:sz w:val="24"/>
+          <w:szCs w:val="24"/>
+          <w:lang w:val="en-IN" w:eastAsia="en-IN"/>
+        </w:rPr>
+        <w:t>Example:</w:t>
+      </w:r>
+    </w:p>
+    <w:p>
+      <w:pPr>
+        <w:pStyle w:val="ListParagraph"/>
+        <w:numPr>
+          <w:ilvl w:val="0"/>
+          <w:numId w:val="33"/>
+        </w:numPr>
+        <w:rPr>
+          <w:rFonts w:ascii="Times New Roman" w:hAnsi="Times New Roman" w:cs="Times New Roman"/>
+          <w:sz w:val="24"/>
+          <w:szCs w:val="24"/>
+          <w:lang w:val="en-IN" w:eastAsia="en-IN"/>
+        </w:rPr>
+      </w:pPr>
+      <w:r>
+        <w:rPr>
+          <w:rFonts w:ascii="Times New Roman" w:hAnsi="Times New Roman" w:cs="Times New Roman"/>
+          <w:sz w:val="24"/>
+          <w:szCs w:val="24"/>
+          <w:lang w:val="en-IN" w:eastAsia="en-IN"/>
+        </w:rPr>
+        <w:t>Bar chart for department-wise student count</w:t>
+      </w:r>
+    </w:p>
+    <w:p>
+      <w:pPr>
+        <w:pStyle w:val="ListParagraph"/>
+        <w:numPr>
+          <w:ilvl w:val="0"/>
+          <w:numId w:val="33"/>
+        </w:numPr>
+        <w:rPr>
+          <w:rFonts w:ascii="Times New Roman" w:hAnsi="Times New Roman" w:cs="Times New Roman"/>
+          <w:sz w:val="24"/>
+          <w:szCs w:val="24"/>
+          <w:lang w:val="en-IN" w:eastAsia="en-IN"/>
+        </w:rPr>
+      </w:pPr>
+      <w:r>
+        <w:rPr>
+          <w:rFonts w:ascii="Times New Roman" w:hAnsi="Times New Roman" w:cs="Times New Roman"/>
+          <w:sz w:val="24"/>
+          <w:szCs w:val="24"/>
+          <w:lang w:val="en-IN" w:eastAsia="en-IN"/>
+        </w:rPr>
+        <w:t>Pie or donut chart for gender distribution</w:t>
+      </w:r>
+    </w:p>
+    <w:p>
+      <w:pPr>
+        <w:pStyle w:val="ListParagraph"/>
+        <w:numPr>
+          <w:ilvl w:val="0"/>
+          <w:numId w:val="33"/>
+        </w:numPr>
+        <w:rPr>
+          <w:rFonts w:ascii="Times New Roman" w:hAnsi="Times New Roman" w:cs="Times New Roman"/>
+          <w:sz w:val="24"/>
+          <w:szCs w:val="24"/>
+          <w:lang w:val="en-IN" w:eastAsia="en-IN"/>
+        </w:rPr>
+      </w:pPr>
+      <w:r>
+        <w:rPr>
+          <w:rFonts w:ascii="Times New Roman" w:hAnsi="Times New Roman" w:cs="Times New Roman"/>
+          <w:sz w:val="24"/>
+          <w:szCs w:val="24"/>
+          <w:lang w:val="en-IN" w:eastAsia="en-IN"/>
+        </w:rPr>
+        <w:t>Line chart showing academic year trends</w:t>
+      </w:r>
+    </w:p>
+    <w:p>
+      <w:pPr>
+        <w:ind w:left="720"/>
+        <w:rPr>
+          <w:rFonts w:ascii="Times New Roman" w:hAnsi="Times New Roman" w:cs="Times New Roman"/>
+          <w:sz w:val="24"/>
+          <w:szCs w:val="24"/>
+          <w:lang w:val="en-IN" w:eastAsia="en-IN"/>
+        </w:rPr>
+      </w:pPr>
+    </w:p>
+    <w:p>
+      <w:pPr>
+        <w:ind w:left="720"/>
+        <w:rPr>
+          <w:rFonts w:ascii="Times New Roman" w:hAnsi="Times New Roman" w:cs="Times New Roman"/>
+          <w:b/>
+          <w:bCs/>
+          <w:sz w:val="24"/>
+          <w:szCs w:val="24"/>
+          <w:lang w:val="en-IN" w:eastAsia="en-IN"/>
+        </w:rPr>
+      </w:pPr>
+      <w:r>
+        <w:rPr>
+          <w:rFonts w:ascii="Times New Roman" w:hAnsi="Times New Roman" w:cs="Times New Roman"/>
+          <w:b/>
+          <w:bCs/>
+          <w:sz w:val="24"/>
+          <w:szCs w:val="24"/>
+          <w:lang w:val="en-IN" w:eastAsia="en-IN"/>
+        </w:rPr>
+        <w:t>6. Interpretation</w:t>
+      </w:r>
+      <w:r>
+        <w:rPr>
+          <w:rFonts w:ascii="Times New Roman" w:hAnsi="Times New Roman" w:cs="Times New Roman"/>
+          <w:b/>
+          <w:bCs/>
+          <w:sz w:val="24"/>
+          <w:szCs w:val="24"/>
+          <w:lang w:val="en-IN" w:eastAsia="en-IN"/>
+        </w:rPr>
+        <w:t xml:space="preserve">: </w:t>
+      </w:r>
+      <w:r>
+        <w:rPr>
+          <w:rFonts w:ascii="Times New Roman" w:hAnsi="Times New Roman" w:cs="Times New Roman"/>
+          <w:sz w:val="24"/>
+          <w:szCs w:val="24"/>
+          <w:lang w:val="en-IN" w:eastAsia="en-IN"/>
+        </w:rPr>
+        <w:t>The visual outputs are examined to derive meaningful insights.</w:t>
+      </w:r>
+    </w:p>
+    <w:p>
+      <w:pPr>
+        <w:ind w:left="720"/>
+        <w:rPr>
+          <w:rFonts w:ascii="Times New Roman" w:hAnsi="Times New Roman" w:cs="Times New Roman"/>
+          <w:b/>
+          <w:bCs/>
+          <w:sz w:val="24"/>
+          <w:szCs w:val="24"/>
+          <w:lang w:val="en-IN" w:eastAsia="en-IN"/>
+        </w:rPr>
+      </w:pPr>
+      <w:r>
+        <w:rPr>
+          <w:rFonts w:ascii="Times New Roman" w:hAnsi="Times New Roman" w:cs="Times New Roman"/>
+          <w:b/>
+          <w:bCs/>
+          <w:sz w:val="24"/>
+          <w:szCs w:val="24"/>
+          <w:lang w:val="en-IN" w:eastAsia="en-IN"/>
+        </w:rPr>
+        <w:t>Example:</w:t>
+      </w:r>
+    </w:p>
+    <w:p>
+      <w:pPr>
+        <w:pStyle w:val="ListParagraph"/>
+        <w:numPr>
+          <w:ilvl w:val="0"/>
+          <w:numId w:val="34"/>
+        </w:numPr>
+        <w:rPr>
+          <w:rFonts w:ascii="Times New Roman" w:hAnsi="Times New Roman" w:cs="Times New Roman"/>
+          <w:sz w:val="24"/>
+          <w:szCs w:val="24"/>
+          <w:lang w:val="en-IN" w:eastAsia="en-IN"/>
+        </w:rPr>
+      </w:pPr>
+      <w:r>
+        <w:rPr>
+          <w:rFonts w:ascii="Times New Roman" w:hAnsi="Times New Roman" w:cs="Times New Roman"/>
+          <w:sz w:val="24"/>
+          <w:szCs w:val="24"/>
+          <w:lang w:val="en-IN" w:eastAsia="en-IN"/>
+        </w:rPr>
+        <w:t>Higher study hours generally lead to better SGPA</w:t>
+      </w:r>
+    </w:p>
+    <w:p>
+      <w:pPr>
+        <w:pStyle w:val="ListParagraph"/>
+        <w:numPr>
+          <w:ilvl w:val="0"/>
+          <w:numId w:val="34"/>
+        </w:numPr>
+        <w:rPr>
+          <w:rFonts w:ascii="Times New Roman" w:hAnsi="Times New Roman" w:cs="Times New Roman"/>
+          <w:sz w:val="24"/>
+          <w:szCs w:val="24"/>
+          <w:lang w:val="en-IN" w:eastAsia="en-IN"/>
+        </w:rPr>
+      </w:pPr>
+      <w:r>
+        <w:rPr>
+          <w:rFonts w:ascii="Times New Roman" w:hAnsi="Times New Roman" w:cs="Times New Roman"/>
+          <w:sz w:val="24"/>
+          <w:szCs w:val="24"/>
+          <w:lang w:val="en-IN" w:eastAsia="en-IN"/>
+        </w:rPr>
+        <w:t>Some departments have consistently higher attendance</w:t>
+      </w:r>
+    </w:p>
+    <w:p>
+      <w:pPr>
+        <w:pStyle w:val="ListParagraph"/>
+        <w:numPr>
+          <w:ilvl w:val="0"/>
+          <w:numId w:val="34"/>
+        </w:numPr>
+        <w:rPr>
+          <w:rFonts w:ascii="Times New Roman" w:hAnsi="Times New Roman" w:cs="Times New Roman"/>
+          <w:sz w:val="24"/>
+          <w:szCs w:val="24"/>
+          <w:lang w:val="en-IN" w:eastAsia="en-IN"/>
+        </w:rPr>
+      </w:pPr>
+      <w:r>
+        <w:rPr>
+          <w:rFonts w:ascii="Times New Roman" w:hAnsi="Times New Roman" w:cs="Times New Roman"/>
+          <w:sz w:val="24"/>
+          <w:szCs w:val="24"/>
+          <w:lang w:val="en-IN" w:eastAsia="en-IN"/>
+        </w:rPr>
+        <w:t>Certain programs need academic support</w:t>
+      </w:r>
+    </w:p>
+    <w:p>
+      <w:pPr>
+        <w:ind w:left="720"/>
+        <w:rPr>
+          <w:rFonts w:ascii="Times New Roman" w:hAnsi="Times New Roman" w:cs="Times New Roman"/>
+          <w:sz w:val="24"/>
+          <w:szCs w:val="24"/>
+          <w:lang w:val="en-IN" w:eastAsia="en-IN"/>
+        </w:rPr>
+      </w:pPr>
+    </w:p>
+    <w:p>
+      <w:pPr>
+        <w:ind w:left="720"/>
+        <w:rPr>
+          <w:rFonts w:ascii="Times New Roman" w:hAnsi="Times New Roman" w:cs="Times New Roman"/>
+          <w:b/>
+          <w:bCs/>
+          <w:sz w:val="24"/>
+          <w:szCs w:val="24"/>
+          <w:lang w:val="en-IN" w:eastAsia="en-IN"/>
+        </w:rPr>
+      </w:pPr>
+      <w:r>
+        <w:rPr>
+          <w:rFonts w:ascii="Times New Roman" w:hAnsi="Times New Roman" w:cs="Times New Roman"/>
+          <w:b/>
+          <w:bCs/>
+          <w:sz w:val="24"/>
+          <w:szCs w:val="24"/>
+          <w:lang w:val="en-IN" w:eastAsia="en-IN"/>
+        </w:rPr>
+        <w:t>7. Decision Making</w:t>
+      </w:r>
+      <w:r>
+        <w:rPr>
+          <w:rFonts w:ascii="Times New Roman" w:hAnsi="Times New Roman" w:cs="Times New Roman"/>
+          <w:b/>
+          <w:bCs/>
+          <w:sz w:val="24"/>
+          <w:szCs w:val="24"/>
+          <w:lang w:val="en-IN" w:eastAsia="en-IN"/>
+        </w:rPr>
+        <w:t xml:space="preserve">: </w:t>
+      </w:r>
+      <w:r>
+        <w:rPr>
+          <w:rFonts w:ascii="Times New Roman" w:hAnsi="Times New Roman" w:cs="Times New Roman"/>
+          <w:sz w:val="24"/>
+          <w:szCs w:val="24"/>
+          <w:lang w:val="en-IN" w:eastAsia="en-IN"/>
+        </w:rPr>
+        <w:t>Final decisions are taken based on interpreted insights.</w:t>
+      </w:r>
+    </w:p>
+    <w:p>
+      <w:pPr>
+        <w:ind w:left="720"/>
+        <w:rPr>
+          <w:rFonts w:ascii="Times New Roman" w:hAnsi="Times New Roman" w:cs="Times New Roman"/>
+          <w:b/>
+          <w:bCs/>
+          <w:sz w:val="24"/>
+          <w:szCs w:val="24"/>
+          <w:lang w:val="en-IN" w:eastAsia="en-IN"/>
+        </w:rPr>
+      </w:pPr>
+      <w:r>
+        <w:rPr>
+          <w:rFonts w:ascii="Times New Roman" w:hAnsi="Times New Roman" w:cs="Times New Roman"/>
+          <w:b/>
+          <w:bCs/>
+          <w:sz w:val="24"/>
+          <w:szCs w:val="24"/>
+          <w:lang w:val="en-IN" w:eastAsia="en-IN"/>
+        </w:rPr>
+        <w:t>Example:</w:t>
+      </w:r>
+    </w:p>
+    <w:p>
+      <w:pPr>
+        <w:pStyle w:val="ListParagraph"/>
+        <w:numPr>
+          <w:ilvl w:val="0"/>
+          <w:numId w:val="35"/>
+        </w:numPr>
+        <w:rPr>
+          <w:rFonts w:ascii="Times New Roman" w:hAnsi="Times New Roman" w:cs="Times New Roman"/>
+          <w:sz w:val="24"/>
+          <w:szCs w:val="24"/>
+          <w:lang w:val="en-IN" w:eastAsia="en-IN"/>
+        </w:rPr>
+      </w:pPr>
+      <w:r>
+        <w:rPr>
+          <w:rFonts w:ascii="Times New Roman" w:hAnsi="Times New Roman" w:cs="Times New Roman"/>
+          <w:sz w:val="24"/>
+          <w:szCs w:val="24"/>
+          <w:lang w:val="en-IN" w:eastAsia="en-IN"/>
+        </w:rPr>
+        <w:t>Planning remedial classes</w:t>
+      </w:r>
+    </w:p>
+    <w:p>
+      <w:pPr>
+        <w:pStyle w:val="ListParagraph"/>
+        <w:numPr>
+          <w:ilvl w:val="0"/>
+          <w:numId w:val="35"/>
+        </w:numPr>
+        <w:rPr>
+          <w:rFonts w:ascii="Times New Roman" w:hAnsi="Times New Roman" w:cs="Times New Roman"/>
+          <w:sz w:val="24"/>
+          <w:szCs w:val="24"/>
+          <w:lang w:val="en-IN" w:eastAsia="en-IN"/>
+        </w:rPr>
+      </w:pPr>
+      <w:r>
+        <w:rPr>
+          <w:rFonts w:ascii="Times New Roman" w:hAnsi="Times New Roman" w:cs="Times New Roman"/>
+          <w:sz w:val="24"/>
+          <w:szCs w:val="24"/>
+          <w:lang w:val="en-IN" w:eastAsia="en-IN"/>
+        </w:rPr>
+        <w:t>Improving attendance policies</w:t>
+      </w:r>
+    </w:p>
+    <w:p>
+      <w:pPr>
+        <w:pStyle w:val="ListParagraph"/>
+        <w:numPr>
+          <w:ilvl w:val="0"/>
+          <w:numId w:val="35"/>
+        </w:numPr>
+        <w:rPr>
+          <w:rFonts w:ascii="Times New Roman" w:hAnsi="Times New Roman" w:cs="Times New Roman"/>
+          <w:sz w:val="24"/>
+          <w:szCs w:val="24"/>
+          <w:lang w:val="en-IN" w:eastAsia="en-IN"/>
+        </w:rPr>
+      </w:pPr>
+      <w:r>
+        <w:rPr>
+          <w:rFonts w:ascii="Times New Roman" w:hAnsi="Times New Roman" w:cs="Times New Roman"/>
+          <w:sz w:val="24"/>
+          <w:szCs w:val="24"/>
+          <w:lang w:val="en-IN" w:eastAsia="en-IN"/>
+        </w:rPr>
+        <w:t>Allocating faculty based on department strength</w:t>
+      </w:r>
+    </w:p>
+    <w:p>
+      <w:pPr>
+        <w:ind w:left="720"/>
+        <w:rPr>
+          <w:rFonts w:ascii="Times New Roman" w:hAnsi="Times New Roman" w:cs="Times New Roman"/>
+          <w:sz w:val="24"/>
+          <w:szCs w:val="24"/>
+          <w:lang w:val="en-IN" w:eastAsia="en-IN"/>
+        </w:rPr>
+      </w:pPr>
+    </w:p>
+    <w:p>
+      <w:pPr>
+        <w:ind w:left="720"/>
+        <w:rPr>
+          <w:rFonts w:ascii="Times New Roman" w:hAnsi="Times New Roman" w:cs="Times New Roman"/>
+          <w:b/>
+          <w:bCs/>
+          <w:sz w:val="24"/>
+          <w:szCs w:val="24"/>
+          <w:lang w:val="en-IN" w:eastAsia="en-IN"/>
+        </w:rPr>
+      </w:pPr>
+      <w:r>
+        <w:rPr>
+          <w:rFonts w:ascii="Times New Roman" w:hAnsi="Times New Roman" w:cs="Times New Roman"/>
+          <w:b/>
+          <w:bCs/>
+          <w:sz w:val="24"/>
+          <w:szCs w:val="24"/>
+          <w:lang w:val="en-IN" w:eastAsia="en-IN"/>
+        </w:rPr>
+        <w:t>Outcome</w:t>
+      </w:r>
+      <w:r>
+        <w:rPr>
+          <w:rFonts w:ascii="Times New Roman" w:hAnsi="Times New Roman" w:cs="Times New Roman"/>
+          <w:b/>
+          <w:bCs/>
+          <w:sz w:val="24"/>
+          <w:szCs w:val="24"/>
+          <w:lang w:val="en-IN" w:eastAsia="en-IN"/>
+        </w:rPr>
+        <w:t xml:space="preserve">: </w:t>
+      </w:r>
+      <w:r>
+        <w:rPr>
+          <w:rFonts w:ascii="Times New Roman" w:hAnsi="Times New Roman" w:cs="Times New Roman"/>
+          <w:sz w:val="24"/>
+          <w:szCs w:val="24"/>
+          <w:lang w:val="en-IN" w:eastAsia="en-IN"/>
+        </w:rPr>
+        <w:t>Students understand the end-to-end data visualization workflow, from an uncleaned dataset to insight-driven decision making.</w:t>
+      </w:r>
     </w:p>
     <w:p>
       <w:pPr>
         <w:shd w:val="clear" w:color="auto" w:fill="FFFFFF"/>
         <w:spacing w:after="0"/>
         <w:rPr>
+          <w:rFonts w:ascii="Times New Roman" w:hAnsi="Times New Roman" w:cs="Times New Roman"/>
+          <w:sz w:val="24"/>
+          <w:szCs w:val="24"/>
+          <w:lang w:val="en-IN"/>
+        </w:rPr>
+      </w:pPr>
+      <w:r>
+        <w:rPr>
           <w:rFonts w:ascii="Times New Roman" w:eastAsia="Times New Roman" w:hAnsi="Times New Roman" w:cs="Times New Roman"/>
-          <w:color w:val="008000"/>
+          <w:b/>
+          <w:bCs/>
           <w:sz w:val="24"/>
           <w:szCs w:val="24"/>
           <w:lang w:val="en-IN" w:eastAsia="en-IN"/>
         </w:rPr>
-      </w:pPr>
-    </w:p>
-    <w:p>
-      <w:pPr>
-        <w:shd w:val="clear" w:color="auto" w:fill="FFFFFF"/>
-        <w:spacing w:after="0"/>
-        <w:rPr>
-          <w:rFonts w:ascii="Times New Roman" w:eastAsia="Times New Roman" w:hAnsi="Times New Roman" w:cs="Times New Roman"/>
-          <w:b/>
-          <w:bCs/>
-          <w:sz w:val="24"/>
-          <w:szCs w:val="24"/>
-          <w:lang w:val="en-IN" w:eastAsia="en-IN"/>
-        </w:rPr>
-      </w:pPr>
-      <w:r>
-        <w:rPr>
-          <w:rFonts w:ascii="Times New Roman" w:eastAsia="Times New Roman" w:hAnsi="Times New Roman" w:cs="Times New Roman"/>
-          <w:b/>
-          <w:bCs/>
-          <w:sz w:val="24"/>
-          <w:szCs w:val="24"/>
-          <w:lang w:val="en-IN" w:eastAsia="en-IN"/>
-        </w:rPr>
         <w:t xml:space="preserve">Output: </w:t>
       </w:r>
     </w:p>
     <w:p>
       <w:pPr>
-        <w:shd w:val="clear" w:color="auto" w:fill="FFFFFF"/>
-        <w:spacing w:after="0"/>
-        <w:rPr>
-          <w:rFonts w:ascii="Times New Roman" w:eastAsia="Times New Roman" w:hAnsi="Times New Roman" w:cs="Times New Roman"/>
-          <w:b/>
-          <w:bCs/>
-          <w:sz w:val="24"/>
-          <w:szCs w:val="24"/>
-          <w:lang w:val="en-IN" w:eastAsia="en-IN"/>
-        </w:rPr>
-      </w:pPr>
-    </w:p>
-    <w:p>
-      <w:pPr>
-        <w:shd w:val="clear" w:color="auto" w:fill="FFFFFF"/>
-        <w:spacing w:after="0"/>
-        <w:rPr>
-          <w:rFonts w:ascii="Times New Roman" w:eastAsia="Times New Roman" w:hAnsi="Times New Roman" w:cs="Times New Roman"/>
-          <w:color w:val="3B3B3B"/>
-          <w:sz w:val="24"/>
-          <w:szCs w:val="24"/>
-          <w:lang w:val="en-IN" w:eastAsia="en-IN"/>
-        </w:rPr>
-      </w:pPr>
-    </w:p>
-    <w:p>
-      <w:pPr>
-        <w:tabs>
-          <w:tab w:val="left" w:pos="2184"/>
-          <w:tab w:val="left" w:pos="4740"/>
-        </w:tabs>
-        <w:spacing w:after="0"/>
-        <w:rPr>
-          <w:rFonts w:ascii="Times New Roman" w:hAnsi="Times New Roman" w:cs="Times New Roman"/>
-          <w:sz w:val="24"/>
-          <w:szCs w:val="24"/>
-          <w:lang w:val="en-IN"/>
-        </w:rPr>
-      </w:pPr>
-    </w:p>
-    <w:p>
-      <w:pPr>
-        <w:tabs>
-          <w:tab w:val="left" w:pos="2184"/>
-          <w:tab w:val="left" w:pos="4740"/>
-        </w:tabs>
-        <w:spacing w:after="0"/>
-        <w:rPr>
-          <w:rFonts w:ascii="Times New Roman" w:hAnsi="Times New Roman" w:cs="Times New Roman"/>
-          <w:sz w:val="24"/>
-          <w:szCs w:val="24"/>
-          <w:lang w:val="en-IN"/>
-        </w:rPr>
-      </w:pPr>
-    </w:p>
-    <w:p>
-      <w:pPr>
-        <w:spacing w:after="0"/>
-        <w:rPr>
-          <w:rFonts w:ascii="Times New Roman" w:hAnsi="Times New Roman" w:cs="Times New Roman"/>
-          <w:sz w:val="24"/>
-          <w:szCs w:val="24"/>
-          <w:lang w:val="en-IN"/>
-        </w:rPr>
-      </w:pPr>
-      <w:r>
-        <w:rPr>
-          <w:rFonts w:ascii="Times New Roman" w:hAnsi="Times New Roman" w:cs="Times New Roman"/>
-          <w:sz w:val="24"/>
-          <w:szCs w:val="24"/>
-          <w:lang w:val="en-IN"/>
+        <w:rPr>
+          <w:rFonts w:ascii="Times New Roman" w:hAnsi="Times New Roman" w:cs="Times New Roman"/>
+          <w:b/>
+          <w:bCs/>
+          <w:color w:val="000000"/>
+          <w:sz w:val="24"/>
+          <w:szCs w:val="24"/>
+          <w:lang w:val="en-IN"/>
+        </w:rPr>
+      </w:pPr>
+      <w:r>
+        <w:rPr>
+          <w:b/>
+          <w:bCs/>
         </w:rPr>
         <w:br w:type="page"/>
       </w:r>
@@ -2604,18 +3905,500 @@
     <w:p>
       <w:pPr>
         <w:pStyle w:val="Default"/>
+        <w:pBdr>
+          <w:bottom w:val="single" w:sz="6" w:space="1" w:color="auto"/>
+        </w:pBdr>
         <w:spacing w:line="276" w:lineRule="auto"/>
-      </w:pPr>
+        <w:jc w:val="center"/>
+      </w:pPr>
+      <w:r>
+        <w:rPr>
+          <w:b/>
+          <w:bCs/>
+        </w:rPr>
+        <w:t>#</w:t>
+      </w:r>
+      <w:r>
+        <w:rPr>
+          <w:b/>
+          <w:bCs/>
+        </w:rPr>
+        <w:t>Bar Chart – Department-wise Average Attendance</w:t>
+      </w:r>
+    </w:p>
+    <w:p>
+      <w:pPr>
+        <w:pStyle w:val="Default"/>
+        <w:numPr>
+          <w:ilvl w:val="0"/>
+          <w:numId w:val="21"/>
+        </w:numPr>
+        <w:spacing w:line="276" w:lineRule="auto"/>
+        <w:rPr>
+          <w:b/>
+          <w:bCs/>
+        </w:rPr>
+      </w:pPr>
+      <w:r>
+        <w:rPr>
+          <w:b/>
+          <w:bCs/>
+        </w:rPr>
+        <w:t>Steps to Create Visualization in Excel</w:t>
+      </w:r>
+    </w:p>
+    <w:p>
+      <w:pPr>
+        <w:pStyle w:val="Default"/>
+        <w:numPr>
+          <w:ilvl w:val="0"/>
+          <w:numId w:val="20"/>
+        </w:numPr>
+        <w:tabs>
+          <w:tab w:val="clear" w:pos="720"/>
+          <w:tab w:val="num" w:pos="1080"/>
+        </w:tabs>
+        <w:spacing w:line="276" w:lineRule="auto"/>
+        <w:ind w:left="1080"/>
+      </w:pPr>
+      <w:r>
+        <w:t xml:space="preserve">Open </w:t>
+      </w:r>
+      <w:r>
+        <w:rPr>
+          <w:b/>
+          <w:bCs/>
+        </w:rPr>
+        <w:t>Microsoft Excel</w:t>
+      </w:r>
+    </w:p>
+    <w:p>
+      <w:pPr>
+        <w:pStyle w:val="Default"/>
+        <w:numPr>
+          <w:ilvl w:val="0"/>
+          <w:numId w:val="20"/>
+        </w:numPr>
+        <w:tabs>
+          <w:tab w:val="clear" w:pos="720"/>
+          <w:tab w:val="num" w:pos="1080"/>
+        </w:tabs>
+        <w:spacing w:line="276" w:lineRule="auto"/>
+        <w:ind w:left="1080"/>
+      </w:pPr>
+      <w:r>
+        <w:t xml:space="preserve">Import the </w:t>
+      </w:r>
+      <w:r>
+        <w:rPr>
+          <w:b/>
+          <w:bCs/>
+        </w:rPr>
+        <w:t>Uncleaned_Student_Dataset</w:t>
+      </w:r>
+      <w:r>
+        <w:rPr>
+          <w:b/>
+          <w:bCs/>
+        </w:rPr>
+        <w:t>.xlsx</w:t>
+      </w:r>
+    </w:p>
+    <w:p>
+      <w:pPr>
+        <w:pStyle w:val="Default"/>
+        <w:numPr>
+          <w:ilvl w:val="0"/>
+          <w:numId w:val="20"/>
+        </w:numPr>
+        <w:tabs>
+          <w:tab w:val="clear" w:pos="720"/>
+          <w:tab w:val="num" w:pos="1080"/>
+        </w:tabs>
+        <w:spacing w:line="276" w:lineRule="auto"/>
+        <w:ind w:left="1080"/>
+      </w:pPr>
+      <w:r>
+        <w:t>Make formatting:</w:t>
+      </w:r>
+    </w:p>
+    <w:p>
+      <w:pPr>
+        <w:pStyle w:val="Default"/>
+        <w:numPr>
+          <w:ilvl w:val="1"/>
+          <w:numId w:val="20"/>
+        </w:numPr>
+        <w:spacing w:line="276" w:lineRule="auto"/>
+        <w:rPr>
+          <w:b/>
+          <w:bCs/>
+        </w:rPr>
+      </w:pPr>
+      <w:r>
+        <w:t xml:space="preserve">Fit Column and Width: </w:t>
+      </w:r>
+      <w:r>
+        <w:rPr>
+          <w:b/>
+          <w:bCs/>
+        </w:rPr>
+        <w:t>Alt + H + O + I</w:t>
+      </w:r>
+      <w:r>
+        <w:t xml:space="preserve">, </w:t>
+      </w:r>
+      <w:r>
+        <w:rPr>
+          <w:b/>
+          <w:bCs/>
+        </w:rPr>
+        <w:t>Alt + H + O + A</w:t>
+      </w:r>
+    </w:p>
+    <w:p>
+      <w:pPr>
+        <w:pStyle w:val="Default"/>
+        <w:numPr>
+          <w:ilvl w:val="1"/>
+          <w:numId w:val="20"/>
+        </w:numPr>
+        <w:spacing w:line="276" w:lineRule="auto"/>
+        <w:rPr>
+          <w:b/>
+          <w:bCs/>
+        </w:rPr>
+      </w:pPr>
+      <w:r>
+        <w:t>Formatting Data: Select row1 ‘</w:t>
+      </w:r>
+      <w:r>
+        <w:rPr>
+          <w:b/>
+          <w:bCs/>
+        </w:rPr>
+        <w:t>Ctrl + B</w:t>
+      </w:r>
+      <w:r>
+        <w:rPr>
+          <w:b/>
+          <w:bCs/>
+        </w:rPr>
+        <w:t>’</w:t>
+      </w:r>
+      <w:r>
+        <w:t xml:space="preserve">, </w:t>
+      </w:r>
+      <w:r>
+        <w:rPr>
+          <w:b/>
+          <w:bCs/>
+        </w:rPr>
+        <w:t>Alt + H + B +A</w:t>
+      </w:r>
+      <w:r>
+        <w:t xml:space="preserve"> </w:t>
+      </w:r>
+    </w:p>
+    <w:p>
+      <w:pPr>
+        <w:pStyle w:val="Default"/>
+        <w:numPr>
+          <w:ilvl w:val="0"/>
+          <w:numId w:val="20"/>
+        </w:numPr>
+        <w:tabs>
+          <w:tab w:val="clear" w:pos="720"/>
+          <w:tab w:val="num" w:pos="1080"/>
+        </w:tabs>
+        <w:spacing w:line="276" w:lineRule="auto"/>
+        <w:ind w:left="1080"/>
+      </w:pPr>
+      <w:r>
+        <w:t>Select the columns:</w:t>
+      </w:r>
+    </w:p>
+    <w:p>
+      <w:pPr>
+        <w:pStyle w:val="Default"/>
+        <w:numPr>
+          <w:ilvl w:val="1"/>
+          <w:numId w:val="20"/>
+        </w:numPr>
+        <w:tabs>
+          <w:tab w:val="clear" w:pos="1440"/>
+          <w:tab w:val="num" w:pos="1800"/>
+        </w:tabs>
+        <w:spacing w:line="276" w:lineRule="auto"/>
+        <w:ind w:left="1800"/>
+      </w:pPr>
+      <w:r>
+        <w:t>department</w:t>
+      </w:r>
+    </w:p>
+    <w:p>
+      <w:pPr>
+        <w:pStyle w:val="Default"/>
+        <w:numPr>
+          <w:ilvl w:val="1"/>
+          <w:numId w:val="20"/>
+        </w:numPr>
+        <w:tabs>
+          <w:tab w:val="clear" w:pos="1440"/>
+          <w:tab w:val="num" w:pos="1800"/>
+        </w:tabs>
+        <w:spacing w:line="276" w:lineRule="auto"/>
+        <w:ind w:left="1800"/>
+      </w:pPr>
+      <w:r>
+        <w:t>attendance percentage</w:t>
+      </w:r>
+    </w:p>
+    <w:p>
+      <w:pPr>
+        <w:pStyle w:val="Default"/>
+        <w:numPr>
+          <w:ilvl w:val="0"/>
+          <w:numId w:val="20"/>
+        </w:numPr>
+        <w:tabs>
+          <w:tab w:val="clear" w:pos="720"/>
+          <w:tab w:val="num" w:pos="1080"/>
+        </w:tabs>
+        <w:spacing w:line="276" w:lineRule="auto"/>
+        <w:ind w:left="1080"/>
+      </w:pPr>
+      <w:r>
+        <w:t xml:space="preserve">Use </w:t>
+      </w:r>
+      <w:r>
+        <w:rPr>
+          <w:b/>
+          <w:bCs/>
+        </w:rPr>
+        <w:t>Insert → Pivot Table</w:t>
+      </w:r>
+    </w:p>
+    <w:p>
+      <w:pPr>
+        <w:pStyle w:val="Default"/>
+        <w:numPr>
+          <w:ilvl w:val="1"/>
+          <w:numId w:val="20"/>
+        </w:numPr>
+        <w:tabs>
+          <w:tab w:val="clear" w:pos="1440"/>
+          <w:tab w:val="num" w:pos="1800"/>
+        </w:tabs>
+        <w:spacing w:line="276" w:lineRule="auto"/>
+        <w:ind w:left="1800"/>
+      </w:pPr>
+      <w:r>
+        <w:t>Rows: Department</w:t>
+      </w:r>
+    </w:p>
+    <w:p>
+      <w:pPr>
+        <w:pStyle w:val="Default"/>
+        <w:numPr>
+          <w:ilvl w:val="1"/>
+          <w:numId w:val="20"/>
+        </w:numPr>
+        <w:tabs>
+          <w:tab w:val="clear" w:pos="1440"/>
+          <w:tab w:val="num" w:pos="1800"/>
+        </w:tabs>
+        <w:spacing w:line="276" w:lineRule="auto"/>
+        <w:ind w:left="1800"/>
+      </w:pPr>
+      <w:r>
+        <w:t>Values: Average of Attendance Percentage</w:t>
+      </w:r>
+    </w:p>
+    <w:p>
+      <w:pPr>
+        <w:pStyle w:val="Default"/>
+        <w:numPr>
+          <w:ilvl w:val="0"/>
+          <w:numId w:val="20"/>
+        </w:numPr>
+        <w:tabs>
+          <w:tab w:val="clear" w:pos="720"/>
+          <w:tab w:val="num" w:pos="1080"/>
+        </w:tabs>
+        <w:spacing w:line="276" w:lineRule="auto"/>
+        <w:ind w:left="1080"/>
+      </w:pPr>
+      <w:r>
+        <w:t>Select the Pivot Table</w:t>
+      </w:r>
+    </w:p>
+    <w:p>
+      <w:pPr>
+        <w:pStyle w:val="Default"/>
+        <w:numPr>
+          <w:ilvl w:val="0"/>
+          <w:numId w:val="20"/>
+        </w:numPr>
+        <w:tabs>
+          <w:tab w:val="clear" w:pos="720"/>
+          <w:tab w:val="num" w:pos="1080"/>
+        </w:tabs>
+        <w:spacing w:line="276" w:lineRule="auto"/>
+        <w:ind w:left="1080"/>
+      </w:pPr>
+      <w:r>
+        <w:t xml:space="preserve">Go to </w:t>
+      </w:r>
+      <w:r>
+        <w:rPr>
+          <w:b/>
+          <w:bCs/>
+        </w:rPr>
+        <w:t>Insert → Bar Chart</w:t>
+      </w:r>
+    </w:p>
+    <w:p>
+      <w:pPr>
+        <w:pStyle w:val="Default"/>
+        <w:numPr>
+          <w:ilvl w:val="0"/>
+          <w:numId w:val="20"/>
+        </w:numPr>
+        <w:tabs>
+          <w:tab w:val="clear" w:pos="720"/>
+          <w:tab w:val="num" w:pos="1080"/>
+        </w:tabs>
+        <w:spacing w:line="276" w:lineRule="auto"/>
+        <w:ind w:left="1080"/>
+      </w:pPr>
+      <w:r>
+        <w:t>Add:</w:t>
+      </w:r>
+    </w:p>
+    <w:p>
+      <w:pPr>
+        <w:pStyle w:val="Default"/>
+        <w:numPr>
+          <w:ilvl w:val="1"/>
+          <w:numId w:val="20"/>
+        </w:numPr>
+        <w:tabs>
+          <w:tab w:val="clear" w:pos="1440"/>
+          <w:tab w:val="num" w:pos="1800"/>
+        </w:tabs>
+        <w:spacing w:line="276" w:lineRule="auto"/>
+        <w:ind w:left="1800"/>
+      </w:pPr>
+      <w:r>
+        <w:t>Chart Title</w:t>
+      </w:r>
+    </w:p>
+    <w:p>
+      <w:pPr>
+        <w:pStyle w:val="Default"/>
+        <w:numPr>
+          <w:ilvl w:val="1"/>
+          <w:numId w:val="20"/>
+        </w:numPr>
+        <w:tabs>
+          <w:tab w:val="clear" w:pos="1440"/>
+          <w:tab w:val="num" w:pos="1800"/>
+        </w:tabs>
+        <w:spacing w:line="276" w:lineRule="auto"/>
+        <w:ind w:left="1800"/>
+      </w:pPr>
+      <w:r>
+        <w:t>X-axis: Department</w:t>
+      </w:r>
+    </w:p>
+    <w:p>
+      <w:pPr>
+        <w:pStyle w:val="Default"/>
+        <w:numPr>
+          <w:ilvl w:val="1"/>
+          <w:numId w:val="20"/>
+        </w:numPr>
+        <w:tabs>
+          <w:tab w:val="clear" w:pos="1440"/>
+          <w:tab w:val="num" w:pos="1800"/>
+        </w:tabs>
+        <w:spacing w:line="276" w:lineRule="auto"/>
+        <w:ind w:left="1800"/>
+      </w:pPr>
+      <w:r>
+        <w:t>Y-axis: Average Attendance (%)</w:t>
+      </w:r>
     </w:p>
     <w:p>
       <w:pPr>
         <w:pStyle w:val="Default"/>
         <w:spacing w:line="276" w:lineRule="auto"/>
-        <w:rPr>
-          <w:b/>
-          <w:bCs/>
-        </w:rPr>
-      </w:pPr>
+      </w:pPr>
+    </w:p>
+    <w:p>
+      <w:pPr>
+        <w:pStyle w:val="Default"/>
+        <w:spacing w:line="276" w:lineRule="auto"/>
+        <w:rPr>
+          <w:b/>
+          <w:bCs/>
+        </w:rPr>
+      </w:pPr>
+      <w:r>
+        <w:rPr>
+          <w:b/>
+          <w:bCs/>
+        </w:rPr>
+        <w:drawing>
+          <wp:anchor distT="0" distB="0" distL="114300" distR="114300" simplePos="0" relativeHeight="251661312" behindDoc="0" locked="0" layoutInCell="1" allowOverlap="1" wp14:anchorId="6086DBF6" wp14:editId="2A42C0E1">
+            <wp:simplePos x="0" y="0"/>
+            <wp:positionH relativeFrom="margin">
+              <wp:posOffset>2540</wp:posOffset>
+            </wp:positionH>
+            <wp:positionV relativeFrom="paragraph">
+              <wp:posOffset>277495</wp:posOffset>
+            </wp:positionV>
+            <wp:extent cx="6768465" cy="3594100"/>
+            <wp:effectExtent l="19050" t="19050" r="13335" b="25400"/>
+            <wp:wrapTopAndBottom/>
+            <wp:docPr id="60822062" name="Picture 1"/>
+            <wp:cNvGraphicFramePr>
+              <a:graphicFrameLocks xmlns:a="http://schemas.openxmlformats.org/drawingml/2006/main" noChangeAspect="1"/>
+            </wp:cNvGraphicFramePr>
+            <a:graphic xmlns:a="http://schemas.openxmlformats.org/drawingml/2006/main">
+              <a:graphicData uri="http://schemas.openxmlformats.org/drawingml/2006/picture">
+                <pic:pic xmlns:pic="http://schemas.openxmlformats.org/drawingml/2006/picture">
+                  <pic:nvPicPr>
+                    <pic:cNvPr id="60822062" name=""/>
+                    <pic:cNvPicPr/>
+                  </pic:nvPicPr>
+                  <pic:blipFill>
+                    <a:blip r:embed="rId9"/>
+                    <a:stretch>
+                      <a:fillRect/>
+                    </a:stretch>
+                  </pic:blipFill>
+                  <pic:spPr>
+                    <a:xfrm>
+                      <a:off x="0" y="0"/>
+                      <a:ext cx="6768465" cy="3594100"/>
+                    </a:xfrm>
+                    <a:prstGeom prst="rect">
+                      <a:avLst/>
+                    </a:prstGeom>
+                    <a:ln>
+                      <a:solidFill>
+                        <a:schemeClr val="accent1"/>
+                      </a:solidFill>
+                    </a:ln>
+                  </pic:spPr>
+                </pic:pic>
+              </a:graphicData>
+            </a:graphic>
+          </wp:anchor>
+        </w:drawing>
+      </w:r>
       <w:r>
         <w:rPr>
           <w:b/>
@@ -2935,13 +4718,1150 @@
           <w:tab w:val="left" w:pos="4740"/>
         </w:tabs>
         <w:spacing w:after="0"/>
-        <w:rPr>
-          <w:rFonts w:ascii="Times New Roman" w:hAnsi="Times New Roman" w:cs="Times New Roman"/>
-          <w:sz w:val="24"/>
-          <w:szCs w:val="24"/>
-          <w:lang w:val="en-IN"/>
-        </w:rPr>
-      </w:pPr>
+        <w:ind w:left="720"/>
+        <w:rPr>
+          <w:rFonts w:ascii="Times New Roman" w:hAnsi="Times New Roman" w:cs="Times New Roman"/>
+          <w:sz w:val="24"/>
+          <w:szCs w:val="24"/>
+          <w:lang w:val="en-IN"/>
+        </w:rPr>
+      </w:pPr>
+      <w:r>
+        <w:rPr>
+          <w:rFonts w:ascii="Times New Roman" w:hAnsi="Times New Roman" w:cs="Times New Roman"/>
+          <w:sz w:val="24"/>
+          <w:szCs w:val="24"/>
+          <w:lang w:val="en-IN"/>
+        </w:rPr>
+        <w:t>import pandas as pd</w:t>
+      </w:r>
+    </w:p>
+    <w:p>
+      <w:pPr>
+        <w:tabs>
+          <w:tab w:val="left" w:pos="2184"/>
+          <w:tab w:val="left" w:pos="4740"/>
+        </w:tabs>
+        <w:spacing w:after="0"/>
+        <w:ind w:left="720"/>
+        <w:rPr>
+          <w:rFonts w:ascii="Times New Roman" w:hAnsi="Times New Roman" w:cs="Times New Roman"/>
+          <w:sz w:val="24"/>
+          <w:szCs w:val="24"/>
+          <w:lang w:val="en-IN"/>
+        </w:rPr>
+      </w:pPr>
+      <w:r>
+        <w:rPr>
+          <w:rFonts w:ascii="Times New Roman" w:hAnsi="Times New Roman" w:cs="Times New Roman"/>
+          <w:sz w:val="24"/>
+          <w:szCs w:val="24"/>
+          <w:lang w:val="en-IN"/>
+        </w:rPr>
+        <w:t xml:space="preserve">import </w:t>
+      </w:r>
+      <w:proofErr w:type="spellStart"/>
+      <w:r>
+        <w:rPr>
+          <w:rFonts w:ascii="Times New Roman" w:hAnsi="Times New Roman" w:cs="Times New Roman"/>
+          <w:sz w:val="24"/>
+          <w:szCs w:val="24"/>
+          <w:lang w:val="en-IN"/>
+        </w:rPr>
+        <w:t>matplotlib.pyplot</w:t>
+      </w:r>
+      <w:proofErr w:type="spellEnd"/>
+      <w:r>
+        <w:rPr>
+          <w:rFonts w:ascii="Times New Roman" w:hAnsi="Times New Roman" w:cs="Times New Roman"/>
+          <w:sz w:val="24"/>
+          <w:szCs w:val="24"/>
+          <w:lang w:val="en-IN"/>
+        </w:rPr>
+        <w:t xml:space="preserve"> as </w:t>
+      </w:r>
+      <w:proofErr w:type="spellStart"/>
+      <w:r>
+        <w:rPr>
+          <w:rFonts w:ascii="Times New Roman" w:hAnsi="Times New Roman" w:cs="Times New Roman"/>
+          <w:sz w:val="24"/>
+          <w:szCs w:val="24"/>
+          <w:lang w:val="en-IN"/>
+        </w:rPr>
+        <w:t>plt</w:t>
+      </w:r>
+      <w:proofErr w:type="spellEnd"/>
+    </w:p>
+    <w:p>
+      <w:pPr>
+        <w:tabs>
+          <w:tab w:val="left" w:pos="2184"/>
+          <w:tab w:val="left" w:pos="4740"/>
+        </w:tabs>
+        <w:spacing w:after="0"/>
+        <w:ind w:left="720"/>
+        <w:rPr>
+          <w:rFonts w:ascii="Times New Roman" w:hAnsi="Times New Roman" w:cs="Times New Roman"/>
+          <w:sz w:val="24"/>
+          <w:szCs w:val="24"/>
+          <w:lang w:val="en-IN"/>
+        </w:rPr>
+      </w:pPr>
+    </w:p>
+    <w:p>
+      <w:pPr>
+        <w:tabs>
+          <w:tab w:val="left" w:pos="2184"/>
+          <w:tab w:val="left" w:pos="4740"/>
+        </w:tabs>
+        <w:spacing w:after="0"/>
+        <w:ind w:left="720"/>
+        <w:rPr>
+          <w:rFonts w:ascii="Times New Roman" w:hAnsi="Times New Roman" w:cs="Times New Roman"/>
+          <w:sz w:val="24"/>
+          <w:szCs w:val="24"/>
+          <w:lang w:val="en-IN"/>
+        </w:rPr>
+      </w:pPr>
+      <w:r>
+        <w:rPr>
+          <w:rFonts w:ascii="Times New Roman" w:hAnsi="Times New Roman" w:cs="Times New Roman"/>
+          <w:sz w:val="24"/>
+          <w:szCs w:val="24"/>
+          <w:lang w:val="en-IN"/>
+        </w:rPr>
+        <w:t># Load dataset</w:t>
+      </w:r>
+    </w:p>
+    <w:p>
+      <w:pPr>
+        <w:tabs>
+          <w:tab w:val="left" w:pos="2184"/>
+          <w:tab w:val="left" w:pos="4740"/>
+        </w:tabs>
+        <w:spacing w:after="0"/>
+        <w:ind w:left="720"/>
+        <w:rPr>
+          <w:rFonts w:ascii="Times New Roman" w:hAnsi="Times New Roman" w:cs="Times New Roman"/>
+          <w:sz w:val="24"/>
+          <w:szCs w:val="24"/>
+          <w:lang w:val="en-IN"/>
+        </w:rPr>
+      </w:pPr>
+      <w:proofErr w:type="spellStart"/>
+      <w:r>
+        <w:rPr>
+          <w:rFonts w:ascii="Times New Roman" w:hAnsi="Times New Roman" w:cs="Times New Roman"/>
+          <w:sz w:val="24"/>
+          <w:szCs w:val="24"/>
+          <w:lang w:val="en-IN"/>
+        </w:rPr>
+        <w:t>df</w:t>
+      </w:r>
+      <w:proofErr w:type="spellEnd"/>
+      <w:r>
+        <w:rPr>
+          <w:rFonts w:ascii="Times New Roman" w:hAnsi="Times New Roman" w:cs="Times New Roman"/>
+          <w:sz w:val="24"/>
+          <w:szCs w:val="24"/>
+          <w:lang w:val="en-IN"/>
+        </w:rPr>
+        <w:t xml:space="preserve"> = </w:t>
+      </w:r>
+      <w:proofErr w:type="spellStart"/>
+      <w:r>
+        <w:rPr>
+          <w:rFonts w:ascii="Times New Roman" w:hAnsi="Times New Roman" w:cs="Times New Roman"/>
+          <w:sz w:val="24"/>
+          <w:szCs w:val="24"/>
+          <w:lang w:val="en-IN"/>
+        </w:rPr>
+        <w:t>pd.read_csv</w:t>
+      </w:r>
+      <w:proofErr w:type="spellEnd"/>
+      <w:r>
+        <w:rPr>
+          <w:rFonts w:ascii="Times New Roman" w:hAnsi="Times New Roman" w:cs="Times New Roman"/>
+          <w:sz w:val="24"/>
+          <w:szCs w:val="24"/>
+          <w:lang w:val="en-IN"/>
+        </w:rPr>
+        <w:t>("MMDU_Student_Performance.csv")</w:t>
+      </w:r>
+    </w:p>
+    <w:p>
+      <w:pPr>
+        <w:tabs>
+          <w:tab w:val="left" w:pos="2184"/>
+          <w:tab w:val="left" w:pos="4740"/>
+        </w:tabs>
+        <w:spacing w:after="0"/>
+        <w:ind w:left="720"/>
+        <w:rPr>
+          <w:rFonts w:ascii="Times New Roman" w:hAnsi="Times New Roman" w:cs="Times New Roman"/>
+          <w:sz w:val="24"/>
+          <w:szCs w:val="24"/>
+          <w:lang w:val="en-IN"/>
+        </w:rPr>
+      </w:pPr>
+    </w:p>
+    <w:p>
+      <w:pPr>
+        <w:tabs>
+          <w:tab w:val="left" w:pos="2184"/>
+          <w:tab w:val="left" w:pos="4740"/>
+        </w:tabs>
+        <w:spacing w:after="0"/>
+        <w:ind w:left="720"/>
+        <w:rPr>
+          <w:rFonts w:ascii="Times New Roman" w:hAnsi="Times New Roman" w:cs="Times New Roman"/>
+          <w:sz w:val="24"/>
+          <w:szCs w:val="24"/>
+          <w:lang w:val="en-IN"/>
+        </w:rPr>
+      </w:pPr>
+      <w:r>
+        <w:rPr>
+          <w:rFonts w:ascii="Times New Roman" w:hAnsi="Times New Roman" w:cs="Times New Roman"/>
+          <w:sz w:val="24"/>
+          <w:szCs w:val="24"/>
+          <w:lang w:val="en-IN"/>
+        </w:rPr>
+        <w:t># Select required columns</w:t>
+      </w:r>
+    </w:p>
+    <w:p>
+      <w:pPr>
+        <w:tabs>
+          <w:tab w:val="left" w:pos="2184"/>
+          <w:tab w:val="left" w:pos="4740"/>
+        </w:tabs>
+        <w:spacing w:after="0"/>
+        <w:ind w:left="720"/>
+        <w:rPr>
+          <w:rFonts w:ascii="Times New Roman" w:hAnsi="Times New Roman" w:cs="Times New Roman"/>
+          <w:sz w:val="24"/>
+          <w:szCs w:val="24"/>
+          <w:lang w:val="en-IN"/>
+        </w:rPr>
+      </w:pPr>
+      <w:r>
+        <w:rPr>
+          <w:rFonts w:ascii="Times New Roman" w:hAnsi="Times New Roman" w:cs="Times New Roman"/>
+          <w:sz w:val="24"/>
+          <w:szCs w:val="24"/>
+          <w:lang w:val="en-IN"/>
+        </w:rPr>
+        <w:t xml:space="preserve">data = </w:t>
+      </w:r>
+      <w:proofErr w:type="spellStart"/>
+      <w:r>
+        <w:rPr>
+          <w:rFonts w:ascii="Times New Roman" w:hAnsi="Times New Roman" w:cs="Times New Roman"/>
+          <w:sz w:val="24"/>
+          <w:szCs w:val="24"/>
+          <w:lang w:val="en-IN"/>
+        </w:rPr>
+        <w:t>df</w:t>
+      </w:r>
+      <w:proofErr w:type="spellEnd"/>
+      <w:r>
+        <w:rPr>
+          <w:rFonts w:ascii="Times New Roman" w:hAnsi="Times New Roman" w:cs="Times New Roman"/>
+          <w:sz w:val="24"/>
+          <w:szCs w:val="24"/>
+          <w:lang w:val="en-IN"/>
+        </w:rPr>
+        <w:t>[['</w:t>
+      </w:r>
+      <w:proofErr w:type="spellStart"/>
+      <w:r>
+        <w:rPr>
+          <w:rFonts w:ascii="Times New Roman" w:hAnsi="Times New Roman" w:cs="Times New Roman"/>
+          <w:sz w:val="24"/>
+          <w:szCs w:val="24"/>
+          <w:lang w:val="en-IN"/>
+        </w:rPr>
+        <w:t>academic_year</w:t>
+      </w:r>
+      <w:proofErr w:type="spellEnd"/>
+      <w:r>
+        <w:rPr>
+          <w:rFonts w:ascii="Times New Roman" w:hAnsi="Times New Roman" w:cs="Times New Roman"/>
+          <w:sz w:val="24"/>
+          <w:szCs w:val="24"/>
+          <w:lang w:val="en-IN"/>
+        </w:rPr>
+        <w:t>', 'percentage']]</w:t>
+      </w:r>
+    </w:p>
+    <w:p>
+      <w:pPr>
+        <w:tabs>
+          <w:tab w:val="left" w:pos="2184"/>
+          <w:tab w:val="left" w:pos="4740"/>
+        </w:tabs>
+        <w:spacing w:after="0"/>
+        <w:ind w:left="720"/>
+        <w:rPr>
+          <w:rFonts w:ascii="Times New Roman" w:hAnsi="Times New Roman" w:cs="Times New Roman"/>
+          <w:sz w:val="24"/>
+          <w:szCs w:val="24"/>
+          <w:lang w:val="en-IN"/>
+        </w:rPr>
+      </w:pPr>
+    </w:p>
+    <w:p>
+      <w:pPr>
+        <w:tabs>
+          <w:tab w:val="left" w:pos="2184"/>
+          <w:tab w:val="left" w:pos="4740"/>
+        </w:tabs>
+        <w:spacing w:after="0"/>
+        <w:ind w:left="720"/>
+        <w:rPr>
+          <w:rFonts w:ascii="Times New Roman" w:hAnsi="Times New Roman" w:cs="Times New Roman"/>
+          <w:sz w:val="24"/>
+          <w:szCs w:val="24"/>
+          <w:lang w:val="en-IN"/>
+        </w:rPr>
+      </w:pPr>
+      <w:r>
+        <w:rPr>
+          <w:rFonts w:ascii="Times New Roman" w:hAnsi="Times New Roman" w:cs="Times New Roman"/>
+          <w:sz w:val="24"/>
+          <w:szCs w:val="24"/>
+          <w:lang w:val="en-IN"/>
+        </w:rPr>
+        <w:t># Remove missing values</w:t>
+      </w:r>
+    </w:p>
+    <w:p>
+      <w:pPr>
+        <w:tabs>
+          <w:tab w:val="left" w:pos="2184"/>
+          <w:tab w:val="left" w:pos="4740"/>
+        </w:tabs>
+        <w:spacing w:after="0"/>
+        <w:ind w:left="720"/>
+        <w:rPr>
+          <w:rFonts w:ascii="Times New Roman" w:hAnsi="Times New Roman" w:cs="Times New Roman"/>
+          <w:sz w:val="24"/>
+          <w:szCs w:val="24"/>
+          <w:lang w:val="en-IN"/>
+        </w:rPr>
+      </w:pPr>
+      <w:r>
+        <w:rPr>
+          <w:rFonts w:ascii="Times New Roman" w:hAnsi="Times New Roman" w:cs="Times New Roman"/>
+          <w:sz w:val="24"/>
+          <w:szCs w:val="24"/>
+          <w:lang w:val="en-IN"/>
+        </w:rPr>
+        <w:t xml:space="preserve">data = </w:t>
+      </w:r>
+      <w:proofErr w:type="spellStart"/>
+      <w:r>
+        <w:rPr>
+          <w:rFonts w:ascii="Times New Roman" w:hAnsi="Times New Roman" w:cs="Times New Roman"/>
+          <w:sz w:val="24"/>
+          <w:szCs w:val="24"/>
+          <w:lang w:val="en-IN"/>
+        </w:rPr>
+        <w:t>data.dropna</w:t>
+      </w:r>
+      <w:proofErr w:type="spellEnd"/>
+      <w:r>
+        <w:rPr>
+          <w:rFonts w:ascii="Times New Roman" w:hAnsi="Times New Roman" w:cs="Times New Roman"/>
+          <w:sz w:val="24"/>
+          <w:szCs w:val="24"/>
+          <w:lang w:val="en-IN"/>
+        </w:rPr>
+        <w:t>()</w:t>
+      </w:r>
+    </w:p>
+    <w:p>
+      <w:pPr>
+        <w:tabs>
+          <w:tab w:val="left" w:pos="2184"/>
+          <w:tab w:val="left" w:pos="4740"/>
+        </w:tabs>
+        <w:spacing w:after="0"/>
+        <w:ind w:left="720"/>
+        <w:rPr>
+          <w:rFonts w:ascii="Times New Roman" w:hAnsi="Times New Roman" w:cs="Times New Roman"/>
+          <w:sz w:val="24"/>
+          <w:szCs w:val="24"/>
+          <w:lang w:val="en-IN"/>
+        </w:rPr>
+      </w:pPr>
+    </w:p>
+    <w:p>
+      <w:pPr>
+        <w:tabs>
+          <w:tab w:val="left" w:pos="2184"/>
+          <w:tab w:val="left" w:pos="4740"/>
+        </w:tabs>
+        <w:spacing w:after="0"/>
+        <w:ind w:left="720"/>
+        <w:rPr>
+          <w:rFonts w:ascii="Times New Roman" w:hAnsi="Times New Roman" w:cs="Times New Roman"/>
+          <w:sz w:val="24"/>
+          <w:szCs w:val="24"/>
+          <w:lang w:val="en-IN"/>
+        </w:rPr>
+      </w:pPr>
+      <w:r>
+        <w:rPr>
+          <w:rFonts w:ascii="Times New Roman" w:hAnsi="Times New Roman" w:cs="Times New Roman"/>
+          <w:sz w:val="24"/>
+          <w:szCs w:val="24"/>
+          <w:lang w:val="en-IN"/>
+        </w:rPr>
+        <w:t xml:space="preserve"># Convert </w:t>
+      </w:r>
+      <w:proofErr w:type="spellStart"/>
+      <w:r>
+        <w:rPr>
+          <w:rFonts w:ascii="Times New Roman" w:hAnsi="Times New Roman" w:cs="Times New Roman"/>
+          <w:sz w:val="24"/>
+          <w:szCs w:val="24"/>
+          <w:lang w:val="en-IN"/>
+        </w:rPr>
+        <w:t>academic_year</w:t>
+      </w:r>
+      <w:proofErr w:type="spellEnd"/>
+      <w:r>
+        <w:rPr>
+          <w:rFonts w:ascii="Times New Roman" w:hAnsi="Times New Roman" w:cs="Times New Roman"/>
+          <w:sz w:val="24"/>
+          <w:szCs w:val="24"/>
+          <w:lang w:val="en-IN"/>
+        </w:rPr>
+        <w:t xml:space="preserve"> to string (for plotting)</w:t>
+      </w:r>
+    </w:p>
+    <w:p>
+      <w:pPr>
+        <w:tabs>
+          <w:tab w:val="left" w:pos="2184"/>
+          <w:tab w:val="left" w:pos="4740"/>
+        </w:tabs>
+        <w:spacing w:after="0"/>
+        <w:ind w:left="720"/>
+        <w:rPr>
+          <w:rFonts w:ascii="Times New Roman" w:hAnsi="Times New Roman" w:cs="Times New Roman"/>
+          <w:sz w:val="24"/>
+          <w:szCs w:val="24"/>
+          <w:lang w:val="en-IN"/>
+        </w:rPr>
+      </w:pPr>
+      <w:r>
+        <w:rPr>
+          <w:rFonts w:ascii="Times New Roman" w:hAnsi="Times New Roman" w:cs="Times New Roman"/>
+          <w:sz w:val="24"/>
+          <w:szCs w:val="24"/>
+          <w:lang w:val="en-IN"/>
+        </w:rPr>
+        <w:t>data['</w:t>
+      </w:r>
+      <w:proofErr w:type="spellStart"/>
+      <w:r>
+        <w:rPr>
+          <w:rFonts w:ascii="Times New Roman" w:hAnsi="Times New Roman" w:cs="Times New Roman"/>
+          <w:sz w:val="24"/>
+          <w:szCs w:val="24"/>
+          <w:lang w:val="en-IN"/>
+        </w:rPr>
+        <w:t>academic_year</w:t>
+      </w:r>
+      <w:proofErr w:type="spellEnd"/>
+      <w:r>
+        <w:rPr>
+          <w:rFonts w:ascii="Times New Roman" w:hAnsi="Times New Roman" w:cs="Times New Roman"/>
+          <w:sz w:val="24"/>
+          <w:szCs w:val="24"/>
+          <w:lang w:val="en-IN"/>
+        </w:rPr>
+        <w:t>'] = data['</w:t>
+      </w:r>
+      <w:proofErr w:type="spellStart"/>
+      <w:r>
+        <w:rPr>
+          <w:rFonts w:ascii="Times New Roman" w:hAnsi="Times New Roman" w:cs="Times New Roman"/>
+          <w:sz w:val="24"/>
+          <w:szCs w:val="24"/>
+          <w:lang w:val="en-IN"/>
+        </w:rPr>
+        <w:t>academic_year</w:t>
+      </w:r>
+      <w:proofErr w:type="spellEnd"/>
+      <w:r>
+        <w:rPr>
+          <w:rFonts w:ascii="Times New Roman" w:hAnsi="Times New Roman" w:cs="Times New Roman"/>
+          <w:sz w:val="24"/>
+          <w:szCs w:val="24"/>
+          <w:lang w:val="en-IN"/>
+        </w:rPr>
+        <w:t>'].</w:t>
+      </w:r>
+      <w:proofErr w:type="spellStart"/>
+      <w:r>
+        <w:rPr>
+          <w:rFonts w:ascii="Times New Roman" w:hAnsi="Times New Roman" w:cs="Times New Roman"/>
+          <w:sz w:val="24"/>
+          <w:szCs w:val="24"/>
+          <w:lang w:val="en-IN"/>
+        </w:rPr>
+        <w:t>astype</w:t>
+      </w:r>
+      <w:proofErr w:type="spellEnd"/>
+      <w:r>
+        <w:rPr>
+          <w:rFonts w:ascii="Times New Roman" w:hAnsi="Times New Roman" w:cs="Times New Roman"/>
+          <w:sz w:val="24"/>
+          <w:szCs w:val="24"/>
+          <w:lang w:val="en-IN"/>
+        </w:rPr>
+        <w:t>(str)</w:t>
+      </w:r>
+    </w:p>
+    <w:p>
+      <w:pPr>
+        <w:tabs>
+          <w:tab w:val="left" w:pos="2184"/>
+          <w:tab w:val="left" w:pos="4740"/>
+        </w:tabs>
+        <w:spacing w:after="0"/>
+        <w:ind w:left="720"/>
+        <w:rPr>
+          <w:rFonts w:ascii="Times New Roman" w:hAnsi="Times New Roman" w:cs="Times New Roman"/>
+          <w:sz w:val="24"/>
+          <w:szCs w:val="24"/>
+          <w:lang w:val="en-IN"/>
+        </w:rPr>
+      </w:pPr>
+    </w:p>
+    <w:p>
+      <w:pPr>
+        <w:tabs>
+          <w:tab w:val="left" w:pos="2184"/>
+          <w:tab w:val="left" w:pos="4740"/>
+        </w:tabs>
+        <w:spacing w:after="0"/>
+        <w:ind w:left="720"/>
+        <w:rPr>
+          <w:rFonts w:ascii="Times New Roman" w:hAnsi="Times New Roman" w:cs="Times New Roman"/>
+          <w:sz w:val="24"/>
+          <w:szCs w:val="24"/>
+          <w:lang w:val="en-IN"/>
+        </w:rPr>
+      </w:pPr>
+      <w:r>
+        <w:rPr>
+          <w:rFonts w:ascii="Times New Roman" w:hAnsi="Times New Roman" w:cs="Times New Roman"/>
+          <w:sz w:val="24"/>
+          <w:szCs w:val="24"/>
+          <w:lang w:val="en-IN"/>
+        </w:rPr>
+        <w:t># Calculate average percentage per academic year</w:t>
+      </w:r>
+    </w:p>
+    <w:p>
+      <w:pPr>
+        <w:tabs>
+          <w:tab w:val="left" w:pos="2184"/>
+          <w:tab w:val="left" w:pos="4740"/>
+        </w:tabs>
+        <w:spacing w:after="0"/>
+        <w:ind w:left="720"/>
+        <w:rPr>
+          <w:rFonts w:ascii="Times New Roman" w:hAnsi="Times New Roman" w:cs="Times New Roman"/>
+          <w:sz w:val="24"/>
+          <w:szCs w:val="24"/>
+          <w:lang w:val="en-IN"/>
+        </w:rPr>
+      </w:pPr>
+      <w:proofErr w:type="spellStart"/>
+      <w:r>
+        <w:rPr>
+          <w:rFonts w:ascii="Times New Roman" w:hAnsi="Times New Roman" w:cs="Times New Roman"/>
+          <w:sz w:val="24"/>
+          <w:szCs w:val="24"/>
+          <w:lang w:val="en-IN"/>
+        </w:rPr>
+        <w:t>yearly_avg</w:t>
+      </w:r>
+      <w:proofErr w:type="spellEnd"/>
+      <w:r>
+        <w:rPr>
+          <w:rFonts w:ascii="Times New Roman" w:hAnsi="Times New Roman" w:cs="Times New Roman"/>
+          <w:sz w:val="24"/>
+          <w:szCs w:val="24"/>
+          <w:lang w:val="en-IN"/>
+        </w:rPr>
+        <w:t xml:space="preserve"> = </w:t>
+      </w:r>
+      <w:proofErr w:type="spellStart"/>
+      <w:r>
+        <w:rPr>
+          <w:rFonts w:ascii="Times New Roman" w:hAnsi="Times New Roman" w:cs="Times New Roman"/>
+          <w:sz w:val="24"/>
+          <w:szCs w:val="24"/>
+          <w:lang w:val="en-IN"/>
+        </w:rPr>
+        <w:t>data.groupby</w:t>
+      </w:r>
+      <w:proofErr w:type="spellEnd"/>
+      <w:r>
+        <w:rPr>
+          <w:rFonts w:ascii="Times New Roman" w:hAnsi="Times New Roman" w:cs="Times New Roman"/>
+          <w:sz w:val="24"/>
+          <w:szCs w:val="24"/>
+          <w:lang w:val="en-IN"/>
+        </w:rPr>
+        <w:t>('</w:t>
+      </w:r>
+      <w:proofErr w:type="spellStart"/>
+      <w:r>
+        <w:rPr>
+          <w:rFonts w:ascii="Times New Roman" w:hAnsi="Times New Roman" w:cs="Times New Roman"/>
+          <w:sz w:val="24"/>
+          <w:szCs w:val="24"/>
+          <w:lang w:val="en-IN"/>
+        </w:rPr>
+        <w:t>academic_year</w:t>
+      </w:r>
+      <w:proofErr w:type="spellEnd"/>
+      <w:r>
+        <w:rPr>
+          <w:rFonts w:ascii="Times New Roman" w:hAnsi="Times New Roman" w:cs="Times New Roman"/>
+          <w:sz w:val="24"/>
+          <w:szCs w:val="24"/>
+          <w:lang w:val="en-IN"/>
+        </w:rPr>
+        <w:t>')['percentage'].mean().</w:t>
+      </w:r>
+      <w:proofErr w:type="spellStart"/>
+      <w:r>
+        <w:rPr>
+          <w:rFonts w:ascii="Times New Roman" w:hAnsi="Times New Roman" w:cs="Times New Roman"/>
+          <w:sz w:val="24"/>
+          <w:szCs w:val="24"/>
+          <w:lang w:val="en-IN"/>
+        </w:rPr>
+        <w:t>sort_index</w:t>
+      </w:r>
+      <w:proofErr w:type="spellEnd"/>
+      <w:r>
+        <w:rPr>
+          <w:rFonts w:ascii="Times New Roman" w:hAnsi="Times New Roman" w:cs="Times New Roman"/>
+          <w:sz w:val="24"/>
+          <w:szCs w:val="24"/>
+          <w:lang w:val="en-IN"/>
+        </w:rPr>
+        <w:t>()</w:t>
+      </w:r>
+    </w:p>
+    <w:p>
+      <w:pPr>
+        <w:tabs>
+          <w:tab w:val="left" w:pos="2184"/>
+          <w:tab w:val="left" w:pos="4740"/>
+        </w:tabs>
+        <w:spacing w:after="0"/>
+        <w:ind w:left="720"/>
+        <w:rPr>
+          <w:rFonts w:ascii="Times New Roman" w:hAnsi="Times New Roman" w:cs="Times New Roman"/>
+          <w:sz w:val="24"/>
+          <w:szCs w:val="24"/>
+          <w:lang w:val="en-IN"/>
+        </w:rPr>
+      </w:pPr>
+    </w:p>
+    <w:p>
+      <w:pPr>
+        <w:tabs>
+          <w:tab w:val="left" w:pos="2184"/>
+          <w:tab w:val="left" w:pos="4740"/>
+        </w:tabs>
+        <w:spacing w:after="0"/>
+        <w:ind w:left="720"/>
+        <w:rPr>
+          <w:rFonts w:ascii="Times New Roman" w:hAnsi="Times New Roman" w:cs="Times New Roman"/>
+          <w:sz w:val="24"/>
+          <w:szCs w:val="24"/>
+          <w:lang w:val="en-IN"/>
+        </w:rPr>
+      </w:pPr>
+      <w:r>
+        <w:rPr>
+          <w:rFonts w:ascii="Times New Roman" w:hAnsi="Times New Roman" w:cs="Times New Roman"/>
+          <w:sz w:val="24"/>
+          <w:szCs w:val="24"/>
+          <w:lang w:val="en-IN"/>
+        </w:rPr>
+        <w:t># Create area chart</w:t>
+      </w:r>
+    </w:p>
+    <w:p>
+      <w:pPr>
+        <w:tabs>
+          <w:tab w:val="left" w:pos="2184"/>
+          <w:tab w:val="left" w:pos="4740"/>
+        </w:tabs>
+        <w:spacing w:after="0"/>
+        <w:ind w:left="720"/>
+        <w:rPr>
+          <w:rFonts w:ascii="Times New Roman" w:hAnsi="Times New Roman" w:cs="Times New Roman"/>
+          <w:sz w:val="24"/>
+          <w:szCs w:val="24"/>
+          <w:lang w:val="en-IN"/>
+        </w:rPr>
+      </w:pPr>
+      <w:proofErr w:type="spellStart"/>
+      <w:r>
+        <w:rPr>
+          <w:rFonts w:ascii="Times New Roman" w:hAnsi="Times New Roman" w:cs="Times New Roman"/>
+          <w:sz w:val="24"/>
+          <w:szCs w:val="24"/>
+          <w:lang w:val="en-IN"/>
+        </w:rPr>
+        <w:t>plt.figure</w:t>
+      </w:r>
+      <w:proofErr w:type="spellEnd"/>
+      <w:r>
+        <w:rPr>
+          <w:rFonts w:ascii="Times New Roman" w:hAnsi="Times New Roman" w:cs="Times New Roman"/>
+          <w:sz w:val="24"/>
+          <w:szCs w:val="24"/>
+          <w:lang w:val="en-IN"/>
+        </w:rPr>
+        <w:t>(</w:t>
+      </w:r>
+      <w:proofErr w:type="spellStart"/>
+      <w:r>
+        <w:rPr>
+          <w:rFonts w:ascii="Times New Roman" w:hAnsi="Times New Roman" w:cs="Times New Roman"/>
+          <w:sz w:val="24"/>
+          <w:szCs w:val="24"/>
+          <w:lang w:val="en-IN"/>
+        </w:rPr>
+        <w:t>figsize</w:t>
+      </w:r>
+      <w:proofErr w:type="spellEnd"/>
+      <w:r>
+        <w:rPr>
+          <w:rFonts w:ascii="Times New Roman" w:hAnsi="Times New Roman" w:cs="Times New Roman"/>
+          <w:sz w:val="24"/>
+          <w:szCs w:val="24"/>
+          <w:lang w:val="en-IN"/>
+        </w:rPr>
+        <w:t>=(8, 5))</w:t>
+      </w:r>
+    </w:p>
+    <w:p>
+      <w:pPr>
+        <w:tabs>
+          <w:tab w:val="left" w:pos="2184"/>
+          <w:tab w:val="left" w:pos="4740"/>
+        </w:tabs>
+        <w:spacing w:after="0"/>
+        <w:ind w:left="720"/>
+        <w:rPr>
+          <w:rFonts w:ascii="Times New Roman" w:hAnsi="Times New Roman" w:cs="Times New Roman"/>
+          <w:sz w:val="24"/>
+          <w:szCs w:val="24"/>
+          <w:lang w:val="en-IN"/>
+        </w:rPr>
+      </w:pPr>
+      <w:proofErr w:type="spellStart"/>
+      <w:r>
+        <w:rPr>
+          <w:rFonts w:ascii="Times New Roman" w:hAnsi="Times New Roman" w:cs="Times New Roman"/>
+          <w:sz w:val="24"/>
+          <w:szCs w:val="24"/>
+          <w:lang w:val="en-IN"/>
+        </w:rPr>
+        <w:t>plt.fill_between</w:t>
+      </w:r>
+      <w:proofErr w:type="spellEnd"/>
+      <w:r>
+        <w:rPr>
+          <w:rFonts w:ascii="Times New Roman" w:hAnsi="Times New Roman" w:cs="Times New Roman"/>
+          <w:sz w:val="24"/>
+          <w:szCs w:val="24"/>
+          <w:lang w:val="en-IN"/>
+        </w:rPr>
+        <w:t>(</w:t>
+      </w:r>
+    </w:p>
+    <w:p>
+      <w:pPr>
+        <w:tabs>
+          <w:tab w:val="left" w:pos="2184"/>
+          <w:tab w:val="left" w:pos="4740"/>
+        </w:tabs>
+        <w:spacing w:after="0"/>
+        <w:ind w:left="720"/>
+        <w:rPr>
+          <w:rFonts w:ascii="Times New Roman" w:hAnsi="Times New Roman" w:cs="Times New Roman"/>
+          <w:sz w:val="24"/>
+          <w:szCs w:val="24"/>
+          <w:lang w:val="en-IN"/>
+        </w:rPr>
+      </w:pPr>
+      <w:r>
+        <w:rPr>
+          <w:rFonts w:ascii="Times New Roman" w:hAnsi="Times New Roman" w:cs="Times New Roman"/>
+          <w:sz w:val="24"/>
+          <w:szCs w:val="24"/>
+          <w:lang w:val="en-IN"/>
+        </w:rPr>
+        <w:t xml:space="preserve">    </w:t>
+      </w:r>
+      <w:proofErr w:type="spellStart"/>
+      <w:r>
+        <w:rPr>
+          <w:rFonts w:ascii="Times New Roman" w:hAnsi="Times New Roman" w:cs="Times New Roman"/>
+          <w:sz w:val="24"/>
+          <w:szCs w:val="24"/>
+          <w:lang w:val="en-IN"/>
+        </w:rPr>
+        <w:t>yearly_avg.index</w:t>
+      </w:r>
+      <w:proofErr w:type="spellEnd"/>
+      <w:r>
+        <w:rPr>
+          <w:rFonts w:ascii="Times New Roman" w:hAnsi="Times New Roman" w:cs="Times New Roman"/>
+          <w:sz w:val="24"/>
+          <w:szCs w:val="24"/>
+          <w:lang w:val="en-IN"/>
+        </w:rPr>
+        <w:t>,</w:t>
+      </w:r>
+    </w:p>
+    <w:p>
+      <w:pPr>
+        <w:tabs>
+          <w:tab w:val="left" w:pos="2184"/>
+          <w:tab w:val="left" w:pos="4740"/>
+        </w:tabs>
+        <w:spacing w:after="0"/>
+        <w:ind w:left="720"/>
+        <w:rPr>
+          <w:rFonts w:ascii="Times New Roman" w:hAnsi="Times New Roman" w:cs="Times New Roman"/>
+          <w:sz w:val="24"/>
+          <w:szCs w:val="24"/>
+          <w:lang w:val="en-IN"/>
+        </w:rPr>
+      </w:pPr>
+      <w:r>
+        <w:rPr>
+          <w:rFonts w:ascii="Times New Roman" w:hAnsi="Times New Roman" w:cs="Times New Roman"/>
+          <w:sz w:val="24"/>
+          <w:szCs w:val="24"/>
+          <w:lang w:val="en-IN"/>
+        </w:rPr>
+        <w:t xml:space="preserve">    </w:t>
+      </w:r>
+      <w:proofErr w:type="spellStart"/>
+      <w:r>
+        <w:rPr>
+          <w:rFonts w:ascii="Times New Roman" w:hAnsi="Times New Roman" w:cs="Times New Roman"/>
+          <w:sz w:val="24"/>
+          <w:szCs w:val="24"/>
+          <w:lang w:val="en-IN"/>
+        </w:rPr>
+        <w:t>yearly_avg.values</w:t>
+      </w:r>
+      <w:proofErr w:type="spellEnd"/>
+      <w:r>
+        <w:rPr>
+          <w:rFonts w:ascii="Times New Roman" w:hAnsi="Times New Roman" w:cs="Times New Roman"/>
+          <w:sz w:val="24"/>
+          <w:szCs w:val="24"/>
+          <w:lang w:val="en-IN"/>
+        </w:rPr>
+        <w:t>,</w:t>
+      </w:r>
+    </w:p>
+    <w:p>
+      <w:pPr>
+        <w:tabs>
+          <w:tab w:val="left" w:pos="2184"/>
+          <w:tab w:val="left" w:pos="4740"/>
+        </w:tabs>
+        <w:spacing w:after="0"/>
+        <w:ind w:left="720"/>
+        <w:rPr>
+          <w:rFonts w:ascii="Times New Roman" w:hAnsi="Times New Roman" w:cs="Times New Roman"/>
+          <w:sz w:val="24"/>
+          <w:szCs w:val="24"/>
+          <w:lang w:val="en-IN"/>
+        </w:rPr>
+      </w:pPr>
+      <w:r>
+        <w:rPr>
+          <w:rFonts w:ascii="Times New Roman" w:hAnsi="Times New Roman" w:cs="Times New Roman"/>
+          <w:sz w:val="24"/>
+          <w:szCs w:val="24"/>
+          <w:lang w:val="en-IN"/>
+        </w:rPr>
+        <w:t xml:space="preserve">    alpha=0.7</w:t>
+      </w:r>
+    </w:p>
+    <w:p>
+      <w:pPr>
+        <w:tabs>
+          <w:tab w:val="left" w:pos="2184"/>
+          <w:tab w:val="left" w:pos="4740"/>
+        </w:tabs>
+        <w:spacing w:after="0"/>
+        <w:ind w:left="720"/>
+        <w:rPr>
+          <w:rFonts w:ascii="Times New Roman" w:hAnsi="Times New Roman" w:cs="Times New Roman"/>
+          <w:sz w:val="24"/>
+          <w:szCs w:val="24"/>
+          <w:lang w:val="en-IN"/>
+        </w:rPr>
+      </w:pPr>
+      <w:r>
+        <w:rPr>
+          <w:rFonts w:ascii="Times New Roman" w:hAnsi="Times New Roman" w:cs="Times New Roman"/>
+          <w:sz w:val="24"/>
+          <w:szCs w:val="24"/>
+          <w:lang w:val="en-IN"/>
+        </w:rPr>
+        <w:t>)</w:t>
+      </w:r>
+    </w:p>
+    <w:p>
+      <w:pPr>
+        <w:tabs>
+          <w:tab w:val="left" w:pos="2184"/>
+          <w:tab w:val="left" w:pos="4740"/>
+        </w:tabs>
+        <w:spacing w:after="0"/>
+        <w:ind w:left="720"/>
+        <w:rPr>
+          <w:rFonts w:ascii="Times New Roman" w:hAnsi="Times New Roman" w:cs="Times New Roman"/>
+          <w:sz w:val="24"/>
+          <w:szCs w:val="24"/>
+          <w:lang w:val="en-IN"/>
+        </w:rPr>
+      </w:pPr>
+    </w:p>
+    <w:p>
+      <w:pPr>
+        <w:tabs>
+          <w:tab w:val="left" w:pos="2184"/>
+          <w:tab w:val="left" w:pos="4740"/>
+        </w:tabs>
+        <w:spacing w:after="0"/>
+        <w:ind w:left="720"/>
+        <w:rPr>
+          <w:rFonts w:ascii="Times New Roman" w:hAnsi="Times New Roman" w:cs="Times New Roman"/>
+          <w:sz w:val="24"/>
+          <w:szCs w:val="24"/>
+          <w:lang w:val="en-IN"/>
+        </w:rPr>
+      </w:pPr>
+      <w:r>
+        <w:rPr>
+          <w:rFonts w:ascii="Times New Roman" w:hAnsi="Times New Roman" w:cs="Times New Roman"/>
+          <w:sz w:val="24"/>
+          <w:szCs w:val="24"/>
+          <w:lang w:val="en-IN"/>
+        </w:rPr>
+        <w:t># Labels and title</w:t>
+      </w:r>
+    </w:p>
+    <w:p>
+      <w:pPr>
+        <w:tabs>
+          <w:tab w:val="left" w:pos="2184"/>
+          <w:tab w:val="left" w:pos="4740"/>
+        </w:tabs>
+        <w:spacing w:after="0"/>
+        <w:ind w:left="720"/>
+        <w:rPr>
+          <w:rFonts w:ascii="Times New Roman" w:hAnsi="Times New Roman" w:cs="Times New Roman"/>
+          <w:sz w:val="24"/>
+          <w:szCs w:val="24"/>
+          <w:lang w:val="en-IN"/>
+        </w:rPr>
+      </w:pPr>
+      <w:proofErr w:type="spellStart"/>
+      <w:r>
+        <w:rPr>
+          <w:rFonts w:ascii="Times New Roman" w:hAnsi="Times New Roman" w:cs="Times New Roman"/>
+          <w:sz w:val="24"/>
+          <w:szCs w:val="24"/>
+          <w:lang w:val="en-IN"/>
+        </w:rPr>
+        <w:t>plt.xlabel</w:t>
+      </w:r>
+      <w:proofErr w:type="spellEnd"/>
+      <w:r>
+        <w:rPr>
+          <w:rFonts w:ascii="Times New Roman" w:hAnsi="Times New Roman" w:cs="Times New Roman"/>
+          <w:sz w:val="24"/>
+          <w:szCs w:val="24"/>
+          <w:lang w:val="en-IN"/>
+        </w:rPr>
+        <w:t>("Academic Year")</w:t>
+      </w:r>
+    </w:p>
+    <w:p>
+      <w:pPr>
+        <w:tabs>
+          <w:tab w:val="left" w:pos="2184"/>
+          <w:tab w:val="left" w:pos="4740"/>
+        </w:tabs>
+        <w:spacing w:after="0"/>
+        <w:ind w:left="720"/>
+        <w:rPr>
+          <w:rFonts w:ascii="Times New Roman" w:hAnsi="Times New Roman" w:cs="Times New Roman"/>
+          <w:sz w:val="24"/>
+          <w:szCs w:val="24"/>
+          <w:lang w:val="en-IN"/>
+        </w:rPr>
+      </w:pPr>
+      <w:proofErr w:type="spellStart"/>
+      <w:r>
+        <w:rPr>
+          <w:rFonts w:ascii="Times New Roman" w:hAnsi="Times New Roman" w:cs="Times New Roman"/>
+          <w:sz w:val="24"/>
+          <w:szCs w:val="24"/>
+          <w:lang w:val="en-IN"/>
+        </w:rPr>
+        <w:t>plt.ylabel</w:t>
+      </w:r>
+      <w:proofErr w:type="spellEnd"/>
+      <w:r>
+        <w:rPr>
+          <w:rFonts w:ascii="Times New Roman" w:hAnsi="Times New Roman" w:cs="Times New Roman"/>
+          <w:sz w:val="24"/>
+          <w:szCs w:val="24"/>
+          <w:lang w:val="en-IN"/>
+        </w:rPr>
+        <w:t>("Average Percentage")</w:t>
+      </w:r>
+    </w:p>
+    <w:p>
+      <w:pPr>
+        <w:tabs>
+          <w:tab w:val="left" w:pos="2184"/>
+          <w:tab w:val="left" w:pos="4740"/>
+        </w:tabs>
+        <w:spacing w:after="0"/>
+        <w:ind w:left="720"/>
+        <w:rPr>
+          <w:rFonts w:ascii="Times New Roman" w:hAnsi="Times New Roman" w:cs="Times New Roman"/>
+          <w:sz w:val="24"/>
+          <w:szCs w:val="24"/>
+          <w:lang w:val="en-IN"/>
+        </w:rPr>
+      </w:pPr>
+      <w:proofErr w:type="spellStart"/>
+      <w:r>
+        <w:rPr>
+          <w:rFonts w:ascii="Times New Roman" w:hAnsi="Times New Roman" w:cs="Times New Roman"/>
+          <w:sz w:val="24"/>
+          <w:szCs w:val="24"/>
+          <w:lang w:val="en-IN"/>
+        </w:rPr>
+        <w:t>plt.title</w:t>
+      </w:r>
+      <w:proofErr w:type="spellEnd"/>
+      <w:r>
+        <w:rPr>
+          <w:rFonts w:ascii="Times New Roman" w:hAnsi="Times New Roman" w:cs="Times New Roman"/>
+          <w:sz w:val="24"/>
+          <w:szCs w:val="24"/>
+          <w:lang w:val="en-IN"/>
+        </w:rPr>
+        <w:t>("Area Chart Showing Average Student Performance Over Academic Years")</w:t>
+      </w:r>
+    </w:p>
+    <w:p>
+      <w:pPr>
+        <w:tabs>
+          <w:tab w:val="left" w:pos="2184"/>
+          <w:tab w:val="left" w:pos="4740"/>
+        </w:tabs>
+        <w:spacing w:after="0"/>
+        <w:ind w:left="720"/>
+        <w:rPr>
+          <w:rFonts w:ascii="Times New Roman" w:hAnsi="Times New Roman" w:cs="Times New Roman"/>
+          <w:sz w:val="24"/>
+          <w:szCs w:val="24"/>
+          <w:lang w:val="en-IN"/>
+        </w:rPr>
+      </w:pPr>
+    </w:p>
+    <w:p>
+      <w:pPr>
+        <w:tabs>
+          <w:tab w:val="left" w:pos="2184"/>
+          <w:tab w:val="left" w:pos="4740"/>
+        </w:tabs>
+        <w:spacing w:after="0"/>
+        <w:ind w:left="720"/>
+        <w:rPr>
+          <w:rFonts w:ascii="Times New Roman" w:hAnsi="Times New Roman" w:cs="Times New Roman"/>
+          <w:sz w:val="24"/>
+          <w:szCs w:val="24"/>
+          <w:lang w:val="en-IN"/>
+        </w:rPr>
+      </w:pPr>
+      <w:r>
+        <w:rPr>
+          <w:rFonts w:ascii="Times New Roman" w:hAnsi="Times New Roman" w:cs="Times New Roman"/>
+          <w:sz w:val="24"/>
+          <w:szCs w:val="24"/>
+          <w:lang w:val="en-IN"/>
+        </w:rPr>
+        <w:t># Display chart</w:t>
+      </w:r>
+    </w:p>
+    <w:p>
+      <w:pPr>
+        <w:tabs>
+          <w:tab w:val="left" w:pos="2184"/>
+          <w:tab w:val="left" w:pos="4740"/>
+        </w:tabs>
+        <w:spacing w:after="0"/>
+        <w:ind w:left="720"/>
+        <w:rPr>
+          <w:rFonts w:ascii="Times New Roman" w:hAnsi="Times New Roman" w:cs="Times New Roman"/>
+          <w:sz w:val="24"/>
+          <w:szCs w:val="24"/>
+          <w:lang w:val="en-IN"/>
+        </w:rPr>
+      </w:pPr>
+      <w:proofErr w:type="spellStart"/>
+      <w:r>
+        <w:rPr>
+          <w:rFonts w:ascii="Times New Roman" w:hAnsi="Times New Roman" w:cs="Times New Roman"/>
+          <w:sz w:val="24"/>
+          <w:szCs w:val="24"/>
+          <w:lang w:val="en-IN"/>
+        </w:rPr>
+        <w:t>plt.show</w:t>
+      </w:r>
+      <w:proofErr w:type="spellEnd"/>
+      <w:r>
+        <w:rPr>
+          <w:rFonts w:ascii="Times New Roman" w:hAnsi="Times New Roman" w:cs="Times New Roman"/>
+          <w:sz w:val="24"/>
+          <w:szCs w:val="24"/>
+          <w:lang w:val="en-IN"/>
+        </w:rPr>
+        <w:t>()</w:t>
+      </w:r>
     </w:p>
     <w:p>
       <w:pPr>
@@ -8942,8 +11862,8 @@
       </w:pPr>
     </w:p>
     <w:sectPr>
-      <w:headerReference w:type="default" r:id="rId9"/>
-      <w:footerReference w:type="default" r:id="rId10"/>
+      <w:headerReference w:type="default" r:id="rId10"/>
+      <w:footerReference w:type="default" r:id="rId11"/>
       <w:type w:val="continuous"/>
       <w:pgSz w:w="11907" w:h="16839" w:code="9"/>
       <w:pgMar w:top="624" w:right="624" w:bottom="624" w:left="624" w:header="170" w:footer="113" w:gutter="0"/>
@@ -9378,6 +12298,417 @@
     </w:lvl>
   </w:abstractNum>
   <w:abstractNum w:abstractNumId="2" w15:restartNumberingAfterBreak="0">
+    <w:nsid w:val="081256D4"/>
+    <w:multiLevelType w:val="multilevel"/>
+    <w:tmpl w:val="ABE62AF8"/>
+    <w:lvl w:ilvl="0">
+      <w:start w:val="1"/>
+      <w:numFmt w:val="bullet"/>
+      <w:lvlText w:val=""/>
+      <w:lvlJc w:val="left"/>
+      <w:pPr>
+        <w:tabs>
+          <w:tab w:val="num" w:pos="720"/>
+        </w:tabs>
+        <w:ind w:left="720" w:hanging="360"/>
+      </w:pPr>
+      <w:rPr>
+        <w:rFonts w:ascii="Symbol" w:hAnsi="Symbol" w:hint="default"/>
+        <w:sz w:val="20"/>
+      </w:rPr>
+    </w:lvl>
+    <w:lvl w:ilvl="1" w:tentative="1">
+      <w:start w:val="1"/>
+      <w:numFmt w:val="bullet"/>
+      <w:lvlText w:val="o"/>
+      <w:lvlJc w:val="left"/>
+      <w:pPr>
+        <w:tabs>
+          <w:tab w:val="num" w:pos="1440"/>
+        </w:tabs>
+        <w:ind w:left="1440" w:hanging="360"/>
+      </w:pPr>
+      <w:rPr>
+        <w:rFonts w:ascii="Courier New" w:hAnsi="Courier New" w:hint="default"/>
+        <w:sz w:val="20"/>
+      </w:rPr>
+    </w:lvl>
+    <w:lvl w:ilvl="2" w:tentative="1">
+      <w:start w:val="1"/>
+      <w:numFmt w:val="bullet"/>
+      <w:lvlText w:val=""/>
+      <w:lvlJc w:val="left"/>
+      <w:pPr>
+        <w:tabs>
+          <w:tab w:val="num" w:pos="2160"/>
+        </w:tabs>
+        <w:ind w:left="2160" w:hanging="360"/>
+      </w:pPr>
+      <w:rPr>
+        <w:rFonts w:ascii="Wingdings" w:hAnsi="Wingdings" w:hint="default"/>
+        <w:sz w:val="20"/>
+      </w:rPr>
+    </w:lvl>
+    <w:lvl w:ilvl="3" w:tentative="1">
+      <w:start w:val="1"/>
+      <w:numFmt w:val="bullet"/>
+      <w:lvlText w:val=""/>
+      <w:lvlJc w:val="left"/>
+      <w:pPr>
+        <w:tabs>
+          <w:tab w:val="num" w:pos="2880"/>
+        </w:tabs>
+        <w:ind w:left="2880" w:hanging="360"/>
+      </w:pPr>
+      <w:rPr>
+        <w:rFonts w:ascii="Wingdings" w:hAnsi="Wingdings" w:hint="default"/>
+        <w:sz w:val="20"/>
+      </w:rPr>
+    </w:lvl>
+    <w:lvl w:ilvl="4" w:tentative="1">
+      <w:start w:val="1"/>
+      <w:numFmt w:val="bullet"/>
+      <w:lvlText w:val=""/>
+      <w:lvlJc w:val="left"/>
+      <w:pPr>
+        <w:tabs>
+          <w:tab w:val="num" w:pos="3600"/>
+        </w:tabs>
+        <w:ind w:left="3600" w:hanging="360"/>
+      </w:pPr>
+      <w:rPr>
+        <w:rFonts w:ascii="Wingdings" w:hAnsi="Wingdings" w:hint="default"/>
+        <w:sz w:val="20"/>
+      </w:rPr>
+    </w:lvl>
+    <w:lvl w:ilvl="5" w:tentative="1">
+      <w:start w:val="1"/>
+      <w:numFmt w:val="bullet"/>
+      <w:lvlText w:val=""/>
+      <w:lvlJc w:val="left"/>
+      <w:pPr>
+        <w:tabs>
+          <w:tab w:val="num" w:pos="4320"/>
+        </w:tabs>
+        <w:ind w:left="4320" w:hanging="360"/>
+      </w:pPr>
+      <w:rPr>
+        <w:rFonts w:ascii="Wingdings" w:hAnsi="Wingdings" w:hint="default"/>
+        <w:sz w:val="20"/>
+      </w:rPr>
+    </w:lvl>
+    <w:lvl w:ilvl="6" w:tentative="1">
+      <w:start w:val="1"/>
+      <w:numFmt w:val="bullet"/>
+      <w:lvlText w:val=""/>
+      <w:lvlJc w:val="left"/>
+      <w:pPr>
+        <w:tabs>
+          <w:tab w:val="num" w:pos="5040"/>
+        </w:tabs>
+        <w:ind w:left="5040" w:hanging="360"/>
+      </w:pPr>
+      <w:rPr>
+        <w:rFonts w:ascii="Wingdings" w:hAnsi="Wingdings" w:hint="default"/>
+        <w:sz w:val="20"/>
+      </w:rPr>
+    </w:lvl>
+    <w:lvl w:ilvl="7" w:tentative="1">
+      <w:start w:val="1"/>
+      <w:numFmt w:val="bullet"/>
+      <w:lvlText w:val=""/>
+      <w:lvlJc w:val="left"/>
+      <w:pPr>
+        <w:tabs>
+          <w:tab w:val="num" w:pos="5760"/>
+        </w:tabs>
+        <w:ind w:left="5760" w:hanging="360"/>
+      </w:pPr>
+      <w:rPr>
+        <w:rFonts w:ascii="Wingdings" w:hAnsi="Wingdings" w:hint="default"/>
+        <w:sz w:val="20"/>
+      </w:rPr>
+    </w:lvl>
+    <w:lvl w:ilvl="8" w:tentative="1">
+      <w:start w:val="1"/>
+      <w:numFmt w:val="bullet"/>
+      <w:lvlText w:val=""/>
+      <w:lvlJc w:val="left"/>
+      <w:pPr>
+        <w:tabs>
+          <w:tab w:val="num" w:pos="6480"/>
+        </w:tabs>
+        <w:ind w:left="6480" w:hanging="360"/>
+      </w:pPr>
+      <w:rPr>
+        <w:rFonts w:ascii="Wingdings" w:hAnsi="Wingdings" w:hint="default"/>
+        <w:sz w:val="20"/>
+      </w:rPr>
+    </w:lvl>
+  </w:abstractNum>
+  <w:abstractNum w:abstractNumId="3" w15:restartNumberingAfterBreak="0">
+    <w:nsid w:val="09DC00B0"/>
+    <w:multiLevelType w:val="hybridMultilevel"/>
+    <w:tmpl w:val="F9561D44"/>
+    <w:lvl w:ilvl="0" w:tplc="40090001">
+      <w:start w:val="1"/>
+      <w:numFmt w:val="bullet"/>
+      <w:lvlText w:val=""/>
+      <w:lvlJc w:val="left"/>
+      <w:pPr>
+        <w:ind w:left="1440" w:hanging="360"/>
+      </w:pPr>
+      <w:rPr>
+        <w:rFonts w:ascii="Symbol" w:hAnsi="Symbol" w:hint="default"/>
+      </w:rPr>
+    </w:lvl>
+    <w:lvl w:ilvl="1" w:tplc="40090003" w:tentative="1">
+      <w:start w:val="1"/>
+      <w:numFmt w:val="bullet"/>
+      <w:lvlText w:val="o"/>
+      <w:lvlJc w:val="left"/>
+      <w:pPr>
+        <w:ind w:left="2160" w:hanging="360"/>
+      </w:pPr>
+      <w:rPr>
+        <w:rFonts w:ascii="Courier New" w:hAnsi="Courier New" w:cs="Courier New" w:hint="default"/>
+      </w:rPr>
+    </w:lvl>
+    <w:lvl w:ilvl="2" w:tplc="40090005" w:tentative="1">
+      <w:start w:val="1"/>
+      <w:numFmt w:val="bullet"/>
+      <w:lvlText w:val=""/>
+      <w:lvlJc w:val="left"/>
+      <w:pPr>
+        <w:ind w:left="2880" w:hanging="360"/>
+      </w:pPr>
+      <w:rPr>
+        <w:rFonts w:ascii="Wingdings" w:hAnsi="Wingdings" w:hint="default"/>
+      </w:rPr>
+    </w:lvl>
+    <w:lvl w:ilvl="3" w:tplc="40090001" w:tentative="1">
+      <w:start w:val="1"/>
+      <w:numFmt w:val="bullet"/>
+      <w:lvlText w:val=""/>
+      <w:lvlJc w:val="left"/>
+      <w:pPr>
+        <w:ind w:left="3600" w:hanging="360"/>
+      </w:pPr>
+      <w:rPr>
+        <w:rFonts w:ascii="Symbol" w:hAnsi="Symbol" w:hint="default"/>
+      </w:rPr>
+    </w:lvl>
+    <w:lvl w:ilvl="4" w:tplc="40090003" w:tentative="1">
+      <w:start w:val="1"/>
+      <w:numFmt w:val="bullet"/>
+      <w:lvlText w:val="o"/>
+      <w:lvlJc w:val="left"/>
+      <w:pPr>
+        <w:ind w:left="4320" w:hanging="360"/>
+      </w:pPr>
+      <w:rPr>
+        <w:rFonts w:ascii="Courier New" w:hAnsi="Courier New" w:cs="Courier New" w:hint="default"/>
+      </w:rPr>
+    </w:lvl>
+    <w:lvl w:ilvl="5" w:tplc="40090005" w:tentative="1">
+      <w:start w:val="1"/>
+      <w:numFmt w:val="bullet"/>
+      <w:lvlText w:val=""/>
+      <w:lvlJc w:val="left"/>
+      <w:pPr>
+        <w:ind w:left="5040" w:hanging="360"/>
+      </w:pPr>
+      <w:rPr>
+        <w:rFonts w:ascii="Wingdings" w:hAnsi="Wingdings" w:hint="default"/>
+      </w:rPr>
+    </w:lvl>
+    <w:lvl w:ilvl="6" w:tplc="40090001" w:tentative="1">
+      <w:start w:val="1"/>
+      <w:numFmt w:val="bullet"/>
+      <w:lvlText w:val=""/>
+      <w:lvlJc w:val="left"/>
+      <w:pPr>
+        <w:ind w:left="5760" w:hanging="360"/>
+      </w:pPr>
+      <w:rPr>
+        <w:rFonts w:ascii="Symbol" w:hAnsi="Symbol" w:hint="default"/>
+      </w:rPr>
+    </w:lvl>
+    <w:lvl w:ilvl="7" w:tplc="40090003" w:tentative="1">
+      <w:start w:val="1"/>
+      <w:numFmt w:val="bullet"/>
+      <w:lvlText w:val="o"/>
+      <w:lvlJc w:val="left"/>
+      <w:pPr>
+        <w:ind w:left="6480" w:hanging="360"/>
+      </w:pPr>
+      <w:rPr>
+        <w:rFonts w:ascii="Courier New" w:hAnsi="Courier New" w:cs="Courier New" w:hint="default"/>
+      </w:rPr>
+    </w:lvl>
+    <w:lvl w:ilvl="8" w:tplc="40090005" w:tentative="1">
+      <w:start w:val="1"/>
+      <w:numFmt w:val="bullet"/>
+      <w:lvlText w:val=""/>
+      <w:lvlJc w:val="left"/>
+      <w:pPr>
+        <w:ind w:left="7200" w:hanging="360"/>
+      </w:pPr>
+      <w:rPr>
+        <w:rFonts w:ascii="Wingdings" w:hAnsi="Wingdings" w:hint="default"/>
+      </w:rPr>
+    </w:lvl>
+  </w:abstractNum>
+  <w:abstractNum w:abstractNumId="4" w15:restartNumberingAfterBreak="0">
+    <w:nsid w:val="100966BE"/>
+    <w:multiLevelType w:val="multilevel"/>
+    <w:tmpl w:val="86D8AD56"/>
+    <w:lvl w:ilvl="0">
+      <w:start w:val="1"/>
+      <w:numFmt w:val="bullet"/>
+      <w:lvlText w:val=""/>
+      <w:lvlJc w:val="left"/>
+      <w:pPr>
+        <w:tabs>
+          <w:tab w:val="num" w:pos="720"/>
+        </w:tabs>
+        <w:ind w:left="720" w:hanging="360"/>
+      </w:pPr>
+      <w:rPr>
+        <w:rFonts w:ascii="Symbol" w:hAnsi="Symbol" w:hint="default"/>
+        <w:sz w:val="20"/>
+      </w:rPr>
+    </w:lvl>
+    <w:lvl w:ilvl="1" w:tentative="1">
+      <w:start w:val="1"/>
+      <w:numFmt w:val="bullet"/>
+      <w:lvlText w:val="o"/>
+      <w:lvlJc w:val="left"/>
+      <w:pPr>
+        <w:tabs>
+          <w:tab w:val="num" w:pos="1440"/>
+        </w:tabs>
+        <w:ind w:left="1440" w:hanging="360"/>
+      </w:pPr>
+      <w:rPr>
+        <w:rFonts w:ascii="Courier New" w:hAnsi="Courier New" w:hint="default"/>
+        <w:sz w:val="20"/>
+      </w:rPr>
+    </w:lvl>
+    <w:lvl w:ilvl="2" w:tentative="1">
+      <w:start w:val="1"/>
+      <w:numFmt w:val="bullet"/>
+      <w:lvlText w:val=""/>
+      <w:lvlJc w:val="left"/>
+      <w:pPr>
+        <w:tabs>
+          <w:tab w:val="num" w:pos="2160"/>
+        </w:tabs>
+        <w:ind w:left="2160" w:hanging="360"/>
+      </w:pPr>
+      <w:rPr>
+        <w:rFonts w:ascii="Wingdings" w:hAnsi="Wingdings" w:hint="default"/>
+        <w:sz w:val="20"/>
+      </w:rPr>
+    </w:lvl>
+    <w:lvl w:ilvl="3" w:tentative="1">
+      <w:start w:val="1"/>
+      <w:numFmt w:val="bullet"/>
+      <w:lvlText w:val=""/>
+      <w:lvlJc w:val="left"/>
+      <w:pPr>
+        <w:tabs>
+          <w:tab w:val="num" w:pos="2880"/>
+        </w:tabs>
+        <w:ind w:left="2880" w:hanging="360"/>
+      </w:pPr>
+      <w:rPr>
+        <w:rFonts w:ascii="Wingdings" w:hAnsi="Wingdings" w:hint="default"/>
+        <w:sz w:val="20"/>
+      </w:rPr>
+    </w:lvl>
+    <w:lvl w:ilvl="4" w:tentative="1">
+      <w:start w:val="1"/>
+      <w:numFmt w:val="bullet"/>
+      <w:lvlText w:val=""/>
+      <w:lvlJc w:val="left"/>
+      <w:pPr>
+        <w:tabs>
+          <w:tab w:val="num" w:pos="3600"/>
+        </w:tabs>
+        <w:ind w:left="3600" w:hanging="360"/>
+      </w:pPr>
+      <w:rPr>
+        <w:rFonts w:ascii="Wingdings" w:hAnsi="Wingdings" w:hint="default"/>
+        <w:sz w:val="20"/>
+      </w:rPr>
+    </w:lvl>
+    <w:lvl w:ilvl="5" w:tentative="1">
+      <w:start w:val="1"/>
+      <w:numFmt w:val="bullet"/>
+      <w:lvlText w:val=""/>
+      <w:lvlJc w:val="left"/>
+      <w:pPr>
+        <w:tabs>
+          <w:tab w:val="num" w:pos="4320"/>
+        </w:tabs>
+        <w:ind w:left="4320" w:hanging="360"/>
+      </w:pPr>
+      <w:rPr>
+        <w:rFonts w:ascii="Wingdings" w:hAnsi="Wingdings" w:hint="default"/>
+        <w:sz w:val="20"/>
+      </w:rPr>
+    </w:lvl>
+    <w:lvl w:ilvl="6" w:tentative="1">
+      <w:start w:val="1"/>
+      <w:numFmt w:val="bullet"/>
+      <w:lvlText w:val=""/>
+      <w:lvlJc w:val="left"/>
+      <w:pPr>
+        <w:tabs>
+          <w:tab w:val="num" w:pos="5040"/>
+        </w:tabs>
+        <w:ind w:left="5040" w:hanging="360"/>
+      </w:pPr>
+      <w:rPr>
+        <w:rFonts w:ascii="Wingdings" w:hAnsi="Wingdings" w:hint="default"/>
+        <w:sz w:val="20"/>
+      </w:rPr>
+    </w:lvl>
+    <w:lvl w:ilvl="7" w:tentative="1">
+      <w:start w:val="1"/>
+      <w:numFmt w:val="bullet"/>
+      <w:lvlText w:val=""/>
+      <w:lvlJc w:val="left"/>
+      <w:pPr>
+        <w:tabs>
+          <w:tab w:val="num" w:pos="5760"/>
+        </w:tabs>
+        <w:ind w:left="5760" w:hanging="360"/>
+      </w:pPr>
+      <w:rPr>
+        <w:rFonts w:ascii="Wingdings" w:hAnsi="Wingdings" w:hint="default"/>
+        <w:sz w:val="20"/>
+      </w:rPr>
+    </w:lvl>
+    <w:lvl w:ilvl="8" w:tentative="1">
+      <w:start w:val="1"/>
+      <w:numFmt w:val="bullet"/>
+      <w:lvlText w:val=""/>
+      <w:lvlJc w:val="left"/>
+      <w:pPr>
+        <w:tabs>
+          <w:tab w:val="num" w:pos="6480"/>
+        </w:tabs>
+        <w:ind w:left="6480" w:hanging="360"/>
+      </w:pPr>
+      <w:rPr>
+        <w:rFonts w:ascii="Wingdings" w:hAnsi="Wingdings" w:hint="default"/>
+        <w:sz w:val="20"/>
+      </w:rPr>
+    </w:lvl>
+  </w:abstractNum>
+  <w:abstractNum w:abstractNumId="5" w15:restartNumberingAfterBreak="0">
     <w:nsid w:val="12364843"/>
     <w:multiLevelType w:val="multilevel"/>
     <w:tmpl w:val="06C02E10"/>
@@ -9526,7 +12857,7 @@
       </w:rPr>
     </w:lvl>
   </w:abstractNum>
-  <w:abstractNum w:abstractNumId="3" w15:restartNumberingAfterBreak="0">
+  <w:abstractNum w:abstractNumId="6" w15:restartNumberingAfterBreak="0">
     <w:nsid w:val="19E76C93"/>
     <w:multiLevelType w:val="multilevel"/>
     <w:tmpl w:val="01208760"/>
@@ -9675,7 +13006,305 @@
       </w:rPr>
     </w:lvl>
   </w:abstractNum>
-  <w:abstractNum w:abstractNumId="4" w15:restartNumberingAfterBreak="0">
+  <w:abstractNum w:abstractNumId="7" w15:restartNumberingAfterBreak="0">
+    <w:nsid w:val="1E7E0F03"/>
+    <w:multiLevelType w:val="multilevel"/>
+    <w:tmpl w:val="285A77F8"/>
+    <w:lvl w:ilvl="0">
+      <w:start w:val="1"/>
+      <w:numFmt w:val="bullet"/>
+      <w:lvlText w:val=""/>
+      <w:lvlJc w:val="left"/>
+      <w:pPr>
+        <w:tabs>
+          <w:tab w:val="num" w:pos="720"/>
+        </w:tabs>
+        <w:ind w:left="720" w:hanging="360"/>
+      </w:pPr>
+      <w:rPr>
+        <w:rFonts w:ascii="Symbol" w:hAnsi="Symbol" w:hint="default"/>
+        <w:sz w:val="20"/>
+      </w:rPr>
+    </w:lvl>
+    <w:lvl w:ilvl="1" w:tentative="1">
+      <w:start w:val="1"/>
+      <w:numFmt w:val="bullet"/>
+      <w:lvlText w:val="o"/>
+      <w:lvlJc w:val="left"/>
+      <w:pPr>
+        <w:tabs>
+          <w:tab w:val="num" w:pos="1440"/>
+        </w:tabs>
+        <w:ind w:left="1440" w:hanging="360"/>
+      </w:pPr>
+      <w:rPr>
+        <w:rFonts w:ascii="Courier New" w:hAnsi="Courier New" w:hint="default"/>
+        <w:sz w:val="20"/>
+      </w:rPr>
+    </w:lvl>
+    <w:lvl w:ilvl="2" w:tentative="1">
+      <w:start w:val="1"/>
+      <w:numFmt w:val="bullet"/>
+      <w:lvlText w:val=""/>
+      <w:lvlJc w:val="left"/>
+      <w:pPr>
+        <w:tabs>
+          <w:tab w:val="num" w:pos="2160"/>
+        </w:tabs>
+        <w:ind w:left="2160" w:hanging="360"/>
+      </w:pPr>
+      <w:rPr>
+        <w:rFonts w:ascii="Wingdings" w:hAnsi="Wingdings" w:hint="default"/>
+        <w:sz w:val="20"/>
+      </w:rPr>
+    </w:lvl>
+    <w:lvl w:ilvl="3" w:tentative="1">
+      <w:start w:val="1"/>
+      <w:numFmt w:val="bullet"/>
+      <w:lvlText w:val=""/>
+      <w:lvlJc w:val="left"/>
+      <w:pPr>
+        <w:tabs>
+          <w:tab w:val="num" w:pos="2880"/>
+        </w:tabs>
+        <w:ind w:left="2880" w:hanging="360"/>
+      </w:pPr>
+      <w:rPr>
+        <w:rFonts w:ascii="Wingdings" w:hAnsi="Wingdings" w:hint="default"/>
+        <w:sz w:val="20"/>
+      </w:rPr>
+    </w:lvl>
+    <w:lvl w:ilvl="4" w:tentative="1">
+      <w:start w:val="1"/>
+      <w:numFmt w:val="bullet"/>
+      <w:lvlText w:val=""/>
+      <w:lvlJc w:val="left"/>
+      <w:pPr>
+        <w:tabs>
+          <w:tab w:val="num" w:pos="3600"/>
+        </w:tabs>
+        <w:ind w:left="3600" w:hanging="360"/>
+      </w:pPr>
+      <w:rPr>
+        <w:rFonts w:ascii="Wingdings" w:hAnsi="Wingdings" w:hint="default"/>
+        <w:sz w:val="20"/>
+      </w:rPr>
+    </w:lvl>
+    <w:lvl w:ilvl="5" w:tentative="1">
+      <w:start w:val="1"/>
+      <w:numFmt w:val="bullet"/>
+      <w:lvlText w:val=""/>
+      <w:lvlJc w:val="left"/>
+      <w:pPr>
+        <w:tabs>
+          <w:tab w:val="num" w:pos="4320"/>
+        </w:tabs>
+        <w:ind w:left="4320" w:hanging="360"/>
+      </w:pPr>
+      <w:rPr>
+        <w:rFonts w:ascii="Wingdings" w:hAnsi="Wingdings" w:hint="default"/>
+        <w:sz w:val="20"/>
+      </w:rPr>
+    </w:lvl>
+    <w:lvl w:ilvl="6" w:tentative="1">
+      <w:start w:val="1"/>
+      <w:numFmt w:val="bullet"/>
+      <w:lvlText w:val=""/>
+      <w:lvlJc w:val="left"/>
+      <w:pPr>
+        <w:tabs>
+          <w:tab w:val="num" w:pos="5040"/>
+        </w:tabs>
+        <w:ind w:left="5040" w:hanging="360"/>
+      </w:pPr>
+      <w:rPr>
+        <w:rFonts w:ascii="Wingdings" w:hAnsi="Wingdings" w:hint="default"/>
+        <w:sz w:val="20"/>
+      </w:rPr>
+    </w:lvl>
+    <w:lvl w:ilvl="7" w:tentative="1">
+      <w:start w:val="1"/>
+      <w:numFmt w:val="bullet"/>
+      <w:lvlText w:val=""/>
+      <w:lvlJc w:val="left"/>
+      <w:pPr>
+        <w:tabs>
+          <w:tab w:val="num" w:pos="5760"/>
+        </w:tabs>
+        <w:ind w:left="5760" w:hanging="360"/>
+      </w:pPr>
+      <w:rPr>
+        <w:rFonts w:ascii="Wingdings" w:hAnsi="Wingdings" w:hint="default"/>
+        <w:sz w:val="20"/>
+      </w:rPr>
+    </w:lvl>
+    <w:lvl w:ilvl="8" w:tentative="1">
+      <w:start w:val="1"/>
+      <w:numFmt w:val="bullet"/>
+      <w:lvlText w:val=""/>
+      <w:lvlJc w:val="left"/>
+      <w:pPr>
+        <w:tabs>
+          <w:tab w:val="num" w:pos="6480"/>
+        </w:tabs>
+        <w:ind w:left="6480" w:hanging="360"/>
+      </w:pPr>
+      <w:rPr>
+        <w:rFonts w:ascii="Wingdings" w:hAnsi="Wingdings" w:hint="default"/>
+        <w:sz w:val="20"/>
+      </w:rPr>
+    </w:lvl>
+  </w:abstractNum>
+  <w:abstractNum w:abstractNumId="8" w15:restartNumberingAfterBreak="0">
+    <w:nsid w:val="1EB42436"/>
+    <w:multiLevelType w:val="multilevel"/>
+    <w:tmpl w:val="EEC0BCEA"/>
+    <w:lvl w:ilvl="0">
+      <w:start w:val="1"/>
+      <w:numFmt w:val="bullet"/>
+      <w:lvlText w:val=""/>
+      <w:lvlJc w:val="left"/>
+      <w:pPr>
+        <w:tabs>
+          <w:tab w:val="num" w:pos="720"/>
+        </w:tabs>
+        <w:ind w:left="720" w:hanging="360"/>
+      </w:pPr>
+      <w:rPr>
+        <w:rFonts w:ascii="Symbol" w:hAnsi="Symbol" w:hint="default"/>
+        <w:sz w:val="20"/>
+      </w:rPr>
+    </w:lvl>
+    <w:lvl w:ilvl="1" w:tentative="1">
+      <w:start w:val="1"/>
+      <w:numFmt w:val="bullet"/>
+      <w:lvlText w:val="o"/>
+      <w:lvlJc w:val="left"/>
+      <w:pPr>
+        <w:tabs>
+          <w:tab w:val="num" w:pos="1440"/>
+        </w:tabs>
+        <w:ind w:left="1440" w:hanging="360"/>
+      </w:pPr>
+      <w:rPr>
+        <w:rFonts w:ascii="Courier New" w:hAnsi="Courier New" w:hint="default"/>
+        <w:sz w:val="20"/>
+      </w:rPr>
+    </w:lvl>
+    <w:lvl w:ilvl="2" w:tentative="1">
+      <w:start w:val="1"/>
+      <w:numFmt w:val="bullet"/>
+      <w:lvlText w:val=""/>
+      <w:lvlJc w:val="left"/>
+      <w:pPr>
+        <w:tabs>
+          <w:tab w:val="num" w:pos="2160"/>
+        </w:tabs>
+        <w:ind w:left="2160" w:hanging="360"/>
+      </w:pPr>
+      <w:rPr>
+        <w:rFonts w:ascii="Wingdings" w:hAnsi="Wingdings" w:hint="default"/>
+        <w:sz w:val="20"/>
+      </w:rPr>
+    </w:lvl>
+    <w:lvl w:ilvl="3" w:tentative="1">
+      <w:start w:val="1"/>
+      <w:numFmt w:val="bullet"/>
+      <w:lvlText w:val=""/>
+      <w:lvlJc w:val="left"/>
+      <w:pPr>
+        <w:tabs>
+          <w:tab w:val="num" w:pos="2880"/>
+        </w:tabs>
+        <w:ind w:left="2880" w:hanging="360"/>
+      </w:pPr>
+      <w:rPr>
+        <w:rFonts w:ascii="Wingdings" w:hAnsi="Wingdings" w:hint="default"/>
+        <w:sz w:val="20"/>
+      </w:rPr>
+    </w:lvl>
+    <w:lvl w:ilvl="4" w:tentative="1">
+      <w:start w:val="1"/>
+      <w:numFmt w:val="bullet"/>
+      <w:lvlText w:val=""/>
+      <w:lvlJc w:val="left"/>
+      <w:pPr>
+        <w:tabs>
+          <w:tab w:val="num" w:pos="3600"/>
+        </w:tabs>
+        <w:ind w:left="3600" w:hanging="360"/>
+      </w:pPr>
+      <w:rPr>
+        <w:rFonts w:ascii="Wingdings" w:hAnsi="Wingdings" w:hint="default"/>
+        <w:sz w:val="20"/>
+      </w:rPr>
+    </w:lvl>
+    <w:lvl w:ilvl="5" w:tentative="1">
+      <w:start w:val="1"/>
+      <w:numFmt w:val="bullet"/>
+      <w:lvlText w:val=""/>
+      <w:lvlJc w:val="left"/>
+      <w:pPr>
+        <w:tabs>
+          <w:tab w:val="num" w:pos="4320"/>
+        </w:tabs>
+        <w:ind w:left="4320" w:hanging="360"/>
+      </w:pPr>
+      <w:rPr>
+        <w:rFonts w:ascii="Wingdings" w:hAnsi="Wingdings" w:hint="default"/>
+        <w:sz w:val="20"/>
+      </w:rPr>
+    </w:lvl>
+    <w:lvl w:ilvl="6" w:tentative="1">
+      <w:start w:val="1"/>
+      <w:numFmt w:val="bullet"/>
+      <w:lvlText w:val=""/>
+      <w:lvlJc w:val="left"/>
+      <w:pPr>
+        <w:tabs>
+          <w:tab w:val="num" w:pos="5040"/>
+        </w:tabs>
+        <w:ind w:left="5040" w:hanging="360"/>
+      </w:pPr>
+      <w:rPr>
+        <w:rFonts w:ascii="Wingdings" w:hAnsi="Wingdings" w:hint="default"/>
+        <w:sz w:val="20"/>
+      </w:rPr>
+    </w:lvl>
+    <w:lvl w:ilvl="7" w:tentative="1">
+      <w:start w:val="1"/>
+      <w:numFmt w:val="bullet"/>
+      <w:lvlText w:val=""/>
+      <w:lvlJc w:val="left"/>
+      <w:pPr>
+        <w:tabs>
+          <w:tab w:val="num" w:pos="5760"/>
+        </w:tabs>
+        <w:ind w:left="5760" w:hanging="360"/>
+      </w:pPr>
+      <w:rPr>
+        <w:rFonts w:ascii="Wingdings" w:hAnsi="Wingdings" w:hint="default"/>
+        <w:sz w:val="20"/>
+      </w:rPr>
+    </w:lvl>
+    <w:lvl w:ilvl="8" w:tentative="1">
+      <w:start w:val="1"/>
+      <w:numFmt w:val="bullet"/>
+      <w:lvlText w:val=""/>
+      <w:lvlJc w:val="left"/>
+      <w:pPr>
+        <w:tabs>
+          <w:tab w:val="num" w:pos="6480"/>
+        </w:tabs>
+        <w:ind w:left="6480" w:hanging="360"/>
+      </w:pPr>
+      <w:rPr>
+        <w:rFonts w:ascii="Wingdings" w:hAnsi="Wingdings" w:hint="default"/>
+        <w:sz w:val="20"/>
+      </w:rPr>
+    </w:lvl>
+  </w:abstractNum>
+  <w:abstractNum w:abstractNumId="9" w15:restartNumberingAfterBreak="0">
     <w:nsid w:val="2B6B6AE2"/>
     <w:multiLevelType w:val="multilevel"/>
     <w:tmpl w:val="FDB0FB2E"/>
@@ -9788,7 +13417,7 @@
       </w:pPr>
     </w:lvl>
   </w:abstractNum>
-  <w:abstractNum w:abstractNumId="5" w15:restartNumberingAfterBreak="0">
+  <w:abstractNum w:abstractNumId="10" w15:restartNumberingAfterBreak="0">
     <w:nsid w:val="30794D05"/>
     <w:multiLevelType w:val="multilevel"/>
     <w:tmpl w:val="D94E2252"/>
@@ -9937,7 +13566,273 @@
       </w:rPr>
     </w:lvl>
   </w:abstractNum>
-  <w:abstractNum w:abstractNumId="6" w15:restartNumberingAfterBreak="0">
+  <w:abstractNum w:abstractNumId="11" w15:restartNumberingAfterBreak="0">
+    <w:nsid w:val="3127709E"/>
+    <w:multiLevelType w:val="multilevel"/>
+    <w:tmpl w:val="38F2F178"/>
+    <w:lvl w:ilvl="0">
+      <w:start w:val="1"/>
+      <w:numFmt w:val="decimal"/>
+      <w:lvlText w:val="%1."/>
+      <w:lvlJc w:val="left"/>
+      <w:pPr>
+        <w:tabs>
+          <w:tab w:val="num" w:pos="720"/>
+        </w:tabs>
+        <w:ind w:left="720" w:hanging="360"/>
+      </w:pPr>
+    </w:lvl>
+    <w:lvl w:ilvl="1">
+      <w:start w:val="1"/>
+      <w:numFmt w:val="bullet"/>
+      <w:lvlText w:val="o"/>
+      <w:lvlJc w:val="left"/>
+      <w:pPr>
+        <w:tabs>
+          <w:tab w:val="num" w:pos="1440"/>
+        </w:tabs>
+        <w:ind w:left="1440" w:hanging="360"/>
+      </w:pPr>
+      <w:rPr>
+        <w:rFonts w:ascii="Courier New" w:hAnsi="Courier New" w:hint="default"/>
+        <w:sz w:val="20"/>
+      </w:rPr>
+    </w:lvl>
+    <w:lvl w:ilvl="2">
+      <w:start w:val="1"/>
+      <w:numFmt w:val="decimal"/>
+      <w:lvlText w:val="%3."/>
+      <w:lvlJc w:val="left"/>
+      <w:pPr>
+        <w:tabs>
+          <w:tab w:val="num" w:pos="2160"/>
+        </w:tabs>
+        <w:ind w:left="2160" w:hanging="360"/>
+      </w:pPr>
+    </w:lvl>
+    <w:lvl w:ilvl="3" w:tentative="1">
+      <w:start w:val="1"/>
+      <w:numFmt w:val="decimal"/>
+      <w:lvlText w:val="%4."/>
+      <w:lvlJc w:val="left"/>
+      <w:pPr>
+        <w:tabs>
+          <w:tab w:val="num" w:pos="2880"/>
+        </w:tabs>
+        <w:ind w:left="2880" w:hanging="360"/>
+      </w:pPr>
+    </w:lvl>
+    <w:lvl w:ilvl="4" w:tentative="1">
+      <w:start w:val="1"/>
+      <w:numFmt w:val="decimal"/>
+      <w:lvlText w:val="%5."/>
+      <w:lvlJc w:val="left"/>
+      <w:pPr>
+        <w:tabs>
+          <w:tab w:val="num" w:pos="3600"/>
+        </w:tabs>
+        <w:ind w:left="3600" w:hanging="360"/>
+      </w:pPr>
+    </w:lvl>
+    <w:lvl w:ilvl="5" w:tentative="1">
+      <w:start w:val="1"/>
+      <w:numFmt w:val="decimal"/>
+      <w:lvlText w:val="%6."/>
+      <w:lvlJc w:val="left"/>
+      <w:pPr>
+        <w:tabs>
+          <w:tab w:val="num" w:pos="4320"/>
+        </w:tabs>
+        <w:ind w:left="4320" w:hanging="360"/>
+      </w:pPr>
+    </w:lvl>
+    <w:lvl w:ilvl="6" w:tentative="1">
+      <w:start w:val="1"/>
+      <w:numFmt w:val="decimal"/>
+      <w:lvlText w:val="%7."/>
+      <w:lvlJc w:val="left"/>
+      <w:pPr>
+        <w:tabs>
+          <w:tab w:val="num" w:pos="5040"/>
+        </w:tabs>
+        <w:ind w:left="5040" w:hanging="360"/>
+      </w:pPr>
+    </w:lvl>
+    <w:lvl w:ilvl="7" w:tentative="1">
+      <w:start w:val="1"/>
+      <w:numFmt w:val="decimal"/>
+      <w:lvlText w:val="%8."/>
+      <w:lvlJc w:val="left"/>
+      <w:pPr>
+        <w:tabs>
+          <w:tab w:val="num" w:pos="5760"/>
+        </w:tabs>
+        <w:ind w:left="5760" w:hanging="360"/>
+      </w:pPr>
+    </w:lvl>
+    <w:lvl w:ilvl="8" w:tentative="1">
+      <w:start w:val="1"/>
+      <w:numFmt w:val="decimal"/>
+      <w:lvlText w:val="%9."/>
+      <w:lvlJc w:val="left"/>
+      <w:pPr>
+        <w:tabs>
+          <w:tab w:val="num" w:pos="6480"/>
+        </w:tabs>
+        <w:ind w:left="6480" w:hanging="360"/>
+      </w:pPr>
+    </w:lvl>
+  </w:abstractNum>
+  <w:abstractNum w:abstractNumId="12" w15:restartNumberingAfterBreak="0">
+    <w:nsid w:val="374F2242"/>
+    <w:multiLevelType w:val="multilevel"/>
+    <w:tmpl w:val="DCF09336"/>
+    <w:lvl w:ilvl="0">
+      <w:start w:val="1"/>
+      <w:numFmt w:val="bullet"/>
+      <w:lvlText w:val=""/>
+      <w:lvlJc w:val="left"/>
+      <w:pPr>
+        <w:tabs>
+          <w:tab w:val="num" w:pos="720"/>
+        </w:tabs>
+        <w:ind w:left="720" w:hanging="360"/>
+      </w:pPr>
+      <w:rPr>
+        <w:rFonts w:ascii="Symbol" w:hAnsi="Symbol" w:hint="default"/>
+        <w:sz w:val="20"/>
+      </w:rPr>
+    </w:lvl>
+    <w:lvl w:ilvl="1" w:tentative="1">
+      <w:start w:val="1"/>
+      <w:numFmt w:val="bullet"/>
+      <w:lvlText w:val="o"/>
+      <w:lvlJc w:val="left"/>
+      <w:pPr>
+        <w:tabs>
+          <w:tab w:val="num" w:pos="1440"/>
+        </w:tabs>
+        <w:ind w:left="1440" w:hanging="360"/>
+      </w:pPr>
+      <w:rPr>
+        <w:rFonts w:ascii="Courier New" w:hAnsi="Courier New" w:hint="default"/>
+        <w:sz w:val="20"/>
+      </w:rPr>
+    </w:lvl>
+    <w:lvl w:ilvl="2" w:tentative="1">
+      <w:start w:val="1"/>
+      <w:numFmt w:val="bullet"/>
+      <w:lvlText w:val=""/>
+      <w:lvlJc w:val="left"/>
+      <w:pPr>
+        <w:tabs>
+          <w:tab w:val="num" w:pos="2160"/>
+        </w:tabs>
+        <w:ind w:left="2160" w:hanging="360"/>
+      </w:pPr>
+      <w:rPr>
+        <w:rFonts w:ascii="Wingdings" w:hAnsi="Wingdings" w:hint="default"/>
+        <w:sz w:val="20"/>
+      </w:rPr>
+    </w:lvl>
+    <w:lvl w:ilvl="3" w:tentative="1">
+      <w:start w:val="1"/>
+      <w:numFmt w:val="bullet"/>
+      <w:lvlText w:val=""/>
+      <w:lvlJc w:val="left"/>
+      <w:pPr>
+        <w:tabs>
+          <w:tab w:val="num" w:pos="2880"/>
+        </w:tabs>
+        <w:ind w:left="2880" w:hanging="360"/>
+      </w:pPr>
+      <w:rPr>
+        <w:rFonts w:ascii="Wingdings" w:hAnsi="Wingdings" w:hint="default"/>
+        <w:sz w:val="20"/>
+      </w:rPr>
+    </w:lvl>
+    <w:lvl w:ilvl="4" w:tentative="1">
+      <w:start w:val="1"/>
+      <w:numFmt w:val="bullet"/>
+      <w:lvlText w:val=""/>
+      <w:lvlJc w:val="left"/>
+      <w:pPr>
+        <w:tabs>
+          <w:tab w:val="num" w:pos="3600"/>
+        </w:tabs>
+        <w:ind w:left="3600" w:hanging="360"/>
+      </w:pPr>
+      <w:rPr>
+        <w:rFonts w:ascii="Wingdings" w:hAnsi="Wingdings" w:hint="default"/>
+        <w:sz w:val="20"/>
+      </w:rPr>
+    </w:lvl>
+    <w:lvl w:ilvl="5" w:tentative="1">
+      <w:start w:val="1"/>
+      <w:numFmt w:val="bullet"/>
+      <w:lvlText w:val=""/>
+      <w:lvlJc w:val="left"/>
+      <w:pPr>
+        <w:tabs>
+          <w:tab w:val="num" w:pos="4320"/>
+        </w:tabs>
+        <w:ind w:left="4320" w:hanging="360"/>
+      </w:pPr>
+      <w:rPr>
+        <w:rFonts w:ascii="Wingdings" w:hAnsi="Wingdings" w:hint="default"/>
+        <w:sz w:val="20"/>
+      </w:rPr>
+    </w:lvl>
+    <w:lvl w:ilvl="6" w:tentative="1">
+      <w:start w:val="1"/>
+      <w:numFmt w:val="bullet"/>
+      <w:lvlText w:val=""/>
+      <w:lvlJc w:val="left"/>
+      <w:pPr>
+        <w:tabs>
+          <w:tab w:val="num" w:pos="5040"/>
+        </w:tabs>
+        <w:ind w:left="5040" w:hanging="360"/>
+      </w:pPr>
+      <w:rPr>
+        <w:rFonts w:ascii="Wingdings" w:hAnsi="Wingdings" w:hint="default"/>
+        <w:sz w:val="20"/>
+      </w:rPr>
+    </w:lvl>
+    <w:lvl w:ilvl="7" w:tentative="1">
+      <w:start w:val="1"/>
+      <w:numFmt w:val="bullet"/>
+      <w:lvlText w:val=""/>
+      <w:lvlJc w:val="left"/>
+      <w:pPr>
+        <w:tabs>
+          <w:tab w:val="num" w:pos="5760"/>
+        </w:tabs>
+        <w:ind w:left="5760" w:hanging="360"/>
+      </w:pPr>
+      <w:rPr>
+        <w:rFonts w:ascii="Wingdings" w:hAnsi="Wingdings" w:hint="default"/>
+        <w:sz w:val="20"/>
+      </w:rPr>
+    </w:lvl>
+    <w:lvl w:ilvl="8" w:tentative="1">
+      <w:start w:val="1"/>
+      <w:numFmt w:val="bullet"/>
+      <w:lvlText w:val=""/>
+      <w:lvlJc w:val="left"/>
+      <w:pPr>
+        <w:tabs>
+          <w:tab w:val="num" w:pos="6480"/>
+        </w:tabs>
+        <w:ind w:left="6480" w:hanging="360"/>
+      </w:pPr>
+      <w:rPr>
+        <w:rFonts w:ascii="Wingdings" w:hAnsi="Wingdings" w:hint="default"/>
+        <w:sz w:val="20"/>
+      </w:rPr>
+    </w:lvl>
+  </w:abstractNum>
+  <w:abstractNum w:abstractNumId="13" w15:restartNumberingAfterBreak="0">
     <w:nsid w:val="38750D88"/>
     <w:multiLevelType w:val="multilevel"/>
     <w:tmpl w:val="A53EE63E"/>
@@ -10054,7 +13949,345 @@
       </w:pPr>
     </w:lvl>
   </w:abstractNum>
-  <w:abstractNum w:abstractNumId="7" w15:restartNumberingAfterBreak="0">
+  <w:abstractNum w:abstractNumId="14" w15:restartNumberingAfterBreak="0">
+    <w:nsid w:val="3A976B21"/>
+    <w:multiLevelType w:val="hybridMultilevel"/>
+    <w:tmpl w:val="62B64232"/>
+    <w:lvl w:ilvl="0" w:tplc="40090001">
+      <w:start w:val="1"/>
+      <w:numFmt w:val="bullet"/>
+      <w:lvlText w:val=""/>
+      <w:lvlJc w:val="left"/>
+      <w:pPr>
+        <w:ind w:left="1440" w:hanging="360"/>
+      </w:pPr>
+      <w:rPr>
+        <w:rFonts w:ascii="Symbol" w:hAnsi="Symbol" w:hint="default"/>
+      </w:rPr>
+    </w:lvl>
+    <w:lvl w:ilvl="1" w:tplc="40090003" w:tentative="1">
+      <w:start w:val="1"/>
+      <w:numFmt w:val="bullet"/>
+      <w:lvlText w:val="o"/>
+      <w:lvlJc w:val="left"/>
+      <w:pPr>
+        <w:ind w:left="2160" w:hanging="360"/>
+      </w:pPr>
+      <w:rPr>
+        <w:rFonts w:ascii="Courier New" w:hAnsi="Courier New" w:cs="Courier New" w:hint="default"/>
+      </w:rPr>
+    </w:lvl>
+    <w:lvl w:ilvl="2" w:tplc="40090005" w:tentative="1">
+      <w:start w:val="1"/>
+      <w:numFmt w:val="bullet"/>
+      <w:lvlText w:val=""/>
+      <w:lvlJc w:val="left"/>
+      <w:pPr>
+        <w:ind w:left="2880" w:hanging="360"/>
+      </w:pPr>
+      <w:rPr>
+        <w:rFonts w:ascii="Wingdings" w:hAnsi="Wingdings" w:hint="default"/>
+      </w:rPr>
+    </w:lvl>
+    <w:lvl w:ilvl="3" w:tplc="40090001" w:tentative="1">
+      <w:start w:val="1"/>
+      <w:numFmt w:val="bullet"/>
+      <w:lvlText w:val=""/>
+      <w:lvlJc w:val="left"/>
+      <w:pPr>
+        <w:ind w:left="3600" w:hanging="360"/>
+      </w:pPr>
+      <w:rPr>
+        <w:rFonts w:ascii="Symbol" w:hAnsi="Symbol" w:hint="default"/>
+      </w:rPr>
+    </w:lvl>
+    <w:lvl w:ilvl="4" w:tplc="40090003" w:tentative="1">
+      <w:start w:val="1"/>
+      <w:numFmt w:val="bullet"/>
+      <w:lvlText w:val="o"/>
+      <w:lvlJc w:val="left"/>
+      <w:pPr>
+        <w:ind w:left="4320" w:hanging="360"/>
+      </w:pPr>
+      <w:rPr>
+        <w:rFonts w:ascii="Courier New" w:hAnsi="Courier New" w:cs="Courier New" w:hint="default"/>
+      </w:rPr>
+    </w:lvl>
+    <w:lvl w:ilvl="5" w:tplc="40090005" w:tentative="1">
+      <w:start w:val="1"/>
+      <w:numFmt w:val="bullet"/>
+      <w:lvlText w:val=""/>
+      <w:lvlJc w:val="left"/>
+      <w:pPr>
+        <w:ind w:left="5040" w:hanging="360"/>
+      </w:pPr>
+      <w:rPr>
+        <w:rFonts w:ascii="Wingdings" w:hAnsi="Wingdings" w:hint="default"/>
+      </w:rPr>
+    </w:lvl>
+    <w:lvl w:ilvl="6" w:tplc="40090001" w:tentative="1">
+      <w:start w:val="1"/>
+      <w:numFmt w:val="bullet"/>
+      <w:lvlText w:val=""/>
+      <w:lvlJc w:val="left"/>
+      <w:pPr>
+        <w:ind w:left="5760" w:hanging="360"/>
+      </w:pPr>
+      <w:rPr>
+        <w:rFonts w:ascii="Symbol" w:hAnsi="Symbol" w:hint="default"/>
+      </w:rPr>
+    </w:lvl>
+    <w:lvl w:ilvl="7" w:tplc="40090003" w:tentative="1">
+      <w:start w:val="1"/>
+      <w:numFmt w:val="bullet"/>
+      <w:lvlText w:val="o"/>
+      <w:lvlJc w:val="left"/>
+      <w:pPr>
+        <w:ind w:left="6480" w:hanging="360"/>
+      </w:pPr>
+      <w:rPr>
+        <w:rFonts w:ascii="Courier New" w:hAnsi="Courier New" w:cs="Courier New" w:hint="default"/>
+      </w:rPr>
+    </w:lvl>
+    <w:lvl w:ilvl="8" w:tplc="40090005" w:tentative="1">
+      <w:start w:val="1"/>
+      <w:numFmt w:val="bullet"/>
+      <w:lvlText w:val=""/>
+      <w:lvlJc w:val="left"/>
+      <w:pPr>
+        <w:ind w:left="7200" w:hanging="360"/>
+      </w:pPr>
+      <w:rPr>
+        <w:rFonts w:ascii="Wingdings" w:hAnsi="Wingdings" w:hint="default"/>
+      </w:rPr>
+    </w:lvl>
+  </w:abstractNum>
+  <w:abstractNum w:abstractNumId="15" w15:restartNumberingAfterBreak="0">
+    <w:nsid w:val="42225766"/>
+    <w:multiLevelType w:val="hybridMultilevel"/>
+    <w:tmpl w:val="17A2E4A2"/>
+    <w:lvl w:ilvl="0" w:tplc="0386684E">
+      <w:numFmt w:val="bullet"/>
+      <w:lvlText w:val=""/>
+      <w:lvlJc w:val="left"/>
+      <w:pPr>
+        <w:ind w:left="720" w:hanging="360"/>
+      </w:pPr>
+      <w:rPr>
+        <w:rFonts w:ascii="Wingdings" w:eastAsiaTheme="minorHAnsi" w:hAnsi="Wingdings" w:cs="Times New Roman" w:hint="default"/>
+      </w:rPr>
+    </w:lvl>
+    <w:lvl w:ilvl="1" w:tplc="40090003" w:tentative="1">
+      <w:start w:val="1"/>
+      <w:numFmt w:val="bullet"/>
+      <w:lvlText w:val="o"/>
+      <w:lvlJc w:val="left"/>
+      <w:pPr>
+        <w:ind w:left="1440" w:hanging="360"/>
+      </w:pPr>
+      <w:rPr>
+        <w:rFonts w:ascii="Courier New" w:hAnsi="Courier New" w:cs="Courier New" w:hint="default"/>
+      </w:rPr>
+    </w:lvl>
+    <w:lvl w:ilvl="2" w:tplc="40090005" w:tentative="1">
+      <w:start w:val="1"/>
+      <w:numFmt w:val="bullet"/>
+      <w:lvlText w:val=""/>
+      <w:lvlJc w:val="left"/>
+      <w:pPr>
+        <w:ind w:left="2160" w:hanging="360"/>
+      </w:pPr>
+      <w:rPr>
+        <w:rFonts w:ascii="Wingdings" w:hAnsi="Wingdings" w:hint="default"/>
+      </w:rPr>
+    </w:lvl>
+    <w:lvl w:ilvl="3" w:tplc="40090001" w:tentative="1">
+      <w:start w:val="1"/>
+      <w:numFmt w:val="bullet"/>
+      <w:lvlText w:val=""/>
+      <w:lvlJc w:val="left"/>
+      <w:pPr>
+        <w:ind w:left="2880" w:hanging="360"/>
+      </w:pPr>
+      <w:rPr>
+        <w:rFonts w:ascii="Symbol" w:hAnsi="Symbol" w:hint="default"/>
+      </w:rPr>
+    </w:lvl>
+    <w:lvl w:ilvl="4" w:tplc="40090003" w:tentative="1">
+      <w:start w:val="1"/>
+      <w:numFmt w:val="bullet"/>
+      <w:lvlText w:val="o"/>
+      <w:lvlJc w:val="left"/>
+      <w:pPr>
+        <w:ind w:left="3600" w:hanging="360"/>
+      </w:pPr>
+      <w:rPr>
+        <w:rFonts w:ascii="Courier New" w:hAnsi="Courier New" w:cs="Courier New" w:hint="default"/>
+      </w:rPr>
+    </w:lvl>
+    <w:lvl w:ilvl="5" w:tplc="40090005" w:tentative="1">
+      <w:start w:val="1"/>
+      <w:numFmt w:val="bullet"/>
+      <w:lvlText w:val=""/>
+      <w:lvlJc w:val="left"/>
+      <w:pPr>
+        <w:ind w:left="4320" w:hanging="360"/>
+      </w:pPr>
+      <w:rPr>
+        <w:rFonts w:ascii="Wingdings" w:hAnsi="Wingdings" w:hint="default"/>
+      </w:rPr>
+    </w:lvl>
+    <w:lvl w:ilvl="6" w:tplc="40090001" w:tentative="1">
+      <w:start w:val="1"/>
+      <w:numFmt w:val="bullet"/>
+      <w:lvlText w:val=""/>
+      <w:lvlJc w:val="left"/>
+      <w:pPr>
+        <w:ind w:left="5040" w:hanging="360"/>
+      </w:pPr>
+      <w:rPr>
+        <w:rFonts w:ascii="Symbol" w:hAnsi="Symbol" w:hint="default"/>
+      </w:rPr>
+    </w:lvl>
+    <w:lvl w:ilvl="7" w:tplc="40090003" w:tentative="1">
+      <w:start w:val="1"/>
+      <w:numFmt w:val="bullet"/>
+      <w:lvlText w:val="o"/>
+      <w:lvlJc w:val="left"/>
+      <w:pPr>
+        <w:ind w:left="5760" w:hanging="360"/>
+      </w:pPr>
+      <w:rPr>
+        <w:rFonts w:ascii="Courier New" w:hAnsi="Courier New" w:cs="Courier New" w:hint="default"/>
+      </w:rPr>
+    </w:lvl>
+    <w:lvl w:ilvl="8" w:tplc="40090005" w:tentative="1">
+      <w:start w:val="1"/>
+      <w:numFmt w:val="bullet"/>
+      <w:lvlText w:val=""/>
+      <w:lvlJc w:val="left"/>
+      <w:pPr>
+        <w:ind w:left="6480" w:hanging="360"/>
+      </w:pPr>
+      <w:rPr>
+        <w:rFonts w:ascii="Wingdings" w:hAnsi="Wingdings" w:hint="default"/>
+      </w:rPr>
+    </w:lvl>
+  </w:abstractNum>
+  <w:abstractNum w:abstractNumId="16" w15:restartNumberingAfterBreak="0">
+    <w:nsid w:val="4A590F52"/>
+    <w:multiLevelType w:val="hybridMultilevel"/>
+    <w:tmpl w:val="CD722F9E"/>
+    <w:lvl w:ilvl="0" w:tplc="40090001">
+      <w:start w:val="1"/>
+      <w:numFmt w:val="bullet"/>
+      <w:lvlText w:val=""/>
+      <w:lvlJc w:val="left"/>
+      <w:pPr>
+        <w:ind w:left="1440" w:hanging="360"/>
+      </w:pPr>
+      <w:rPr>
+        <w:rFonts w:ascii="Symbol" w:hAnsi="Symbol" w:hint="default"/>
+      </w:rPr>
+    </w:lvl>
+    <w:lvl w:ilvl="1" w:tplc="40090003" w:tentative="1">
+      <w:start w:val="1"/>
+      <w:numFmt w:val="bullet"/>
+      <w:lvlText w:val="o"/>
+      <w:lvlJc w:val="left"/>
+      <w:pPr>
+        <w:ind w:left="2160" w:hanging="360"/>
+      </w:pPr>
+      <w:rPr>
+        <w:rFonts w:ascii="Courier New" w:hAnsi="Courier New" w:cs="Courier New" w:hint="default"/>
+      </w:rPr>
+    </w:lvl>
+    <w:lvl w:ilvl="2" w:tplc="40090005" w:tentative="1">
+      <w:start w:val="1"/>
+      <w:numFmt w:val="bullet"/>
+      <w:lvlText w:val=""/>
+      <w:lvlJc w:val="left"/>
+      <w:pPr>
+        <w:ind w:left="2880" w:hanging="360"/>
+      </w:pPr>
+      <w:rPr>
+        <w:rFonts w:ascii="Wingdings" w:hAnsi="Wingdings" w:hint="default"/>
+      </w:rPr>
+    </w:lvl>
+    <w:lvl w:ilvl="3" w:tplc="40090001" w:tentative="1">
+      <w:start w:val="1"/>
+      <w:numFmt w:val="bullet"/>
+      <w:lvlText w:val=""/>
+      <w:lvlJc w:val="left"/>
+      <w:pPr>
+        <w:ind w:left="3600" w:hanging="360"/>
+      </w:pPr>
+      <w:rPr>
+        <w:rFonts w:ascii="Symbol" w:hAnsi="Symbol" w:hint="default"/>
+      </w:rPr>
+    </w:lvl>
+    <w:lvl w:ilvl="4" w:tplc="40090003" w:tentative="1">
+      <w:start w:val="1"/>
+      <w:numFmt w:val="bullet"/>
+      <w:lvlText w:val="o"/>
+      <w:lvlJc w:val="left"/>
+      <w:pPr>
+        <w:ind w:left="4320" w:hanging="360"/>
+      </w:pPr>
+      <w:rPr>
+        <w:rFonts w:ascii="Courier New" w:hAnsi="Courier New" w:cs="Courier New" w:hint="default"/>
+      </w:rPr>
+    </w:lvl>
+    <w:lvl w:ilvl="5" w:tplc="40090005" w:tentative="1">
+      <w:start w:val="1"/>
+      <w:numFmt w:val="bullet"/>
+      <w:lvlText w:val=""/>
+      <w:lvlJc w:val="left"/>
+      <w:pPr>
+        <w:ind w:left="5040" w:hanging="360"/>
+      </w:pPr>
+      <w:rPr>
+        <w:rFonts w:ascii="Wingdings" w:hAnsi="Wingdings" w:hint="default"/>
+      </w:rPr>
+    </w:lvl>
+    <w:lvl w:ilvl="6" w:tplc="40090001" w:tentative="1">
+      <w:start w:val="1"/>
+      <w:numFmt w:val="bullet"/>
+      <w:lvlText w:val=""/>
+      <w:lvlJc w:val="left"/>
+      <w:pPr>
+        <w:ind w:left="5760" w:hanging="360"/>
+      </w:pPr>
+      <w:rPr>
+        <w:rFonts w:ascii="Symbol" w:hAnsi="Symbol" w:hint="default"/>
+      </w:rPr>
+    </w:lvl>
+    <w:lvl w:ilvl="7" w:tplc="40090003" w:tentative="1">
+      <w:start w:val="1"/>
+      <w:numFmt w:val="bullet"/>
+      <w:lvlText w:val="o"/>
+      <w:lvlJc w:val="left"/>
+      <w:pPr>
+        <w:ind w:left="6480" w:hanging="360"/>
+      </w:pPr>
+      <w:rPr>
+        <w:rFonts w:ascii="Courier New" w:hAnsi="Courier New" w:cs="Courier New" w:hint="default"/>
+      </w:rPr>
+    </w:lvl>
+    <w:lvl w:ilvl="8" w:tplc="40090005" w:tentative="1">
+      <w:start w:val="1"/>
+      <w:numFmt w:val="bullet"/>
+      <w:lvlText w:val=""/>
+      <w:lvlJc w:val="left"/>
+      <w:pPr>
+        <w:ind w:left="7200" w:hanging="360"/>
+      </w:pPr>
+      <w:rPr>
+        <w:rFonts w:ascii="Wingdings" w:hAnsi="Wingdings" w:hint="default"/>
+      </w:rPr>
+    </w:lvl>
+  </w:abstractNum>
+  <w:abstractNum w:abstractNumId="17" w15:restartNumberingAfterBreak="0">
     <w:nsid w:val="4CEC4173"/>
     <w:multiLevelType w:val="multilevel"/>
     <w:tmpl w:val="2C9A6ED0"/>
@@ -10203,7 +14436,7 @@
       </w:rPr>
     </w:lvl>
   </w:abstractNum>
-  <w:abstractNum w:abstractNumId="8" w15:restartNumberingAfterBreak="0">
+  <w:abstractNum w:abstractNumId="18" w15:restartNumberingAfterBreak="0">
     <w:nsid w:val="4D672EBA"/>
     <w:multiLevelType w:val="hybridMultilevel"/>
     <w:tmpl w:val="C0CE2DF6"/>
@@ -10292,7 +14525,7 @@
       </w:pPr>
     </w:lvl>
   </w:abstractNum>
-  <w:abstractNum w:abstractNumId="9" w15:restartNumberingAfterBreak="0">
+  <w:abstractNum w:abstractNumId="19" w15:restartNumberingAfterBreak="0">
     <w:nsid w:val="53EB17ED"/>
     <w:multiLevelType w:val="multilevel"/>
     <w:tmpl w:val="11D0C0A2"/>
@@ -10441,7 +14674,7 @@
       </w:rPr>
     </w:lvl>
   </w:abstractNum>
-  <w:abstractNum w:abstractNumId="10" w15:restartNumberingAfterBreak="0">
+  <w:abstractNum w:abstractNumId="20" w15:restartNumberingAfterBreak="0">
     <w:nsid w:val="55D46192"/>
     <w:multiLevelType w:val="multilevel"/>
     <w:tmpl w:val="C052C410"/>
@@ -10590,7 +14823,7 @@
       </w:rPr>
     </w:lvl>
   </w:abstractNum>
-  <w:abstractNum w:abstractNumId="11" w15:restartNumberingAfterBreak="0">
+  <w:abstractNum w:abstractNumId="21" w15:restartNumberingAfterBreak="0">
     <w:nsid w:val="5A9C65FD"/>
     <w:multiLevelType w:val="multilevel"/>
     <w:tmpl w:val="D8AE08A4"/>
@@ -10739,7 +14972,7 @@
       </w:rPr>
     </w:lvl>
   </w:abstractNum>
-  <w:abstractNum w:abstractNumId="12" w15:restartNumberingAfterBreak="0">
+  <w:abstractNum w:abstractNumId="22" w15:restartNumberingAfterBreak="0">
     <w:nsid w:val="5C1D1A52"/>
     <w:multiLevelType w:val="hybridMultilevel"/>
     <w:tmpl w:val="DAB63718"/>
@@ -10825,7 +15058,382 @@
       </w:pPr>
     </w:lvl>
   </w:abstractNum>
-  <w:abstractNum w:abstractNumId="13" w15:restartNumberingAfterBreak="0">
+  <w:abstractNum w:abstractNumId="23" w15:restartNumberingAfterBreak="0">
+    <w:nsid w:val="5EEB15B3"/>
+    <w:multiLevelType w:val="hybridMultilevel"/>
+    <w:tmpl w:val="3B24608C"/>
+    <w:lvl w:ilvl="0" w:tplc="40090001">
+      <w:start w:val="1"/>
+      <w:numFmt w:val="bullet"/>
+      <w:lvlText w:val=""/>
+      <w:lvlJc w:val="left"/>
+      <w:pPr>
+        <w:ind w:left="1440" w:hanging="360"/>
+      </w:pPr>
+      <w:rPr>
+        <w:rFonts w:ascii="Symbol" w:hAnsi="Symbol" w:hint="default"/>
+      </w:rPr>
+    </w:lvl>
+    <w:lvl w:ilvl="1" w:tplc="40090003" w:tentative="1">
+      <w:start w:val="1"/>
+      <w:numFmt w:val="bullet"/>
+      <w:lvlText w:val="o"/>
+      <w:lvlJc w:val="left"/>
+      <w:pPr>
+        <w:ind w:left="2160" w:hanging="360"/>
+      </w:pPr>
+      <w:rPr>
+        <w:rFonts w:ascii="Courier New" w:hAnsi="Courier New" w:cs="Courier New" w:hint="default"/>
+      </w:rPr>
+    </w:lvl>
+    <w:lvl w:ilvl="2" w:tplc="40090005" w:tentative="1">
+      <w:start w:val="1"/>
+      <w:numFmt w:val="bullet"/>
+      <w:lvlText w:val=""/>
+      <w:lvlJc w:val="left"/>
+      <w:pPr>
+        <w:ind w:left="2880" w:hanging="360"/>
+      </w:pPr>
+      <w:rPr>
+        <w:rFonts w:ascii="Wingdings" w:hAnsi="Wingdings" w:hint="default"/>
+      </w:rPr>
+    </w:lvl>
+    <w:lvl w:ilvl="3" w:tplc="40090001" w:tentative="1">
+      <w:start w:val="1"/>
+      <w:numFmt w:val="bullet"/>
+      <w:lvlText w:val=""/>
+      <w:lvlJc w:val="left"/>
+      <w:pPr>
+        <w:ind w:left="3600" w:hanging="360"/>
+      </w:pPr>
+      <w:rPr>
+        <w:rFonts w:ascii="Symbol" w:hAnsi="Symbol" w:hint="default"/>
+      </w:rPr>
+    </w:lvl>
+    <w:lvl w:ilvl="4" w:tplc="40090003" w:tentative="1">
+      <w:start w:val="1"/>
+      <w:numFmt w:val="bullet"/>
+      <w:lvlText w:val="o"/>
+      <w:lvlJc w:val="left"/>
+      <w:pPr>
+        <w:ind w:left="4320" w:hanging="360"/>
+      </w:pPr>
+      <w:rPr>
+        <w:rFonts w:ascii="Courier New" w:hAnsi="Courier New" w:cs="Courier New" w:hint="default"/>
+      </w:rPr>
+    </w:lvl>
+    <w:lvl w:ilvl="5" w:tplc="40090005" w:tentative="1">
+      <w:start w:val="1"/>
+      <w:numFmt w:val="bullet"/>
+      <w:lvlText w:val=""/>
+      <w:lvlJc w:val="left"/>
+      <w:pPr>
+        <w:ind w:left="5040" w:hanging="360"/>
+      </w:pPr>
+      <w:rPr>
+        <w:rFonts w:ascii="Wingdings" w:hAnsi="Wingdings" w:hint="default"/>
+      </w:rPr>
+    </w:lvl>
+    <w:lvl w:ilvl="6" w:tplc="40090001" w:tentative="1">
+      <w:start w:val="1"/>
+      <w:numFmt w:val="bullet"/>
+      <w:lvlText w:val=""/>
+      <w:lvlJc w:val="left"/>
+      <w:pPr>
+        <w:ind w:left="5760" w:hanging="360"/>
+      </w:pPr>
+      <w:rPr>
+        <w:rFonts w:ascii="Symbol" w:hAnsi="Symbol" w:hint="default"/>
+      </w:rPr>
+    </w:lvl>
+    <w:lvl w:ilvl="7" w:tplc="40090003" w:tentative="1">
+      <w:start w:val="1"/>
+      <w:numFmt w:val="bullet"/>
+      <w:lvlText w:val="o"/>
+      <w:lvlJc w:val="left"/>
+      <w:pPr>
+        <w:ind w:left="6480" w:hanging="360"/>
+      </w:pPr>
+      <w:rPr>
+        <w:rFonts w:ascii="Courier New" w:hAnsi="Courier New" w:cs="Courier New" w:hint="default"/>
+      </w:rPr>
+    </w:lvl>
+    <w:lvl w:ilvl="8" w:tplc="40090005" w:tentative="1">
+      <w:start w:val="1"/>
+      <w:numFmt w:val="bullet"/>
+      <w:lvlText w:val=""/>
+      <w:lvlJc w:val="left"/>
+      <w:pPr>
+        <w:ind w:left="7200" w:hanging="360"/>
+      </w:pPr>
+      <w:rPr>
+        <w:rFonts w:ascii="Wingdings" w:hAnsi="Wingdings" w:hint="default"/>
+      </w:rPr>
+    </w:lvl>
+  </w:abstractNum>
+  <w:abstractNum w:abstractNumId="24" w15:restartNumberingAfterBreak="0">
+    <w:nsid w:val="5F411364"/>
+    <w:multiLevelType w:val="multilevel"/>
+    <w:tmpl w:val="37EE0A2C"/>
+    <w:lvl w:ilvl="0">
+      <w:start w:val="1"/>
+      <w:numFmt w:val="bullet"/>
+      <w:lvlText w:val=""/>
+      <w:lvlJc w:val="left"/>
+      <w:pPr>
+        <w:tabs>
+          <w:tab w:val="num" w:pos="720"/>
+        </w:tabs>
+        <w:ind w:left="720" w:hanging="360"/>
+      </w:pPr>
+      <w:rPr>
+        <w:rFonts w:ascii="Symbol" w:hAnsi="Symbol" w:hint="default"/>
+        <w:sz w:val="20"/>
+      </w:rPr>
+    </w:lvl>
+    <w:lvl w:ilvl="1" w:tentative="1">
+      <w:start w:val="1"/>
+      <w:numFmt w:val="bullet"/>
+      <w:lvlText w:val="o"/>
+      <w:lvlJc w:val="left"/>
+      <w:pPr>
+        <w:tabs>
+          <w:tab w:val="num" w:pos="1440"/>
+        </w:tabs>
+        <w:ind w:left="1440" w:hanging="360"/>
+      </w:pPr>
+      <w:rPr>
+        <w:rFonts w:ascii="Courier New" w:hAnsi="Courier New" w:hint="default"/>
+        <w:sz w:val="20"/>
+      </w:rPr>
+    </w:lvl>
+    <w:lvl w:ilvl="2" w:tentative="1">
+      <w:start w:val="1"/>
+      <w:numFmt w:val="bullet"/>
+      <w:lvlText w:val=""/>
+      <w:lvlJc w:val="left"/>
+      <w:pPr>
+        <w:tabs>
+          <w:tab w:val="num" w:pos="2160"/>
+        </w:tabs>
+        <w:ind w:left="2160" w:hanging="360"/>
+      </w:pPr>
+      <w:rPr>
+        <w:rFonts w:ascii="Wingdings" w:hAnsi="Wingdings" w:hint="default"/>
+        <w:sz w:val="20"/>
+      </w:rPr>
+    </w:lvl>
+    <w:lvl w:ilvl="3" w:tentative="1">
+      <w:start w:val="1"/>
+      <w:numFmt w:val="bullet"/>
+      <w:lvlText w:val=""/>
+      <w:lvlJc w:val="left"/>
+      <w:pPr>
+        <w:tabs>
+          <w:tab w:val="num" w:pos="2880"/>
+        </w:tabs>
+        <w:ind w:left="2880" w:hanging="360"/>
+      </w:pPr>
+      <w:rPr>
+        <w:rFonts w:ascii="Wingdings" w:hAnsi="Wingdings" w:hint="default"/>
+        <w:sz w:val="20"/>
+      </w:rPr>
+    </w:lvl>
+    <w:lvl w:ilvl="4" w:tentative="1">
+      <w:start w:val="1"/>
+      <w:numFmt w:val="bullet"/>
+      <w:lvlText w:val=""/>
+      <w:lvlJc w:val="left"/>
+      <w:pPr>
+        <w:tabs>
+          <w:tab w:val="num" w:pos="3600"/>
+        </w:tabs>
+        <w:ind w:left="3600" w:hanging="360"/>
+      </w:pPr>
+      <w:rPr>
+        <w:rFonts w:ascii="Wingdings" w:hAnsi="Wingdings" w:hint="default"/>
+        <w:sz w:val="20"/>
+      </w:rPr>
+    </w:lvl>
+    <w:lvl w:ilvl="5" w:tentative="1">
+      <w:start w:val="1"/>
+      <w:numFmt w:val="bullet"/>
+      <w:lvlText w:val=""/>
+      <w:lvlJc w:val="left"/>
+      <w:pPr>
+        <w:tabs>
+          <w:tab w:val="num" w:pos="4320"/>
+        </w:tabs>
+        <w:ind w:left="4320" w:hanging="360"/>
+      </w:pPr>
+      <w:rPr>
+        <w:rFonts w:ascii="Wingdings" w:hAnsi="Wingdings" w:hint="default"/>
+        <w:sz w:val="20"/>
+      </w:rPr>
+    </w:lvl>
+    <w:lvl w:ilvl="6" w:tentative="1">
+      <w:start w:val="1"/>
+      <w:numFmt w:val="bullet"/>
+      <w:lvlText w:val=""/>
+      <w:lvlJc w:val="left"/>
+      <w:pPr>
+        <w:tabs>
+          <w:tab w:val="num" w:pos="5040"/>
+        </w:tabs>
+        <w:ind w:left="5040" w:hanging="360"/>
+      </w:pPr>
+      <w:rPr>
+        <w:rFonts w:ascii="Wingdings" w:hAnsi="Wingdings" w:hint="default"/>
+        <w:sz w:val="20"/>
+      </w:rPr>
+    </w:lvl>
+    <w:lvl w:ilvl="7" w:tentative="1">
+      <w:start w:val="1"/>
+      <w:numFmt w:val="bullet"/>
+      <w:lvlText w:val=""/>
+      <w:lvlJc w:val="left"/>
+      <w:pPr>
+        <w:tabs>
+          <w:tab w:val="num" w:pos="5760"/>
+        </w:tabs>
+        <w:ind w:left="5760" w:hanging="360"/>
+      </w:pPr>
+      <w:rPr>
+        <w:rFonts w:ascii="Wingdings" w:hAnsi="Wingdings" w:hint="default"/>
+        <w:sz w:val="20"/>
+      </w:rPr>
+    </w:lvl>
+    <w:lvl w:ilvl="8" w:tentative="1">
+      <w:start w:val="1"/>
+      <w:numFmt w:val="bullet"/>
+      <w:lvlText w:val=""/>
+      <w:lvlJc w:val="left"/>
+      <w:pPr>
+        <w:tabs>
+          <w:tab w:val="num" w:pos="6480"/>
+        </w:tabs>
+        <w:ind w:left="6480" w:hanging="360"/>
+      </w:pPr>
+      <w:rPr>
+        <w:rFonts w:ascii="Wingdings" w:hAnsi="Wingdings" w:hint="default"/>
+        <w:sz w:val="20"/>
+      </w:rPr>
+    </w:lvl>
+  </w:abstractNum>
+  <w:abstractNum w:abstractNumId="25" w15:restartNumberingAfterBreak="0">
+    <w:nsid w:val="62AD5849"/>
+    <w:multiLevelType w:val="hybridMultilevel"/>
+    <w:tmpl w:val="7520EABC"/>
+    <w:lvl w:ilvl="0" w:tplc="40090001">
+      <w:start w:val="1"/>
+      <w:numFmt w:val="bullet"/>
+      <w:lvlText w:val=""/>
+      <w:lvlJc w:val="left"/>
+      <w:pPr>
+        <w:ind w:left="1440" w:hanging="360"/>
+      </w:pPr>
+      <w:rPr>
+        <w:rFonts w:ascii="Symbol" w:hAnsi="Symbol" w:hint="default"/>
+      </w:rPr>
+    </w:lvl>
+    <w:lvl w:ilvl="1" w:tplc="40090003" w:tentative="1">
+      <w:start w:val="1"/>
+      <w:numFmt w:val="bullet"/>
+      <w:lvlText w:val="o"/>
+      <w:lvlJc w:val="left"/>
+      <w:pPr>
+        <w:ind w:left="2160" w:hanging="360"/>
+      </w:pPr>
+      <w:rPr>
+        <w:rFonts w:ascii="Courier New" w:hAnsi="Courier New" w:cs="Courier New" w:hint="default"/>
+      </w:rPr>
+    </w:lvl>
+    <w:lvl w:ilvl="2" w:tplc="40090005" w:tentative="1">
+      <w:start w:val="1"/>
+      <w:numFmt w:val="bullet"/>
+      <w:lvlText w:val=""/>
+      <w:lvlJc w:val="left"/>
+      <w:pPr>
+        <w:ind w:left="2880" w:hanging="360"/>
+      </w:pPr>
+      <w:rPr>
+        <w:rFonts w:ascii="Wingdings" w:hAnsi="Wingdings" w:hint="default"/>
+      </w:rPr>
+    </w:lvl>
+    <w:lvl w:ilvl="3" w:tplc="40090001" w:tentative="1">
+      <w:start w:val="1"/>
+      <w:numFmt w:val="bullet"/>
+      <w:lvlText w:val=""/>
+      <w:lvlJc w:val="left"/>
+      <w:pPr>
+        <w:ind w:left="3600" w:hanging="360"/>
+      </w:pPr>
+      <w:rPr>
+        <w:rFonts w:ascii="Symbol" w:hAnsi="Symbol" w:hint="default"/>
+      </w:rPr>
+    </w:lvl>
+    <w:lvl w:ilvl="4" w:tplc="40090003" w:tentative="1">
+      <w:start w:val="1"/>
+      <w:numFmt w:val="bullet"/>
+      <w:lvlText w:val="o"/>
+      <w:lvlJc w:val="left"/>
+      <w:pPr>
+        <w:ind w:left="4320" w:hanging="360"/>
+      </w:pPr>
+      <w:rPr>
+        <w:rFonts w:ascii="Courier New" w:hAnsi="Courier New" w:cs="Courier New" w:hint="default"/>
+      </w:rPr>
+    </w:lvl>
+    <w:lvl w:ilvl="5" w:tplc="40090005" w:tentative="1">
+      <w:start w:val="1"/>
+      <w:numFmt w:val="bullet"/>
+      <w:lvlText w:val=""/>
+      <w:lvlJc w:val="left"/>
+      <w:pPr>
+        <w:ind w:left="5040" w:hanging="360"/>
+      </w:pPr>
+      <w:rPr>
+        <w:rFonts w:ascii="Wingdings" w:hAnsi="Wingdings" w:hint="default"/>
+      </w:rPr>
+    </w:lvl>
+    <w:lvl w:ilvl="6" w:tplc="40090001" w:tentative="1">
+      <w:start w:val="1"/>
+      <w:numFmt w:val="bullet"/>
+      <w:lvlText w:val=""/>
+      <w:lvlJc w:val="left"/>
+      <w:pPr>
+        <w:ind w:left="5760" w:hanging="360"/>
+      </w:pPr>
+      <w:rPr>
+        <w:rFonts w:ascii="Symbol" w:hAnsi="Symbol" w:hint="default"/>
+      </w:rPr>
+    </w:lvl>
+    <w:lvl w:ilvl="7" w:tplc="40090003" w:tentative="1">
+      <w:start w:val="1"/>
+      <w:numFmt w:val="bullet"/>
+      <w:lvlText w:val="o"/>
+      <w:lvlJc w:val="left"/>
+      <w:pPr>
+        <w:ind w:left="6480" w:hanging="360"/>
+      </w:pPr>
+      <w:rPr>
+        <w:rFonts w:ascii="Courier New" w:hAnsi="Courier New" w:cs="Courier New" w:hint="default"/>
+      </w:rPr>
+    </w:lvl>
+    <w:lvl w:ilvl="8" w:tplc="40090005" w:tentative="1">
+      <w:start w:val="1"/>
+      <w:numFmt w:val="bullet"/>
+      <w:lvlText w:val=""/>
+      <w:lvlJc w:val="left"/>
+      <w:pPr>
+        <w:ind w:left="7200" w:hanging="360"/>
+      </w:pPr>
+      <w:rPr>
+        <w:rFonts w:ascii="Wingdings" w:hAnsi="Wingdings" w:hint="default"/>
+      </w:rPr>
+    </w:lvl>
+  </w:abstractNum>
+  <w:abstractNum w:abstractNumId="26" w15:restartNumberingAfterBreak="0">
     <w:nsid w:val="641015A3"/>
     <w:multiLevelType w:val="multilevel"/>
     <w:tmpl w:val="9EB06AEA"/>
@@ -10974,7 +15582,7 @@
       </w:rPr>
     </w:lvl>
   </w:abstractNum>
-  <w:abstractNum w:abstractNumId="14" w15:restartNumberingAfterBreak="0">
+  <w:abstractNum w:abstractNumId="27" w15:restartNumberingAfterBreak="0">
     <w:nsid w:val="66B90D01"/>
     <w:multiLevelType w:val="multilevel"/>
     <w:tmpl w:val="3410B956"/>
@@ -11123,7 +15731,7 @@
       </w:rPr>
     </w:lvl>
   </w:abstractNum>
-  <w:abstractNum w:abstractNumId="15" w15:restartNumberingAfterBreak="0">
+  <w:abstractNum w:abstractNumId="28" w15:restartNumberingAfterBreak="0">
     <w:nsid w:val="66EE02DE"/>
     <w:multiLevelType w:val="hybridMultilevel"/>
     <w:tmpl w:val="6D769FC2"/>
@@ -11209,7 +15817,233 @@
       </w:pPr>
     </w:lvl>
   </w:abstractNum>
-  <w:abstractNum w:abstractNumId="16" w15:restartNumberingAfterBreak="0">
+  <w:abstractNum w:abstractNumId="29" w15:restartNumberingAfterBreak="0">
+    <w:nsid w:val="6C803755"/>
+    <w:multiLevelType w:val="hybridMultilevel"/>
+    <w:tmpl w:val="E54EA57A"/>
+    <w:lvl w:ilvl="0" w:tplc="40090001">
+      <w:start w:val="1"/>
+      <w:numFmt w:val="bullet"/>
+      <w:lvlText w:val=""/>
+      <w:lvlJc w:val="left"/>
+      <w:pPr>
+        <w:ind w:left="1440" w:hanging="360"/>
+      </w:pPr>
+      <w:rPr>
+        <w:rFonts w:ascii="Symbol" w:hAnsi="Symbol" w:hint="default"/>
+      </w:rPr>
+    </w:lvl>
+    <w:lvl w:ilvl="1" w:tplc="40090003" w:tentative="1">
+      <w:start w:val="1"/>
+      <w:numFmt w:val="bullet"/>
+      <w:lvlText w:val="o"/>
+      <w:lvlJc w:val="left"/>
+      <w:pPr>
+        <w:ind w:left="2160" w:hanging="360"/>
+      </w:pPr>
+      <w:rPr>
+        <w:rFonts w:ascii="Courier New" w:hAnsi="Courier New" w:cs="Courier New" w:hint="default"/>
+      </w:rPr>
+    </w:lvl>
+    <w:lvl w:ilvl="2" w:tplc="40090005" w:tentative="1">
+      <w:start w:val="1"/>
+      <w:numFmt w:val="bullet"/>
+      <w:lvlText w:val=""/>
+      <w:lvlJc w:val="left"/>
+      <w:pPr>
+        <w:ind w:left="2880" w:hanging="360"/>
+      </w:pPr>
+      <w:rPr>
+        <w:rFonts w:ascii="Wingdings" w:hAnsi="Wingdings" w:hint="default"/>
+      </w:rPr>
+    </w:lvl>
+    <w:lvl w:ilvl="3" w:tplc="40090001" w:tentative="1">
+      <w:start w:val="1"/>
+      <w:numFmt w:val="bullet"/>
+      <w:lvlText w:val=""/>
+      <w:lvlJc w:val="left"/>
+      <w:pPr>
+        <w:ind w:left="3600" w:hanging="360"/>
+      </w:pPr>
+      <w:rPr>
+        <w:rFonts w:ascii="Symbol" w:hAnsi="Symbol" w:hint="default"/>
+      </w:rPr>
+    </w:lvl>
+    <w:lvl w:ilvl="4" w:tplc="40090003" w:tentative="1">
+      <w:start w:val="1"/>
+      <w:numFmt w:val="bullet"/>
+      <w:lvlText w:val="o"/>
+      <w:lvlJc w:val="left"/>
+      <w:pPr>
+        <w:ind w:left="4320" w:hanging="360"/>
+      </w:pPr>
+      <w:rPr>
+        <w:rFonts w:ascii="Courier New" w:hAnsi="Courier New" w:cs="Courier New" w:hint="default"/>
+      </w:rPr>
+    </w:lvl>
+    <w:lvl w:ilvl="5" w:tplc="40090005" w:tentative="1">
+      <w:start w:val="1"/>
+      <w:numFmt w:val="bullet"/>
+      <w:lvlText w:val=""/>
+      <w:lvlJc w:val="left"/>
+      <w:pPr>
+        <w:ind w:left="5040" w:hanging="360"/>
+      </w:pPr>
+      <w:rPr>
+        <w:rFonts w:ascii="Wingdings" w:hAnsi="Wingdings" w:hint="default"/>
+      </w:rPr>
+    </w:lvl>
+    <w:lvl w:ilvl="6" w:tplc="40090001" w:tentative="1">
+      <w:start w:val="1"/>
+      <w:numFmt w:val="bullet"/>
+      <w:lvlText w:val=""/>
+      <w:lvlJc w:val="left"/>
+      <w:pPr>
+        <w:ind w:left="5760" w:hanging="360"/>
+      </w:pPr>
+      <w:rPr>
+        <w:rFonts w:ascii="Symbol" w:hAnsi="Symbol" w:hint="default"/>
+      </w:rPr>
+    </w:lvl>
+    <w:lvl w:ilvl="7" w:tplc="40090003" w:tentative="1">
+      <w:start w:val="1"/>
+      <w:numFmt w:val="bullet"/>
+      <w:lvlText w:val="o"/>
+      <w:lvlJc w:val="left"/>
+      <w:pPr>
+        <w:ind w:left="6480" w:hanging="360"/>
+      </w:pPr>
+      <w:rPr>
+        <w:rFonts w:ascii="Courier New" w:hAnsi="Courier New" w:cs="Courier New" w:hint="default"/>
+      </w:rPr>
+    </w:lvl>
+    <w:lvl w:ilvl="8" w:tplc="40090005" w:tentative="1">
+      <w:start w:val="1"/>
+      <w:numFmt w:val="bullet"/>
+      <w:lvlText w:val=""/>
+      <w:lvlJc w:val="left"/>
+      <w:pPr>
+        <w:ind w:left="7200" w:hanging="360"/>
+      </w:pPr>
+      <w:rPr>
+        <w:rFonts w:ascii="Wingdings" w:hAnsi="Wingdings" w:hint="default"/>
+      </w:rPr>
+    </w:lvl>
+  </w:abstractNum>
+  <w:abstractNum w:abstractNumId="30" w15:restartNumberingAfterBreak="0">
+    <w:nsid w:val="728B1292"/>
+    <w:multiLevelType w:val="hybridMultilevel"/>
+    <w:tmpl w:val="5F9EB59A"/>
+    <w:lvl w:ilvl="0" w:tplc="40090001">
+      <w:start w:val="1"/>
+      <w:numFmt w:val="bullet"/>
+      <w:lvlText w:val=""/>
+      <w:lvlJc w:val="left"/>
+      <w:pPr>
+        <w:ind w:left="1440" w:hanging="360"/>
+      </w:pPr>
+      <w:rPr>
+        <w:rFonts w:ascii="Symbol" w:hAnsi="Symbol" w:hint="default"/>
+      </w:rPr>
+    </w:lvl>
+    <w:lvl w:ilvl="1" w:tplc="40090003" w:tentative="1">
+      <w:start w:val="1"/>
+      <w:numFmt w:val="bullet"/>
+      <w:lvlText w:val="o"/>
+      <w:lvlJc w:val="left"/>
+      <w:pPr>
+        <w:ind w:left="2160" w:hanging="360"/>
+      </w:pPr>
+      <w:rPr>
+        <w:rFonts w:ascii="Courier New" w:hAnsi="Courier New" w:cs="Courier New" w:hint="default"/>
+      </w:rPr>
+    </w:lvl>
+    <w:lvl w:ilvl="2" w:tplc="40090005" w:tentative="1">
+      <w:start w:val="1"/>
+      <w:numFmt w:val="bullet"/>
+      <w:lvlText w:val=""/>
+      <w:lvlJc w:val="left"/>
+      <w:pPr>
+        <w:ind w:left="2880" w:hanging="360"/>
+      </w:pPr>
+      <w:rPr>
+        <w:rFonts w:ascii="Wingdings" w:hAnsi="Wingdings" w:hint="default"/>
+      </w:rPr>
+    </w:lvl>
+    <w:lvl w:ilvl="3" w:tplc="40090001" w:tentative="1">
+      <w:start w:val="1"/>
+      <w:numFmt w:val="bullet"/>
+      <w:lvlText w:val=""/>
+      <w:lvlJc w:val="left"/>
+      <w:pPr>
+        <w:ind w:left="3600" w:hanging="360"/>
+      </w:pPr>
+      <w:rPr>
+        <w:rFonts w:ascii="Symbol" w:hAnsi="Symbol" w:hint="default"/>
+      </w:rPr>
+    </w:lvl>
+    <w:lvl w:ilvl="4" w:tplc="40090003" w:tentative="1">
+      <w:start w:val="1"/>
+      <w:numFmt w:val="bullet"/>
+      <w:lvlText w:val="o"/>
+      <w:lvlJc w:val="left"/>
+      <w:pPr>
+        <w:ind w:left="4320" w:hanging="360"/>
+      </w:pPr>
+      <w:rPr>
+        <w:rFonts w:ascii="Courier New" w:hAnsi="Courier New" w:cs="Courier New" w:hint="default"/>
+      </w:rPr>
+    </w:lvl>
+    <w:lvl w:ilvl="5" w:tplc="40090005" w:tentative="1">
+      <w:start w:val="1"/>
+      <w:numFmt w:val="bullet"/>
+      <w:lvlText w:val=""/>
+      <w:lvlJc w:val="left"/>
+      <w:pPr>
+        <w:ind w:left="5040" w:hanging="360"/>
+      </w:pPr>
+      <w:rPr>
+        <w:rFonts w:ascii="Wingdings" w:hAnsi="Wingdings" w:hint="default"/>
+      </w:rPr>
+    </w:lvl>
+    <w:lvl w:ilvl="6" w:tplc="40090001" w:tentative="1">
+      <w:start w:val="1"/>
+      <w:numFmt w:val="bullet"/>
+      <w:lvlText w:val=""/>
+      <w:lvlJc w:val="left"/>
+      <w:pPr>
+        <w:ind w:left="5760" w:hanging="360"/>
+      </w:pPr>
+      <w:rPr>
+        <w:rFonts w:ascii="Symbol" w:hAnsi="Symbol" w:hint="default"/>
+      </w:rPr>
+    </w:lvl>
+    <w:lvl w:ilvl="7" w:tplc="40090003" w:tentative="1">
+      <w:start w:val="1"/>
+      <w:numFmt w:val="bullet"/>
+      <w:lvlText w:val="o"/>
+      <w:lvlJc w:val="left"/>
+      <w:pPr>
+        <w:ind w:left="6480" w:hanging="360"/>
+      </w:pPr>
+      <w:rPr>
+        <w:rFonts w:ascii="Courier New" w:hAnsi="Courier New" w:cs="Courier New" w:hint="default"/>
+      </w:rPr>
+    </w:lvl>
+    <w:lvl w:ilvl="8" w:tplc="40090005" w:tentative="1">
+      <w:start w:val="1"/>
+      <w:numFmt w:val="bullet"/>
+      <w:lvlText w:val=""/>
+      <w:lvlJc w:val="left"/>
+      <w:pPr>
+        <w:ind w:left="7200" w:hanging="360"/>
+      </w:pPr>
+      <w:rPr>
+        <w:rFonts w:ascii="Wingdings" w:hAnsi="Wingdings" w:hint="default"/>
+      </w:rPr>
+    </w:lvl>
+  </w:abstractNum>
+  <w:abstractNum w:abstractNumId="31" w15:restartNumberingAfterBreak="0">
     <w:nsid w:val="74BC12E2"/>
     <w:multiLevelType w:val="multilevel"/>
     <w:tmpl w:val="527CD66A"/>
@@ -11358,7 +16192,7 @@
       </w:rPr>
     </w:lvl>
   </w:abstractNum>
-  <w:abstractNum w:abstractNumId="17" w15:restartNumberingAfterBreak="0">
+  <w:abstractNum w:abstractNumId="32" w15:restartNumberingAfterBreak="0">
     <w:nsid w:val="76BF5999"/>
     <w:multiLevelType w:val="multilevel"/>
     <w:tmpl w:val="1C0EBD00"/>
@@ -11507,7 +16341,7 @@
       </w:rPr>
     </w:lvl>
   </w:abstractNum>
-  <w:abstractNum w:abstractNumId="18" w15:restartNumberingAfterBreak="0">
+  <w:abstractNum w:abstractNumId="33" w15:restartNumberingAfterBreak="0">
     <w:nsid w:val="791A285A"/>
     <w:multiLevelType w:val="multilevel"/>
     <w:tmpl w:val="585C533A"/>
@@ -11656,62 +16490,259 @@
       </w:rPr>
     </w:lvl>
   </w:abstractNum>
+  <w:abstractNum w:abstractNumId="34" w15:restartNumberingAfterBreak="0">
+    <w:nsid w:val="7D7F50AB"/>
+    <w:multiLevelType w:val="multilevel"/>
+    <w:tmpl w:val="C7849C24"/>
+    <w:lvl w:ilvl="0">
+      <w:start w:val="1"/>
+      <w:numFmt w:val="bullet"/>
+      <w:lvlText w:val=""/>
+      <w:lvlJc w:val="left"/>
+      <w:pPr>
+        <w:tabs>
+          <w:tab w:val="num" w:pos="720"/>
+        </w:tabs>
+        <w:ind w:left="720" w:hanging="360"/>
+      </w:pPr>
+      <w:rPr>
+        <w:rFonts w:ascii="Symbol" w:hAnsi="Symbol" w:hint="default"/>
+        <w:sz w:val="20"/>
+      </w:rPr>
+    </w:lvl>
+    <w:lvl w:ilvl="1" w:tentative="1">
+      <w:start w:val="1"/>
+      <w:numFmt w:val="bullet"/>
+      <w:lvlText w:val="o"/>
+      <w:lvlJc w:val="left"/>
+      <w:pPr>
+        <w:tabs>
+          <w:tab w:val="num" w:pos="1440"/>
+        </w:tabs>
+        <w:ind w:left="1440" w:hanging="360"/>
+      </w:pPr>
+      <w:rPr>
+        <w:rFonts w:ascii="Courier New" w:hAnsi="Courier New" w:hint="default"/>
+        <w:sz w:val="20"/>
+      </w:rPr>
+    </w:lvl>
+    <w:lvl w:ilvl="2" w:tentative="1">
+      <w:start w:val="1"/>
+      <w:numFmt w:val="bullet"/>
+      <w:lvlText w:val=""/>
+      <w:lvlJc w:val="left"/>
+      <w:pPr>
+        <w:tabs>
+          <w:tab w:val="num" w:pos="2160"/>
+        </w:tabs>
+        <w:ind w:left="2160" w:hanging="360"/>
+      </w:pPr>
+      <w:rPr>
+        <w:rFonts w:ascii="Wingdings" w:hAnsi="Wingdings" w:hint="default"/>
+        <w:sz w:val="20"/>
+      </w:rPr>
+    </w:lvl>
+    <w:lvl w:ilvl="3" w:tentative="1">
+      <w:start w:val="1"/>
+      <w:numFmt w:val="bullet"/>
+      <w:lvlText w:val=""/>
+      <w:lvlJc w:val="left"/>
+      <w:pPr>
+        <w:tabs>
+          <w:tab w:val="num" w:pos="2880"/>
+        </w:tabs>
+        <w:ind w:left="2880" w:hanging="360"/>
+      </w:pPr>
+      <w:rPr>
+        <w:rFonts w:ascii="Wingdings" w:hAnsi="Wingdings" w:hint="default"/>
+        <w:sz w:val="20"/>
+      </w:rPr>
+    </w:lvl>
+    <w:lvl w:ilvl="4" w:tentative="1">
+      <w:start w:val="1"/>
+      <w:numFmt w:val="bullet"/>
+      <w:lvlText w:val=""/>
+      <w:lvlJc w:val="left"/>
+      <w:pPr>
+        <w:tabs>
+          <w:tab w:val="num" w:pos="3600"/>
+        </w:tabs>
+        <w:ind w:left="3600" w:hanging="360"/>
+      </w:pPr>
+      <w:rPr>
+        <w:rFonts w:ascii="Wingdings" w:hAnsi="Wingdings" w:hint="default"/>
+        <w:sz w:val="20"/>
+      </w:rPr>
+    </w:lvl>
+    <w:lvl w:ilvl="5" w:tentative="1">
+      <w:start w:val="1"/>
+      <w:numFmt w:val="bullet"/>
+      <w:lvlText w:val=""/>
+      <w:lvlJc w:val="left"/>
+      <w:pPr>
+        <w:tabs>
+          <w:tab w:val="num" w:pos="4320"/>
+        </w:tabs>
+        <w:ind w:left="4320" w:hanging="360"/>
+      </w:pPr>
+      <w:rPr>
+        <w:rFonts w:ascii="Wingdings" w:hAnsi="Wingdings" w:hint="default"/>
+        <w:sz w:val="20"/>
+      </w:rPr>
+    </w:lvl>
+    <w:lvl w:ilvl="6" w:tentative="1">
+      <w:start w:val="1"/>
+      <w:numFmt w:val="bullet"/>
+      <w:lvlText w:val=""/>
+      <w:lvlJc w:val="left"/>
+      <w:pPr>
+        <w:tabs>
+          <w:tab w:val="num" w:pos="5040"/>
+        </w:tabs>
+        <w:ind w:left="5040" w:hanging="360"/>
+      </w:pPr>
+      <w:rPr>
+        <w:rFonts w:ascii="Wingdings" w:hAnsi="Wingdings" w:hint="default"/>
+        <w:sz w:val="20"/>
+      </w:rPr>
+    </w:lvl>
+    <w:lvl w:ilvl="7" w:tentative="1">
+      <w:start w:val="1"/>
+      <w:numFmt w:val="bullet"/>
+      <w:lvlText w:val=""/>
+      <w:lvlJc w:val="left"/>
+      <w:pPr>
+        <w:tabs>
+          <w:tab w:val="num" w:pos="5760"/>
+        </w:tabs>
+        <w:ind w:left="5760" w:hanging="360"/>
+      </w:pPr>
+      <w:rPr>
+        <w:rFonts w:ascii="Wingdings" w:hAnsi="Wingdings" w:hint="default"/>
+        <w:sz w:val="20"/>
+      </w:rPr>
+    </w:lvl>
+    <w:lvl w:ilvl="8" w:tentative="1">
+      <w:start w:val="1"/>
+      <w:numFmt w:val="bullet"/>
+      <w:lvlText w:val=""/>
+      <w:lvlJc w:val="left"/>
+      <w:pPr>
+        <w:tabs>
+          <w:tab w:val="num" w:pos="6480"/>
+        </w:tabs>
+        <w:ind w:left="6480" w:hanging="360"/>
+      </w:pPr>
+      <w:rPr>
+        <w:rFonts w:ascii="Wingdings" w:hAnsi="Wingdings" w:hint="default"/>
+        <w:sz w:val="20"/>
+      </w:rPr>
+    </w:lvl>
+  </w:abstractNum>
   <w:num w:numId="1" w16cid:durableId="2080321574">
-    <w:abstractNumId w:val="12"/>
+    <w:abstractNumId w:val="22"/>
   </w:num>
   <w:num w:numId="2" w16cid:durableId="369691660">
-    <w:abstractNumId w:val="15"/>
+    <w:abstractNumId w:val="28"/>
   </w:num>
   <w:num w:numId="3" w16cid:durableId="2007399888">
-    <w:abstractNumId w:val="8"/>
+    <w:abstractNumId w:val="18"/>
   </w:num>
   <w:num w:numId="4" w16cid:durableId="892425045">
     <w:abstractNumId w:val="0"/>
   </w:num>
   <w:num w:numId="5" w16cid:durableId="573777026">
-    <w:abstractNumId w:val="18"/>
+    <w:abstractNumId w:val="33"/>
   </w:num>
   <w:num w:numId="6" w16cid:durableId="434249355">
-    <w:abstractNumId w:val="16"/>
+    <w:abstractNumId w:val="31"/>
   </w:num>
   <w:num w:numId="7" w16cid:durableId="1535577603">
-    <w:abstractNumId w:val="14"/>
+    <w:abstractNumId w:val="27"/>
   </w:num>
   <w:num w:numId="8" w16cid:durableId="391004661">
-    <w:abstractNumId w:val="10"/>
+    <w:abstractNumId w:val="20"/>
   </w:num>
   <w:num w:numId="9" w16cid:durableId="2058238295">
-    <w:abstractNumId w:val="5"/>
+    <w:abstractNumId w:val="10"/>
   </w:num>
   <w:num w:numId="10" w16cid:durableId="539055682">
     <w:abstractNumId w:val="1"/>
   </w:num>
   <w:num w:numId="11" w16cid:durableId="1322347281">
+    <w:abstractNumId w:val="17"/>
+  </w:num>
+  <w:num w:numId="12" w16cid:durableId="16589321">
+    <w:abstractNumId w:val="26"/>
+  </w:num>
+  <w:num w:numId="13" w16cid:durableId="2056081120">
+    <w:abstractNumId w:val="6"/>
+  </w:num>
+  <w:num w:numId="14" w16cid:durableId="1524243488">
+    <w:abstractNumId w:val="21"/>
+  </w:num>
+  <w:num w:numId="15" w16cid:durableId="1338921088">
+    <w:abstractNumId w:val="5"/>
+  </w:num>
+  <w:num w:numId="16" w16cid:durableId="384529452">
+    <w:abstractNumId w:val="32"/>
+  </w:num>
+  <w:num w:numId="17" w16cid:durableId="1350133207">
+    <w:abstractNumId w:val="19"/>
+  </w:num>
+  <w:num w:numId="18" w16cid:durableId="1141653448">
+    <w:abstractNumId w:val="13"/>
+  </w:num>
+  <w:num w:numId="19" w16cid:durableId="798189611">
+    <w:abstractNumId w:val="9"/>
+  </w:num>
+  <w:num w:numId="20" w16cid:durableId="676226442">
+    <w:abstractNumId w:val="11"/>
+  </w:num>
+  <w:num w:numId="21" w16cid:durableId="2027823295">
+    <w:abstractNumId w:val="15"/>
+  </w:num>
+  <w:num w:numId="22" w16cid:durableId="1182085194">
+    <w:abstractNumId w:val="24"/>
+  </w:num>
+  <w:num w:numId="23" w16cid:durableId="1922593583">
+    <w:abstractNumId w:val="12"/>
+  </w:num>
+  <w:num w:numId="24" w16cid:durableId="1679309290">
     <w:abstractNumId w:val="7"/>
   </w:num>
-  <w:num w:numId="12" w16cid:durableId="16589321">
-    <w:abstractNumId w:val="13"/>
+  <w:num w:numId="25" w16cid:durableId="377165020">
+    <w:abstractNumId w:val="4"/>
   </w:num>
-  <w:num w:numId="13" w16cid:durableId="2056081120">
+  <w:num w:numId="26" w16cid:durableId="1130711141">
+    <w:abstractNumId w:val="34"/>
+  </w:num>
+  <w:num w:numId="27" w16cid:durableId="2031103722">
+    <w:abstractNumId w:val="8"/>
+  </w:num>
+  <w:num w:numId="28" w16cid:durableId="2102026078">
+    <w:abstractNumId w:val="2"/>
+  </w:num>
+  <w:num w:numId="29" w16cid:durableId="88434335">
+    <w:abstractNumId w:val="14"/>
+  </w:num>
+  <w:num w:numId="30" w16cid:durableId="1348675819">
     <w:abstractNumId w:val="3"/>
   </w:num>
-  <w:num w:numId="14" w16cid:durableId="1524243488">
-    <w:abstractNumId w:val="11"/>
+  <w:num w:numId="31" w16cid:durableId="1064253859">
+    <w:abstractNumId w:val="25"/>
   </w:num>
-  <w:num w:numId="15" w16cid:durableId="1338921088">
-    <w:abstractNumId w:val="2"/>
+  <w:num w:numId="32" w16cid:durableId="1640963636">
+    <w:abstractNumId w:val="29"/>
   </w:num>
-  <w:num w:numId="16" w16cid:durableId="384529452">
-    <w:abstractNumId w:val="17"/>
+  <w:num w:numId="33" w16cid:durableId="1048147788">
+    <w:abstractNumId w:val="23"/>
   </w:num>
-  <w:num w:numId="17" w16cid:durableId="1350133207">
-    <w:abstractNumId w:val="9"/>
+  <w:num w:numId="34" w16cid:durableId="1867013254">
+    <w:abstractNumId w:val="16"/>
   </w:num>
-  <w:num w:numId="18" w16cid:durableId="1141653448">
-    <w:abstractNumId w:val="6"/>
-  </w:num>
-  <w:num w:numId="19" w16cid:durableId="798189611">
-    <w:abstractNumId w:val="4"/>
+  <w:num w:numId="35" w16cid:durableId="51537592">
+    <w:abstractNumId w:val="30"/>
   </w:num>
 </w:numbering>
 </file>
